--- a/ove/public/docs/ove75-raschet.docx
+++ b/ove/public/docs/ove75-raschet.docx
@@ -19,7 +19,7 @@
         <w:rPr>
           <w:sz w:val="20"/>
         </w:rPr>
-        <w:t xml:space="preserve">АО «Кольская ГМК», комплекс «обжиг–выщелачивание–электроэкстракция» 75 000 т/год. Сборка 2026-08-14. К ТЗ на БИ v3.6 и ИД ч.1/ч.2.</w:t>
+        <w:t xml:space="preserve">АО «Кольская ГМК», комплекс «обжиг–выщелачивание–электроэкстракция» 75 000 т/год. Сборка 2026-08-15. К ТЗ на БИ v3.6 и ИД ч.1/ч.2.</w:t>
       </w:r>
     </w:p>
     <w:p>
@@ -37,7 +37,7 @@
           <w:b/>
           <w:sz w:val="21"/>
         </w:rPr>
-        <w:t xml:space="preserve">Итого: блоков 15, сверок 29 (сходится 24, в допуске 1, вопросов 4), находок для Гипроникеля 6.</w:t>
+        <w:t xml:space="preserve">Итого: блоков 18, сверок 33 (сходится 26, в допуске 2, вопросов 5), находок для Гипроникеля 10.</w:t>
       </w:r>
     </w:p>
     <w:p/>
@@ -155,6 +155,74 @@
         <w:t xml:space="preserve">Все электрохимические цифры ИД самосогласованы при η ≈ 92 %. Значение нужно зафиксировать как гарантийный параметр (влияет на удельный расход электроэнергии 1 942 кВт·ч/т).</w:t>
       </w:r>
     </w:p>
+    <w:p>
+      <w:r>
+        <w:rPr>
+          <w:b/>
+          <w:sz w:val="21"/>
+        </w:rPr>
+        <w:t xml:space="preserve">7. [ВАЖНО] «75 000 т/год» не обеспечены заявленным сырьём: доступно ~70,3 тыс. т (дефицит 6,3 %)</w:t>
+      </w:r>
+    </w:p>
+    <w:p>
+      <w:r>
+        <w:rPr>
+          <w:sz w:val="20"/>
+        </w:rPr>
+        <w:t xml:space="preserve">Сырьё ИД табл. 22 после вычета потерь и уходов Cu со смешанным купоросом даёт ≈70,3 тыс. т к катоду; расчётная производительность ИД ч.2 — 69,25 тыс. т. Гарантийную формулировку строить двумя строками: «мощность оборудования — 75 000 т/год; годовой выпуск при сырье по ИД табл. 22 — 69,3 тыс. т ±1 %». Спросить Заказчика, планируется ли дозагрузка сырьём сверх ИД.</w:t>
+      </w:r>
+    </w:p>
+    <w:p>
+      <w:r>
+        <w:rPr>
+          <w:b/>
+          <w:sz w:val="21"/>
+        </w:rPr>
+        <w:t xml:space="preserve">8. [ВАЖНО] Кислотная точка росы газов ≈221/209 °C — заложить требования к стенкам тракта (≥240 °C) и продувке при остановках</w:t>
+      </w:r>
+    </w:p>
+    <w:p>
+      <w:r>
+        <w:rPr>
+          <w:sz w:val="20"/>
+        </w:rPr>
+        <w:t xml:space="preserve">SO₃ 0,72 % даёт высокую точку росы. В БИ включить: тепловую изоляцию с контролем холодных мостов, обогрев бункеров ЭФ, регламент продувки при остановках, материал узлов подсосов. Это гарантийный фактор межремонтного пробега газового тракта.</w:t>
+      </w:r>
+    </w:p>
+    <w:p>
+      <w:r>
+        <w:rPr>
+          <w:b/>
+          <w:sz w:val="21"/>
+        </w:rPr>
+        <w:t xml:space="preserve">9. [уточнить] Запросить габарит печи КС (табл. 24/25 ИД) — наша оценка: под 47,7–59,7 м², Ø 7,8–8,7 м</w:t>
+      </w:r>
+    </w:p>
+    <w:p>
+      <w:r>
+        <w:rPr>
+          <w:sz w:val="20"/>
+        </w:rPr>
+        <w:t xml:space="preserve">Нужен для верификации напряжённости пода, скорости газа в свободном сечении (унос 19/29 %) и компоновки Цеха обжига.</w:t>
+      </w:r>
+    </w:p>
+    <w:p>
+      <w:r>
+        <w:rPr>
+          <w:b/>
+          <w:sz w:val="21"/>
+        </w:rPr>
+        <w:t xml:space="preserve">10. [ВАЖНО] Хлор в электролите 25–30 г/м³ — на пределе стойкости матриц 316L (кампания 6 лет под риском)</w:t>
+      </w:r>
+    </w:p>
+    <w:p>
+      <w:r>
+        <w:rPr>
+          <w:sz w:val="20"/>
+        </w:rPr>
+        <w:t xml:space="preserve">Практика EW: питтинг нержавеющих основ ускоряется при Cl⁻ выше ~25–30 мг/л. ИД задаёт фон 25–30 г/м³ и кампанию матриц 6 лет одновременно — гарантировать обе цифры сразу рискованно. Консервативно: кампания 6 лет гарантируется при Cl⁻ ≤25 г/м³ и регламенте промывки кромок; при 30 г/м³ — кампания «по фактическому состоянию». Зафиксировать в гарантийной рамке.</w:t>
+      </w:r>
+    </w:p>
     <w:p/>
     <w:p>
       <w:pPr>
@@ -165,7 +233,1023 @@
           <w:b/>
           <w:sz w:val="28"/>
         </w:rPr>
-        <w:t xml:space="preserve">2. Расчётные блоки и сверки</w:t>
+        <w:t xml:space="preserve">2. Гарантийная рамка — консервативные значения для ТКП и договора</w:t>
+      </w:r>
+    </w:p>
+    <w:p>
+      <w:r>
+        <w:rPr>
+          <w:i/>
+          <w:sz w:val="19"/>
+        </w:rPr>
+        <w:t xml:space="preserve">Правило: гарантируем границу с запасом к расчёту; условия — на сырьё и данные изготовителей; расчётные значения — справочные.</w:t>
+      </w:r>
+    </w:p>
+    <w:tbl>
+      <w:tblPr>
+        <w:tblW w:w="9638" w:type="dxa"/>
+        <w:tblBorders>
+          <w:top w:val="single" w:sz="4" w:color="C9C9C9"/>
+          <w:left w:val="single" w:sz="4" w:color="C9C9C9"/>
+          <w:bottom w:val="single" w:sz="4" w:color="C9C9C9"/>
+          <w:right w:val="single" w:sz="4" w:color="C9C9C9"/>
+          <w:insideH w:val="single" w:sz="4" w:color="C9C9C9"/>
+          <w:insideV w:val="single" w:sz="4" w:color="C9C9C9"/>
+        </w:tblBorders>
+        <w:tblLayout w:type="fixed"/>
+      </w:tblPr>
+      <w:tblGrid>
+        <w:gridCol w:w="2600"/>
+        <w:gridCol w:w="2900"/>
+        <w:gridCol w:w="2900"/>
+        <w:gridCol w:w="1238"/>
+      </w:tblGrid>
+      <w:tr>
+        <w:tc>
+          <w:tcPr>
+            <w:tcW w:w="2600" w:type="dxa"/>
+            <w:shd w:val="clear" w:fill="EFEFEF"/>
+          </w:tcPr>
+          <w:p>
+            <w:r>
+              <w:rPr>
+                <w:b/>
+                <w:sz w:val="19"/>
+              </w:rPr>
+              <w:t xml:space="preserve">Параметр</w:t>
+            </w:r>
+          </w:p>
+        </w:tc>
+        <w:tc>
+          <w:tcPr>
+            <w:tcW w:w="2900" w:type="dxa"/>
+            <w:shd w:val="clear" w:fill="EFEFEF"/>
+          </w:tcPr>
+          <w:p>
+            <w:r>
+              <w:rPr>
+                <w:b/>
+                <w:sz w:val="19"/>
+              </w:rPr>
+              <w:t xml:space="preserve">Расчёт / ИД</w:t>
+            </w:r>
+          </w:p>
+        </w:tc>
+        <w:tc>
+          <w:tcPr>
+            <w:tcW w:w="2900" w:type="dxa"/>
+            <w:shd w:val="clear" w:fill="EFEFEF"/>
+          </w:tcPr>
+          <w:p>
+            <w:r>
+              <w:rPr>
+                <w:b/>
+                <w:sz w:val="19"/>
+              </w:rPr>
+              <w:t xml:space="preserve">Гарантия (рекомендация)</w:t>
+            </w:r>
+          </w:p>
+        </w:tc>
+        <w:tc>
+          <w:tcPr>
+            <w:tcW w:w="1238" w:type="dxa"/>
+            <w:shd w:val="clear" w:fill="EFEFEF"/>
+          </w:tcPr>
+          <w:p>
+            <w:r>
+              <w:rPr>
+                <w:b/>
+                <w:sz w:val="19"/>
+              </w:rPr>
+              <w:t xml:space="preserve">Базис</w:t>
+            </w:r>
+          </w:p>
+        </w:tc>
+      </w:tr>
+      <w:tr>
+        <w:tc>
+          <w:tcPr>
+            <w:tcW w:w="2600" w:type="dxa"/>
+          </w:tcPr>
+          <w:p>
+            <w:r>
+              <w:rPr>
+                <w:b/>
+                <w:sz w:val="19"/>
+              </w:rPr>
+              <w:t xml:space="preserve">Производительность</w:t>
+            </w:r>
+          </w:p>
+        </w:tc>
+        <w:tc>
+          <w:tcPr>
+            <w:tcW w:w="2900" w:type="dxa"/>
+          </w:tcPr>
+          <w:p>
+            <w:r>
+              <w:rPr>
+                <w:sz w:val="19"/>
+              </w:rPr>
+              <w:t xml:space="preserve">мощность 75 000 т/год (280 А/м² → 76,7); сырьё ИД → 69,25 тыс. т</w:t>
+            </w:r>
+          </w:p>
+        </w:tc>
+        <w:tc>
+          <w:tcPr>
+            <w:tcW w:w="2900" w:type="dxa"/>
+          </w:tcPr>
+          <w:p>
+            <w:r>
+              <w:rPr>
+                <w:b/>
+                <w:color w:val="8B0000"/>
+                <w:sz w:val="19"/>
+              </w:rPr>
+              <w:t xml:space="preserve">мощность оборудования 75 000 т/год; годовой выпуск при сырье ИД табл. 22 — 69 300 т ±1 %</w:t>
+            </w:r>
+          </w:p>
+        </w:tc>
+        <w:tc>
+          <w:tcPr>
+            <w:tcW w:w="1238" w:type="dxa"/>
+          </w:tcPr>
+          <w:p>
+            <w:r>
+              <w:rPr>
+                <w:sz w:val="18"/>
+              </w:rPr>
+              <w:t xml:space="preserve">X-CU; разделить мощность и выпуск (F-CAP)</w:t>
+            </w:r>
+          </w:p>
+        </w:tc>
+      </w:tr>
+      <w:tr>
+        <w:tc>
+          <w:tcPr>
+            <w:tcW w:w="2600" w:type="dxa"/>
+          </w:tcPr>
+          <w:p>
+            <w:r>
+              <w:rPr>
+                <w:b/>
+                <w:sz w:val="19"/>
+              </w:rPr>
+              <w:t xml:space="preserve">Качество катодов</w:t>
+            </w:r>
+          </w:p>
+        </w:tc>
+        <w:tc>
+          <w:tcPr>
+            <w:tcW w:w="2900" w:type="dxa"/>
+          </w:tcPr>
+          <w:p>
+            <w:r>
+              <w:rPr>
+                <w:sz w:val="19"/>
+              </w:rPr>
+              <w:t xml:space="preserve">М00к, примеси с запасом (S 0,0006 %, Pb 0,00004 %)</w:t>
+            </w:r>
+          </w:p>
+        </w:tc>
+        <w:tc>
+          <w:tcPr>
+            <w:tcW w:w="2900" w:type="dxa"/>
+          </w:tcPr>
+          <w:p>
+            <w:r>
+              <w:rPr>
+                <w:b/>
+                <w:color w:val="8B0000"/>
+                <w:sz w:val="19"/>
+              </w:rPr>
+              <w:t xml:space="preserve">М00к по ГОСТ 859-2014 ПРИ порогах примесей богатого раствора по ИД табл. 1.1/5.8 (условная гарантия на сырьё)</w:t>
+            </w:r>
+          </w:p>
+        </w:tc>
+        <w:tc>
+          <w:tcPr>
+            <w:tcW w:w="1238" w:type="dxa"/>
+          </w:tcPr>
+          <w:p>
+            <w:r>
+              <w:rPr>
+                <w:sz w:val="18"/>
+              </w:rPr>
+              <w:t xml:space="preserve">качество катода не может гарантироваться безусловно при чужом сырье</w:t>
+            </w:r>
+          </w:p>
+        </w:tc>
+      </w:tr>
+      <w:tr>
+        <w:tc>
+          <w:tcPr>
+            <w:tcW w:w="2600" w:type="dxa"/>
+          </w:tcPr>
+          <w:p>
+            <w:r>
+              <w:rPr>
+                <w:b/>
+                <w:sz w:val="19"/>
+              </w:rPr>
+              <w:t xml:space="preserve">Удельный расход электроэнергии ЭЭ</w:t>
+            </w:r>
+          </w:p>
+        </w:tc>
+        <w:tc>
+          <w:tcPr>
+            <w:tcW w:w="2900" w:type="dxa"/>
+          </w:tcPr>
+          <w:p>
+            <w:r>
+              <w:rPr>
+                <w:sz w:val="19"/>
+              </w:rPr>
+              <w:t xml:space="preserve">1 942 кВт·ч/т (расчёт при η=92 %)</w:t>
+            </w:r>
+          </w:p>
+        </w:tc>
+        <w:tc>
+          <w:tcPr>
+            <w:tcW w:w="2900" w:type="dxa"/>
+          </w:tcPr>
+          <w:p>
+            <w:r>
+              <w:rPr>
+                <w:b/>
+                <w:color w:val="8B0000"/>
+                <w:sz w:val="19"/>
+              </w:rPr>
+              <w:t xml:space="preserve">≤2 050 кВт·ч/т</w:t>
+            </w:r>
+          </w:p>
+        </w:tc>
+        <w:tc>
+          <w:tcPr>
+            <w:tcW w:w="1238" w:type="dxa"/>
+          </w:tcPr>
+          <w:p>
+            <w:r>
+              <w:rPr>
+                <w:sz w:val="18"/>
+              </w:rPr>
+              <w:t xml:space="preserve">+5,5 % на старение анодов, рост КЗ, зимний режим</w:t>
+            </w:r>
+          </w:p>
+        </w:tc>
+      </w:tr>
+      <w:tr>
+        <w:tc>
+          <w:tcPr>
+            <w:tcW w:w="2600" w:type="dxa"/>
+          </w:tcPr>
+          <w:p>
+            <w:r>
+              <w:rPr>
+                <w:b/>
+                <w:sz w:val="19"/>
+              </w:rPr>
+              <w:t xml:space="preserve">Выход по току</w:t>
+            </w:r>
+          </w:p>
+        </w:tc>
+        <w:tc>
+          <w:tcPr>
+            <w:tcW w:w="2900" w:type="dxa"/>
+          </w:tcPr>
+          <w:p>
+            <w:r>
+              <w:rPr>
+                <w:sz w:val="19"/>
+              </w:rPr>
+              <w:t xml:space="preserve">≈92 % (самосогласование ИД)</w:t>
+            </w:r>
+          </w:p>
+        </w:tc>
+        <w:tc>
+          <w:tcPr>
+            <w:tcW w:w="2900" w:type="dxa"/>
+          </w:tcPr>
+          <w:p>
+            <w:r>
+              <w:rPr>
+                <w:b/>
+                <w:color w:val="8B0000"/>
+                <w:sz w:val="19"/>
+              </w:rPr>
+              <w:t xml:space="preserve">≥90 %</w:t>
+            </w:r>
+          </w:p>
+        </w:tc>
+        <w:tc>
+          <w:tcPr>
+            <w:tcW w:w="1238" w:type="dxa"/>
+          </w:tcPr>
+          <w:p>
+            <w:r>
+              <w:rPr>
+                <w:sz w:val="18"/>
+              </w:rPr>
+              <w:t xml:space="preserve">F-ETA: значение в ИД не зафиксировано</w:t>
+            </w:r>
+          </w:p>
+        </w:tc>
+      </w:tr>
+      <w:tr>
+        <w:tc>
+          <w:tcPr>
+            <w:tcW w:w="2600" w:type="dxa"/>
+          </w:tcPr>
+          <w:p>
+            <w:r>
+              <w:rPr>
+                <w:b/>
+                <w:sz w:val="19"/>
+              </w:rPr>
+              <w:t xml:space="preserve">Сера в огарке</w:t>
+            </w:r>
+          </w:p>
+        </w:tc>
+        <w:tc>
+          <w:tcPr>
+            <w:tcW w:w="2900" w:type="dxa"/>
+          </w:tcPr>
+          <w:p>
+            <w:r>
+              <w:rPr>
+                <w:sz w:val="19"/>
+              </w:rPr>
+              <w:t xml:space="preserve">0,051 % (расчёт ИД)</w:t>
+            </w:r>
+          </w:p>
+        </w:tc>
+        <w:tc>
+          <w:tcPr>
+            <w:tcW w:w="2900" w:type="dxa"/>
+          </w:tcPr>
+          <w:p>
+            <w:r>
+              <w:rPr>
+                <w:b/>
+                <w:color w:val="8B0000"/>
+                <w:sz w:val="19"/>
+              </w:rPr>
+              <w:t xml:space="preserve">≤0,10 %</w:t>
+            </w:r>
+          </w:p>
+        </w:tc>
+        <w:tc>
+          <w:tcPr>
+            <w:tcW w:w="1238" w:type="dxa"/>
+          </w:tcPr>
+          <w:p>
+            <w:r>
+              <w:rPr>
+                <w:sz w:val="18"/>
+              </w:rPr>
+              <w:t xml:space="preserve">граница самого ТЗ; запас ×2 к расчёту</w:t>
+            </w:r>
+          </w:p>
+        </w:tc>
+      </w:tr>
+      <w:tr>
+        <w:tc>
+          <w:tcPr>
+            <w:tcW w:w="2600" w:type="dxa"/>
+          </w:tcPr>
+          <w:p>
+            <w:r>
+              <w:rPr>
+                <w:b/>
+                <w:sz w:val="19"/>
+              </w:rPr>
+              <w:t xml:space="preserve">Запылённость газа на СКЦ</w:t>
+            </w:r>
+          </w:p>
+        </w:tc>
+        <w:tc>
+          <w:tcPr>
+            <w:tcW w:w="2900" w:type="dxa"/>
+          </w:tcPr>
+          <w:p>
+            <w:r>
+              <w:rPr>
+                <w:sz w:val="19"/>
+              </w:rPr>
+              <w:t xml:space="preserve">0,1 г/нм³ при η_ЭФ 99,69 %</w:t>
+            </w:r>
+          </w:p>
+        </w:tc>
+        <w:tc>
+          <w:tcPr>
+            <w:tcW w:w="2900" w:type="dxa"/>
+          </w:tcPr>
+          <w:p>
+            <w:r>
+              <w:rPr>
+                <w:b/>
+                <w:color w:val="8B0000"/>
+                <w:sz w:val="19"/>
+              </w:rPr>
+              <w:t xml:space="preserve">≤0,1 г/нм³ при гарантии изготовителя ЭФ ≥96 %</w:t>
+            </w:r>
+          </w:p>
+        </w:tc>
+        <w:tc>
+          <w:tcPr>
+            <w:tcW w:w="1238" w:type="dxa"/>
+          </w:tcPr>
+          <w:p>
+            <w:r>
+              <w:rPr>
+                <w:sz w:val="18"/>
+              </w:rPr>
+              <w:t xml:space="preserve">перенос финальной гарантии на vendor data (D-09)</w:t>
+            </w:r>
+          </w:p>
+        </w:tc>
+      </w:tr>
+      <w:tr>
+        <w:tc>
+          <w:tcPr>
+            <w:tcW w:w="2600" w:type="dxa"/>
+          </w:tcPr>
+          <w:p>
+            <w:r>
+              <w:rPr>
+                <w:b/>
+                <w:sz w:val="19"/>
+              </w:rPr>
+              <w:t xml:space="preserve">SO₂ на СКЦ</w:t>
+            </w:r>
+          </w:p>
+        </w:tc>
+        <w:tc>
+          <w:tcPr>
+            <w:tcW w:w="2900" w:type="dxa"/>
+          </w:tcPr>
+          <w:p>
+            <w:r>
+              <w:rPr>
+                <w:sz w:val="19"/>
+              </w:rPr>
+              <w:t xml:space="preserve">15,59 / 9,49 % (осн./вспом.)</w:t>
+            </w:r>
+          </w:p>
+        </w:tc>
+        <w:tc>
+          <w:tcPr>
+            <w:tcW w:w="2900" w:type="dxa"/>
+          </w:tcPr>
+          <w:p>
+            <w:r>
+              <w:rPr>
+                <w:b/>
+                <w:color w:val="8B0000"/>
+                <w:sz w:val="19"/>
+              </w:rPr>
+              <w:t xml:space="preserve">диапазон 9–16 % по режимам; стабильность ±1,5 % абс. за 15 мин — контуром АСУ</w:t>
+            </w:r>
+          </w:p>
+        </w:tc>
+        <w:tc>
+          <w:tcPr>
+            <w:tcW w:w="1238" w:type="dxa"/>
+          </w:tcPr>
+          <w:p>
+            <w:r>
+              <w:rPr>
+                <w:sz w:val="18"/>
+              </w:rPr>
+              <w:t xml:space="preserve">СКЦ важнее стабильность, чем абсолют; гарантия при составе шихты по ИД</w:t>
+            </w:r>
+          </w:p>
+        </w:tc>
+      </w:tr>
+      <w:tr>
+        <w:tc>
+          <w:tcPr>
+            <w:tcW w:w="2600" w:type="dxa"/>
+          </w:tcPr>
+          <w:p>
+            <w:r>
+              <w:rPr>
+                <w:b/>
+                <w:sz w:val="19"/>
+              </w:rPr>
+              <w:t xml:space="preserve">Пар КУ</w:t>
+            </w:r>
+          </w:p>
+        </w:tc>
+        <w:tc>
+          <w:tcPr>
+            <w:tcW w:w="2900" w:type="dxa"/>
+          </w:tcPr>
+          <w:p>
+            <w:r>
+              <w:rPr>
+                <w:sz w:val="19"/>
+              </w:rPr>
+              <w:t xml:space="preserve">4,10 / 6,48 т/ч (энтальпийно сходится)</w:t>
+            </w:r>
+          </w:p>
+        </w:tc>
+        <w:tc>
+          <w:tcPr>
+            <w:tcW w:w="2900" w:type="dxa"/>
+          </w:tcPr>
+          <w:p>
+            <w:r>
+              <w:rPr>
+                <w:b/>
+                <w:color w:val="8B0000"/>
+                <w:sz w:val="19"/>
+              </w:rPr>
+              <w:t xml:space="preserve">справочно 4,1/6,5 т/ч; жёсткая гарантия ≥3,6 т/ч (осн.) — только после подтверждения теплового расчёта</w:t>
+            </w:r>
+          </w:p>
+        </w:tc>
+        <w:tc>
+          <w:tcPr>
+            <w:tcW w:w="1238" w:type="dxa"/>
+          </w:tcPr>
+          <w:p>
+            <w:r>
+              <w:rPr>
+                <w:sz w:val="18"/>
+              </w:rPr>
+              <w:t xml:space="preserve">F-HEAT: тепловой эффект под вопросом (наша оценка +20 %)</w:t>
+            </w:r>
+          </w:p>
+        </w:tc>
+      </w:tr>
+      <w:tr>
+        <w:tc>
+          <w:tcPr>
+            <w:tcW w:w="2600" w:type="dxa"/>
+          </w:tcPr>
+          <w:p>
+            <w:r>
+              <w:rPr>
+                <w:b/>
+                <w:sz w:val="19"/>
+              </w:rPr>
+              <w:t xml:space="preserve">Мазут М-100</w:t>
+            </w:r>
+          </w:p>
+        </w:tc>
+        <w:tc>
+          <w:tcPr>
+            <w:tcW w:w="2900" w:type="dxa"/>
+          </w:tcPr>
+          <w:p>
+            <w:r>
+              <w:rPr>
+                <w:sz w:val="19"/>
+              </w:rPr>
+              <w:t xml:space="preserve">468 / 2 844 т/год</w:t>
+            </w:r>
+          </w:p>
+        </w:tc>
+        <w:tc>
+          <w:tcPr>
+            <w:tcW w:w="2900" w:type="dxa"/>
+          </w:tcPr>
+          <w:p>
+            <w:r>
+              <w:rPr>
+                <w:b/>
+                <w:color w:val="8B0000"/>
+                <w:sz w:val="19"/>
+              </w:rPr>
+              <w:t xml:space="preserve">≤520 (осн.) / ≤3 100 (вспом.) т/год</w:t>
+            </w:r>
+          </w:p>
+        </w:tc>
+        <w:tc>
+          <w:tcPr>
+            <w:tcW w:w="1238" w:type="dxa"/>
+          </w:tcPr>
+          <w:p>
+            <w:r>
+              <w:rPr>
+                <w:sz w:val="18"/>
+              </w:rPr>
+              <w:t xml:space="preserve">+11/9 % на пусковые</w:t>
+            </w:r>
+          </w:p>
+        </w:tc>
+      </w:tr>
+      <w:tr>
+        <w:tc>
+          <w:tcPr>
+            <w:tcW w:w="2600" w:type="dxa"/>
+          </w:tcPr>
+          <w:p>
+            <w:r>
+              <w:rPr>
+                <w:b/>
+                <w:sz w:val="19"/>
+              </w:rPr>
+              <w:t xml:space="preserve">Кислород технический</w:t>
+            </w:r>
+          </w:p>
+        </w:tc>
+        <w:tc>
+          <w:tcPr>
+            <w:tcW w:w="2900" w:type="dxa"/>
+          </w:tcPr>
+          <w:p>
+            <w:r>
+              <w:rPr>
+                <w:sz w:val="19"/>
+              </w:rPr>
+              <w:t xml:space="preserve">520,9 нм³/т (норма ИД)</w:t>
+            </w:r>
+          </w:p>
+        </w:tc>
+        <w:tc>
+          <w:tcPr>
+            <w:tcW w:w="2900" w:type="dxa"/>
+          </w:tcPr>
+          <w:p>
+            <w:r>
+              <w:rPr>
+                <w:b/>
+                <w:color w:val="8B0000"/>
+                <w:sz w:val="19"/>
+              </w:rPr>
+              <w:t xml:space="preserve">≤560 нм³/т</w:t>
+            </w:r>
+          </w:p>
+        </w:tc>
+        <w:tc>
+          <w:tcPr>
+            <w:tcW w:w="1238" w:type="dxa"/>
+          </w:tcPr>
+          <w:p>
+            <w:r>
+              <w:rPr>
+                <w:sz w:val="18"/>
+              </w:rPr>
+              <w:t xml:space="preserve">F-O2: базис нормы не подтверждён (+7,5 % запас)</w:t>
+            </w:r>
+          </w:p>
+        </w:tc>
+      </w:tr>
+      <w:tr>
+        <w:tc>
+          <w:tcPr>
+            <w:tcW w:w="2600" w:type="dxa"/>
+          </w:tcPr>
+          <w:p>
+            <w:r>
+              <w:rPr>
+                <w:b/>
+                <w:sz w:val="19"/>
+              </w:rPr>
+              <w:t xml:space="preserve">Температуры газового тракта</w:t>
+            </w:r>
+          </w:p>
+        </w:tc>
+        <w:tc>
+          <w:tcPr>
+            <w:tcW w:w="2900" w:type="dxa"/>
+          </w:tcPr>
+          <w:p>
+            <w:r>
+              <w:rPr>
+                <w:sz w:val="19"/>
+              </w:rPr>
+              <w:t xml:space="preserve">точка росы 221/209 °C</w:t>
+            </w:r>
+          </w:p>
+        </w:tc>
+        <w:tc>
+          <w:tcPr>
+            <w:tcW w:w="2900" w:type="dxa"/>
+          </w:tcPr>
+          <w:p>
+            <w:r>
+              <w:rPr>
+                <w:b/>
+                <w:color w:val="8B0000"/>
+                <w:sz w:val="19"/>
+              </w:rPr>
+              <w:t xml:space="preserve">газ на СКЦ 387 ±15 °C; стенки тракта ≥240 °C; продувка при остановках</w:t>
+            </w:r>
+          </w:p>
+        </w:tc>
+        <w:tc>
+          <w:tcPr>
+            <w:tcW w:w="1238" w:type="dxa"/>
+          </w:tcPr>
+          <w:p>
+            <w:r>
+              <w:rPr>
+                <w:sz w:val="18"/>
+              </w:rPr>
+              <w:t xml:space="preserve">L1-DEW / F-DEW</w:t>
+            </w:r>
+          </w:p>
+        </w:tc>
+      </w:tr>
+      <w:tr>
+        <w:tc>
+          <w:tcPr>
+            <w:tcW w:w="2600" w:type="dxa"/>
+          </w:tcPr>
+          <w:p>
+            <w:r>
+              <w:rPr>
+                <w:b/>
+                <w:sz w:val="19"/>
+              </w:rPr>
+              <w:t xml:space="preserve">Медный купорос</w:t>
+            </w:r>
+          </w:p>
+        </w:tc>
+        <w:tc>
+          <w:tcPr>
+            <w:tcW w:w="2900" w:type="dxa"/>
+          </w:tcPr>
+          <w:p>
+            <w:r>
+              <w:rPr>
+                <w:sz w:val="19"/>
+              </w:rPr>
+              <w:t xml:space="preserve">25,7 % Cu (выше стехиометрии пентагидрата)</w:t>
+            </w:r>
+          </w:p>
+        </w:tc>
+        <w:tc>
+          <w:tcPr>
+            <w:tcW w:w="2900" w:type="dxa"/>
+          </w:tcPr>
+          <w:p>
+            <w:r>
+              <w:rPr>
+                <w:b/>
+                <w:color w:val="8B0000"/>
+                <w:sz w:val="19"/>
+              </w:rPr>
+              <w:t xml:space="preserve">Cu ≥25,0 % (сухой), влажность ≤6 %, крупность ≤2 мм</w:t>
+            </w:r>
+          </w:p>
+        </w:tc>
+        <w:tc>
+          <w:tcPr>
+            <w:tcW w:w="1238" w:type="dxa"/>
+          </w:tcPr>
+          <w:p>
+            <w:r>
+              <w:rPr>
+                <w:sz w:val="18"/>
+              </w:rPr>
+              <w:t xml:space="preserve">F-KUPOROS: базис 25,7 % не подтверждён — гарантируем достижимое</w:t>
+            </w:r>
+          </w:p>
+        </w:tc>
+      </w:tr>
+      <w:tr>
+        <w:tc>
+          <w:tcPr>
+            <w:tcW w:w="2600" w:type="dxa"/>
+          </w:tcPr>
+          <w:p>
+            <w:r>
+              <w:rPr>
+                <w:b/>
+                <w:sz w:val="19"/>
+              </w:rPr>
+              <w:t xml:space="preserve">Кампания матриц / анодов</w:t>
+            </w:r>
+          </w:p>
+        </w:tc>
+        <w:tc>
+          <w:tcPr>
+            <w:tcW w:w="2900" w:type="dxa"/>
+          </w:tcPr>
+          <w:p>
+            <w:r>
+              <w:rPr>
+                <w:sz w:val="19"/>
+              </w:rPr>
+              <w:t xml:space="preserve">6 лет / 5–7 лет при Cl 25–30 г/м³</w:t>
+            </w:r>
+          </w:p>
+        </w:tc>
+        <w:tc>
+          <w:tcPr>
+            <w:tcW w:w="2900" w:type="dxa"/>
+          </w:tcPr>
+          <w:p>
+            <w:r>
+              <w:rPr>
+                <w:b/>
+                <w:color w:val="8B0000"/>
+                <w:sz w:val="19"/>
+              </w:rPr>
+              <w:t xml:space="preserve">матрицы 6 лет при Cl⁻ ≤25 г/м³ и регламенте промывки; аноды 5 лет</w:t>
+            </w:r>
+          </w:p>
+        </w:tc>
+        <w:tc>
+          <w:tcPr>
+            <w:tcW w:w="1238" w:type="dxa"/>
+          </w:tcPr>
+          <w:p>
+            <w:r>
+              <w:rPr>
+                <w:sz w:val="18"/>
+              </w:rPr>
+              <w:t xml:space="preserve">F-CL: хлор на пределе для 316L</w:t>
+            </w:r>
+          </w:p>
+        </w:tc>
+      </w:tr>
+      <w:tr>
+        <w:tc>
+          <w:tcPr>
+            <w:tcW w:w="2600" w:type="dxa"/>
+          </w:tcPr>
+          <w:p>
+            <w:r>
+              <w:rPr>
+                <w:b/>
+                <w:sz w:val="19"/>
+              </w:rPr>
+              <w:t xml:space="preserve">КИО ванн</w:t>
+            </w:r>
+          </w:p>
+        </w:tc>
+        <w:tc>
+          <w:tcPr>
+            <w:tcW w:w="2900" w:type="dxa"/>
+          </w:tcPr>
+          <w:p>
+            <w:r>
+              <w:rPr>
+                <w:sz w:val="19"/>
+              </w:rPr>
+              <w:t xml:space="preserve">98 % (чистка ≤1 раз/год)</w:t>
+            </w:r>
+          </w:p>
+        </w:tc>
+        <w:tc>
+          <w:tcPr>
+            <w:tcW w:w="2900" w:type="dxa"/>
+          </w:tcPr>
+          <w:p>
+            <w:r>
+              <w:rPr>
+                <w:b/>
+                <w:color w:val="8B0000"/>
+                <w:sz w:val="19"/>
+              </w:rPr>
+              <w:t xml:space="preserve">≥97 %</w:t>
+            </w:r>
+          </w:p>
+        </w:tc>
+        <w:tc>
+          <w:tcPr>
+            <w:tcW w:w="1238" w:type="dxa"/>
+          </w:tcPr>
+          <w:p>
+            <w:r>
+              <w:rPr>
+                <w:sz w:val="18"/>
+              </w:rPr>
+              <w:t xml:space="preserve">запас на первый год освоения</w:t>
+            </w:r>
+          </w:p>
+        </w:tc>
+      </w:tr>
+      <w:tr>
+        <w:tc>
+          <w:tcPr>
+            <w:tcW w:w="2600" w:type="dxa"/>
+          </w:tcPr>
+          <w:p>
+            <w:r>
+              <w:rPr>
+                <w:b/>
+                <w:sz w:val="19"/>
+              </w:rPr>
+              <w:t xml:space="preserve">Электропотребление лота 1</w:t>
+            </w:r>
+          </w:p>
+        </w:tc>
+        <w:tc>
+          <w:tcPr>
+            <w:tcW w:w="2900" w:type="dxa"/>
+          </w:tcPr>
+          <w:p>
+            <w:r>
+              <w:rPr>
+                <w:sz w:val="19"/>
+              </w:rPr>
+              <w:t xml:space="preserve">7,6 млн кВт·ч/год с досчётом (ИД: 4,95)</w:t>
+            </w:r>
+          </w:p>
+        </w:tc>
+        <w:tc>
+          <w:tcPr>
+            <w:tcW w:w="2900" w:type="dxa"/>
+          </w:tcPr>
+          <w:p>
+            <w:r>
+              <w:rPr>
+                <w:b/>
+                <w:color w:val="8B0000"/>
+                <w:sz w:val="19"/>
+              </w:rPr>
+              <w:t xml:space="preserve">закладывать в ТЭП 7,6 млн кВт·ч/год; в ТУ — среднюю 1,0 МВт</w:t>
+            </w:r>
+          </w:p>
+        </w:tc>
+        <w:tc>
+          <w:tcPr>
+            <w:tcW w:w="1238" w:type="dxa"/>
+          </w:tcPr>
+          <w:p>
+            <w:r>
+              <w:rPr>
+                <w:sz w:val="18"/>
+              </w:rPr>
+              <w:t xml:space="preserve">F-EL1: воздуходувка/вакуум/аспирация не нормированы в ИД</w:t>
+            </w:r>
+          </w:p>
+        </w:tc>
+      </w:tr>
+      <w:tr>
+        <w:tc>
+          <w:tcPr>
+            <w:tcW w:w="2600" w:type="dxa"/>
+          </w:tcPr>
+          <w:p>
+            <w:r>
+              <w:rPr>
+                <w:b/>
+                <w:sz w:val="19"/>
+              </w:rPr>
+              <w:t xml:space="preserve">АСУТП</w:t>
+            </w:r>
+          </w:p>
+        </w:tc>
+        <w:tc>
+          <w:tcPr>
+            <w:tcW w:w="2900" w:type="dxa"/>
+          </w:tcPr>
+          <w:p>
+            <w:r>
+              <w:rPr>
+                <w:sz w:val="19"/>
+              </w:rPr>
+              <w:t xml:space="preserve">1,7–2,4 тыс. сигналов</w:t>
+            </w:r>
+          </w:p>
+        </w:tc>
+        <w:tc>
+          <w:tcPr>
+            <w:tcW w:w="2900" w:type="dxa"/>
+          </w:tcPr>
+          <w:p>
+            <w:r>
+              <w:rPr>
+                <w:b/>
+                <w:color w:val="8B0000"/>
+                <w:sz w:val="19"/>
+              </w:rPr>
+              <w:t xml:space="preserve">запас модулей в/в ≥30 %, резерв контроллеров ≥20 %</w:t>
+            </w:r>
+          </w:p>
+        </w:tc>
+        <w:tc>
+          <w:tcPr>
+            <w:tcW w:w="1238" w:type="dxa"/>
+          </w:tcPr>
+          <w:p>
+            <w:r>
+              <w:rPr>
+                <w:sz w:val="18"/>
+              </w:rPr>
+              <w:t xml:space="preserve">Прил. №5 и Методика ЕТТ — их же требования, фиксируем как гарантию</w:t>
+            </w:r>
+          </w:p>
+        </w:tc>
+      </w:tr>
+    </w:tbl>
+    <w:p/>
+    <w:p>
+      <w:pPr>
+        <w:pStyle w:val="Heading1"/>
+      </w:pPr>
+      <w:r>
+        <w:rPr>
+          <w:b/>
+          <w:sz w:val="28"/>
+        </w:rPr>
+        <w:t xml:space="preserve">3. Расчётные блоки и сверки</w:t>
       </w:r>
     </w:p>
     <w:p>
@@ -4851,6 +5935,810 @@
       </w:r>
       <w:r>
         <w:t xml:space="preserve">Порядок 1,7–2,4 тыс. сигналов задаёт состав КТС (контроллеры, станции в/в, серверы SCADA) и бюджет АСУ в Class 3 оценке. Детальный I/O list — этап ДИ (позиция A-10 вкладки «Состав БИ»).</w:t>
+      </w:r>
+    </w:p>
+    <w:p/>
+    <w:p>
+      <w:pPr>
+        <w:pStyle w:val="Heading2"/>
+      </w:pPr>
+      <w:r>
+        <w:rPr>
+          <w:b/>
+          <w:sz w:val="26"/>
+        </w:rPr>
+        <w:t xml:space="preserve">X-CU · Сквозной баланс меди: сырьё лота 1 → катодная медь лота 3 (Комплекс)</w:t>
+      </w:r>
+    </w:p>
+    <w:p>
+      <w:r>
+        <w:rPr>
+          <w:b/>
+        </w:rPr>
+        <w:t xml:space="preserve">Входные данные: </w:t>
+      </w:r>
+      <w:r>
+        <w:rPr>
+          <w:sz w:val="19"/>
+        </w:rPr>
+        <w:t xml:space="preserve">Приход Cu в шихту: 71 264,3 т/год (наш L1-MET) [расчёт КВАНТ по ИД табл. 22] · Уходы мимо катода: потери 0,47 % · смешанный купорос (9,79 % Cu → NNH) · маточник-2 (в ЦЭН) [ИД табл. 22; ТЗ п. 4.2; ИД ч.2 п. 1.4.2.2] · Расчётная катодная ИД ч.2: 8 066,1 кг/ч × 8 584,8 ч = 69 246 т/год [ИД ч.2 табл. 4.2]</w:t>
+      </w:r>
+    </w:p>
+    <w:p>
+      <w:r>
+        <w:rPr>
+          <w:b/>
+          <w:sz w:val="20"/>
+        </w:rPr>
+        <w:t xml:space="preserve">Доступно к катоду:  </w:t>
+      </w:r>
+      <w:r>
+        <w:rPr>
+          <w:sz w:val="20"/>
+        </w:rPr>
+        <w:t xml:space="preserve">71 264,3 − 334,7 − 651,8 − 26,1 = 70 251,7 т/год</w:t>
+      </w:r>
+    </w:p>
+    <w:p>
+      <w:r>
+        <w:rPr>
+          <w:b/>
+          <w:sz w:val="20"/>
+        </w:rPr>
+        <w:t xml:space="preserve">Дефицит к «75 000 т/год»:  </w:t>
+      </w:r>
+      <w:r>
+        <w:rPr>
+          <w:sz w:val="20"/>
+        </w:rPr>
+        <w:t xml:space="preserve">75 000 − 70 251,7 = 4 748,3 т (6,3 %)</w:t>
+      </w:r>
+    </w:p>
+    <w:tbl>
+      <w:tblPr>
+        <w:tblW w:w="9638" w:type="dxa"/>
+        <w:tblBorders>
+          <w:top w:val="single" w:sz="4" w:color="C9C9C9"/>
+          <w:left w:val="single" w:sz="4" w:color="C9C9C9"/>
+          <w:bottom w:val="single" w:sz="4" w:color="C9C9C9"/>
+          <w:right w:val="single" w:sz="4" w:color="C9C9C9"/>
+          <w:insideH w:val="single" w:sz="4" w:color="C9C9C9"/>
+          <w:insideV w:val="single" w:sz="4" w:color="C9C9C9"/>
+        </w:tblBorders>
+        <w:tblLayout w:type="fixed"/>
+      </w:tblPr>
+      <w:tblGrid>
+        <w:gridCol w:w="4000"/>
+        <w:gridCol w:w="1500"/>
+        <w:gridCol w:w="1500"/>
+        <w:gridCol w:w="1100"/>
+        <w:gridCol w:w="1538"/>
+      </w:tblGrid>
+      <w:tr>
+        <w:tc>
+          <w:tcPr>
+            <w:tcW w:w="4000" w:type="dxa"/>
+            <w:shd w:val="clear" w:fill="EFEFEF"/>
+          </w:tcPr>
+          <w:p>
+            <w:r>
+              <w:rPr>
+                <w:b/>
+                <w:sz w:val="19"/>
+              </w:rPr>
+              <w:t xml:space="preserve">Проверка</w:t>
+            </w:r>
+          </w:p>
+        </w:tc>
+        <w:tc>
+          <w:tcPr>
+            <w:tcW w:w="1500" w:type="dxa"/>
+            <w:shd w:val="clear" w:fill="EFEFEF"/>
+          </w:tcPr>
+          <w:p>
+            <w:r>
+              <w:rPr>
+                <w:b/>
+                <w:sz w:val="19"/>
+              </w:rPr>
+              <w:t xml:space="preserve">Наш расчёт</w:t>
+            </w:r>
+          </w:p>
+        </w:tc>
+        <w:tc>
+          <w:tcPr>
+            <w:tcW w:w="1500" w:type="dxa"/>
+            <w:shd w:val="clear" w:fill="EFEFEF"/>
+          </w:tcPr>
+          <w:p>
+            <w:r>
+              <w:rPr>
+                <w:b/>
+                <w:sz w:val="19"/>
+              </w:rPr>
+              <w:t xml:space="preserve">ИД</w:t>
+            </w:r>
+          </w:p>
+        </w:tc>
+        <w:tc>
+          <w:tcPr>
+            <w:tcW w:w="1100" w:type="dxa"/>
+            <w:shd w:val="clear" w:fill="EFEFEF"/>
+          </w:tcPr>
+          <w:p>
+            <w:r>
+              <w:rPr>
+                <w:b/>
+                <w:sz w:val="19"/>
+              </w:rPr>
+              <w:t xml:space="preserve">Δ, %</w:t>
+            </w:r>
+          </w:p>
+        </w:tc>
+        <w:tc>
+          <w:tcPr>
+            <w:tcW w:w="1538" w:type="dxa"/>
+            <w:shd w:val="clear" w:fill="EFEFEF"/>
+          </w:tcPr>
+          <w:p>
+            <w:r>
+              <w:rPr>
+                <w:b/>
+                <w:sz w:val="19"/>
+              </w:rPr>
+              <w:t xml:space="preserve">Вердикт</w:t>
+            </w:r>
+          </w:p>
+        </w:tc>
+      </w:tr>
+      <w:tr>
+        <w:tc>
+          <w:tcPr>
+            <w:tcW w:w="4000" w:type="dxa"/>
+          </w:tcPr>
+          <w:p>
+            <w:r>
+              <w:rPr>
+                <w:sz w:val="19"/>
+              </w:rPr>
+              <w:t xml:space="preserve">Доступная медь vs расчётная катодная ИД ч.2, т/год — остаток 1,45 % — потери ГМЦ 0,10 % и оборотная незавершёнка</w:t>
+            </w:r>
+          </w:p>
+        </w:tc>
+        <w:tc>
+          <w:tcPr>
+            <w:tcW w:w="1500" w:type="dxa"/>
+          </w:tcPr>
+          <w:p>
+            <w:r>
+              <w:rPr>
+                <w:sz w:val="19"/>
+              </w:rPr>
+              <w:t xml:space="preserve">70 252</w:t>
+            </w:r>
+          </w:p>
+        </w:tc>
+        <w:tc>
+          <w:tcPr>
+            <w:tcW w:w="1500" w:type="dxa"/>
+          </w:tcPr>
+          <w:p>
+            <w:r>
+              <w:rPr>
+                <w:sz w:val="19"/>
+              </w:rPr>
+              <w:t xml:space="preserve">69 246</w:t>
+            </w:r>
+          </w:p>
+        </w:tc>
+        <w:tc>
+          <w:tcPr>
+            <w:tcW w:w="1100" w:type="dxa"/>
+          </w:tcPr>
+          <w:p>
+            <w:r>
+              <w:rPr>
+                <w:sz w:val="19"/>
+              </w:rPr>
+              <w:t xml:space="preserve">+1,45</w:t>
+            </w:r>
+          </w:p>
+        </w:tc>
+        <w:tc>
+          <w:tcPr>
+            <w:tcW w:w="1538" w:type="dxa"/>
+          </w:tcPr>
+          <w:p>
+            <w:r>
+              <w:rPr>
+                <w:b/>
+                <w:color w:val="1F7A1F"/>
+                <w:sz w:val="19"/>
+              </w:rPr>
+              <w:t xml:space="preserve">сходится</w:t>
+            </w:r>
+          </w:p>
+        </w:tc>
+      </w:tr>
+      <w:tr>
+        <w:tc>
+          <w:tcPr>
+            <w:tcW w:w="4000" w:type="dxa"/>
+          </w:tcPr>
+          <w:p>
+            <w:r>
+              <w:rPr>
+                <w:sz w:val="19"/>
+              </w:rPr>
+              <w:t xml:space="preserve">Обеспеченность «75 000 т/год» сырьём, % — сырьё ИД покрывает ≈93,7 % заявленной мощности</w:t>
+            </w:r>
+          </w:p>
+        </w:tc>
+        <w:tc>
+          <w:tcPr>
+            <w:tcW w:w="1500" w:type="dxa"/>
+          </w:tcPr>
+          <w:p>
+            <w:r>
+              <w:rPr>
+                <w:sz w:val="19"/>
+              </w:rPr>
+              <w:t xml:space="preserve">93,7</w:t>
+            </w:r>
+          </w:p>
+        </w:tc>
+        <w:tc>
+          <w:tcPr>
+            <w:tcW w:w="1500" w:type="dxa"/>
+          </w:tcPr>
+          <w:p>
+            <w:r>
+              <w:rPr>
+                <w:sz w:val="19"/>
+              </w:rPr>
+              <w:t xml:space="preserve">100,0</w:t>
+            </w:r>
+          </w:p>
+        </w:tc>
+        <w:tc>
+          <w:tcPr>
+            <w:tcW w:w="1100" w:type="dxa"/>
+          </w:tcPr>
+          <w:p>
+            <w:r>
+              <w:rPr>
+                <w:sz w:val="19"/>
+              </w:rPr>
+              <w:t xml:space="preserve">-6,33</w:t>
+            </w:r>
+          </w:p>
+        </w:tc>
+        <w:tc>
+          <w:tcPr>
+            <w:tcW w:w="1538" w:type="dxa"/>
+          </w:tcPr>
+          <w:p>
+            <w:r>
+              <w:rPr>
+                <w:b/>
+                <w:color w:val="B22222"/>
+                <w:sz w:val="19"/>
+              </w:rPr>
+              <w:t xml:space="preserve">ВОПРОС</w:t>
+            </w:r>
+          </w:p>
+        </w:tc>
+      </w:tr>
+    </w:tbl>
+    <w:p>
+      <w:r>
+        <w:rPr>
+          <w:b/>
+        </w:rPr>
+        <w:t xml:space="preserve">Вывод: </w:t>
+      </w:r>
+      <w:r>
+        <w:t xml:space="preserve">Сквозной баланс замыкается на расчётную производительность ИД ч.2 (69,25 тыс. т) с невязкой 1,45 % — данные согласованы. Но заявленные «75 000 т/год» — это МОЩНОСТЬ оборудования (280 А/м² → 76,7 тыс. т), а не выпуск: заявленное сырьё обеспечивает ~69–70 тыс. т катодной меди. В гарантиях это обязательно разделить, иначе с нас спросят 75 000 при сырье на 69.</w:t>
+      </w:r>
+    </w:p>
+    <w:p/>
+    <w:p>
+      <w:pPr>
+        <w:pStyle w:val="Heading2"/>
+      </w:pPr>
+      <w:r>
+        <w:rPr>
+          <w:b/>
+          <w:sz w:val="26"/>
+        </w:rPr>
+        <w:t xml:space="preserve">L1-DEW · Кислотная точка росы газов (коррозионная граница тракта) (Лот №1)</w:t>
+      </w:r>
+    </w:p>
+    <w:p>
+      <w:r>
+        <w:rPr>
+          <w:b/>
+        </w:rPr>
+        <w:t xml:space="preserve">Входные данные: </w:t>
+      </w:r>
+      <w:r>
+        <w:rPr>
+          <w:sz w:val="19"/>
+        </w:rPr>
+        <w:t xml:space="preserve">Состав газа на СКЦ (осн./вспом.): H₂O 19,27/13,26 %; SO₃ 0,718/0,437 % [ИД табл. 23 п.400–403] · Метод: корреляция Verhoff–Banchero (H₂SO₄-точка росы по парциальным давлениям) [справочная корреляция]</w:t>
+      </w:r>
+    </w:p>
+    <w:p>
+      <w:r>
+        <w:rPr>
+          <w:b/>
+          <w:sz w:val="20"/>
+        </w:rPr>
+        <w:t xml:space="preserve">Точка росы, основной вариант:  </w:t>
+      </w:r>
+      <w:r>
+        <w:rPr>
+          <w:sz w:val="20"/>
+        </w:rPr>
+        <w:t xml:space="preserve">221 °C</w:t>
+      </w:r>
+    </w:p>
+    <w:p>
+      <w:r>
+        <w:rPr>
+          <w:b/>
+          <w:sz w:val="20"/>
+        </w:rPr>
+        <w:t xml:space="preserve">Точка росы, вспомогательный:  </w:t>
+      </w:r>
+      <w:r>
+        <w:rPr>
+          <w:sz w:val="20"/>
+        </w:rPr>
+        <w:t xml:space="preserve">209 °C</w:t>
+      </w:r>
+    </w:p>
+    <w:p>
+      <w:r>
+        <w:rPr>
+          <w:b/>
+          <w:sz w:val="20"/>
+        </w:rPr>
+        <w:t xml:space="preserve">Запас тракта при 387 °C:  </w:t>
+      </w:r>
+      <w:r>
+        <w:rPr>
+          <w:sz w:val="20"/>
+        </w:rPr>
+        <w:t xml:space="preserve">166 °C</w:t>
+      </w:r>
+    </w:p>
+    <w:tbl>
+      <w:tblPr>
+        <w:tblW w:w="9638" w:type="dxa"/>
+        <w:tblBorders>
+          <w:top w:val="single" w:sz="4" w:color="C9C9C9"/>
+          <w:left w:val="single" w:sz="4" w:color="C9C9C9"/>
+          <w:bottom w:val="single" w:sz="4" w:color="C9C9C9"/>
+          <w:right w:val="single" w:sz="4" w:color="C9C9C9"/>
+          <w:insideH w:val="single" w:sz="4" w:color="C9C9C9"/>
+          <w:insideV w:val="single" w:sz="4" w:color="C9C9C9"/>
+        </w:tblBorders>
+        <w:tblLayout w:type="fixed"/>
+      </w:tblPr>
+      <w:tblGrid>
+        <w:gridCol w:w="4000"/>
+        <w:gridCol w:w="1500"/>
+        <w:gridCol w:w="1500"/>
+        <w:gridCol w:w="1100"/>
+        <w:gridCol w:w="1538"/>
+      </w:tblGrid>
+      <w:tr>
+        <w:tc>
+          <w:tcPr>
+            <w:tcW w:w="4000" w:type="dxa"/>
+            <w:shd w:val="clear" w:fill="EFEFEF"/>
+          </w:tcPr>
+          <w:p>
+            <w:r>
+              <w:rPr>
+                <w:b/>
+                <w:sz w:val="19"/>
+              </w:rPr>
+              <w:t xml:space="preserve">Проверка</w:t>
+            </w:r>
+          </w:p>
+        </w:tc>
+        <w:tc>
+          <w:tcPr>
+            <w:tcW w:w="1500" w:type="dxa"/>
+            <w:shd w:val="clear" w:fill="EFEFEF"/>
+          </w:tcPr>
+          <w:p>
+            <w:r>
+              <w:rPr>
+                <w:b/>
+                <w:sz w:val="19"/>
+              </w:rPr>
+              <w:t xml:space="preserve">Наш расчёт</w:t>
+            </w:r>
+          </w:p>
+        </w:tc>
+        <w:tc>
+          <w:tcPr>
+            <w:tcW w:w="1500" w:type="dxa"/>
+            <w:shd w:val="clear" w:fill="EFEFEF"/>
+          </w:tcPr>
+          <w:p>
+            <w:r>
+              <w:rPr>
+                <w:b/>
+                <w:sz w:val="19"/>
+              </w:rPr>
+              <w:t xml:space="preserve">ИД</w:t>
+            </w:r>
+          </w:p>
+        </w:tc>
+        <w:tc>
+          <w:tcPr>
+            <w:tcW w:w="1100" w:type="dxa"/>
+            <w:shd w:val="clear" w:fill="EFEFEF"/>
+          </w:tcPr>
+          <w:p>
+            <w:r>
+              <w:rPr>
+                <w:b/>
+                <w:sz w:val="19"/>
+              </w:rPr>
+              <w:t xml:space="preserve">Δ, %</w:t>
+            </w:r>
+          </w:p>
+        </w:tc>
+        <w:tc>
+          <w:tcPr>
+            <w:tcW w:w="1538" w:type="dxa"/>
+            <w:shd w:val="clear" w:fill="EFEFEF"/>
+          </w:tcPr>
+          <w:p>
+            <w:r>
+              <w:rPr>
+                <w:b/>
+                <w:sz w:val="19"/>
+              </w:rPr>
+              <w:t xml:space="preserve">Вердикт</w:t>
+            </w:r>
+          </w:p>
+        </w:tc>
+      </w:tr>
+      <w:tr>
+        <w:tc>
+          <w:tcPr>
+            <w:tcW w:w="4000" w:type="dxa"/>
+          </w:tcPr>
+          <w:p>
+            <w:r>
+              <w:rPr>
+                <w:sz w:val="19"/>
+              </w:rPr>
+              <w:t xml:space="preserve">Запас газа над точкой росы, °C — в потоке запас большой; риск — холодные стенки и остановки</w:t>
+            </w:r>
+          </w:p>
+        </w:tc>
+        <w:tc>
+          <w:tcPr>
+            <w:tcW w:w="1500" w:type="dxa"/>
+          </w:tcPr>
+          <w:p>
+            <w:r>
+              <w:rPr>
+                <w:sz w:val="19"/>
+              </w:rPr>
+              <w:t xml:space="preserve">166,4</w:t>
+            </w:r>
+          </w:p>
+        </w:tc>
+        <w:tc>
+          <w:tcPr>
+            <w:tcW w:w="1500" w:type="dxa"/>
+          </w:tcPr>
+          <w:p>
+            <w:r>
+              <w:rPr>
+                <w:sz w:val="19"/>
+              </w:rPr>
+              <w:t xml:space="preserve">150,0</w:t>
+            </w:r>
+          </w:p>
+        </w:tc>
+        <w:tc>
+          <w:tcPr>
+            <w:tcW w:w="1100" w:type="dxa"/>
+          </w:tcPr>
+          <w:p>
+            <w:r>
+              <w:rPr>
+                <w:sz w:val="19"/>
+              </w:rPr>
+              <w:t xml:space="preserve">+10,92</w:t>
+            </w:r>
+          </w:p>
+        </w:tc>
+        <w:tc>
+          <w:tcPr>
+            <w:tcW w:w="1538" w:type="dxa"/>
+          </w:tcPr>
+          <w:p>
+            <w:r>
+              <w:rPr>
+                <w:b/>
+                <w:color w:val="1F7A1F"/>
+                <w:sz w:val="19"/>
+              </w:rPr>
+              <w:t xml:space="preserve">сходится</w:t>
+            </w:r>
+          </w:p>
+        </w:tc>
+      </w:tr>
+    </w:tbl>
+    <w:p>
+      <w:r>
+        <w:rPr>
+          <w:b/>
+        </w:rPr>
+        <w:t xml:space="preserve">Вывод: </w:t>
+      </w:r>
+      <w:r>
+        <w:t xml:space="preserve">Точка росы H₂SO₄ ≈ 221 °C (осн.) — в номинале тракт сухой, но конденсация начнётся на любой стенке холоднее ≈221 °C: требования БИ — минимальная температура стенок газоходов/бункеров ЭФ ≥ 240 °C (изоляция, обогрев холодных мостов), продувка тракта при остановках, кислотостойкое исполнение узлов подсосов. За коррозию тракта спросят на межремонтном пробеге.</w:t>
+      </w:r>
+    </w:p>
+    <w:p/>
+    <w:p>
+      <w:pPr>
+        <w:pStyle w:val="Heading2"/>
+      </w:pPr>
+      <w:r>
+        <w:rPr>
+          <w:b/>
+          <w:sz w:val="26"/>
+        </w:rPr>
+        <w:t xml:space="preserve">L1-BED · Печь КС: слой, под, напряжённость (санити-проверка габарита) (Лот №1)</w:t>
+      </w:r>
+    </w:p>
+    <w:p>
+      <w:r>
+        <w:rPr>
+          <w:b/>
+        </w:rPr>
+        <w:t xml:space="preserve">Входные данные: </w:t>
+      </w:r>
+      <w:r>
+        <w:rPr>
+          <w:sz w:val="19"/>
+        </w:rPr>
+        <w:t xml:space="preserve">Время пребывания: 9 ч при 930 °C («обжиг намертво») [ИД разд. 2.3] · Огарок номинал: 10,34 т/ч [ИД табл. 22/23 (пересчёт)] · Плотность псевдоожиженного слоя: ≈1,3 т/м³ (вспученное состояние) [оценка КВАНТ (Class 5)]</w:t>
+      </w:r>
+    </w:p>
+    <w:p>
+      <w:r>
+        <w:rPr>
+          <w:b/>
+          <w:sz w:val="20"/>
+        </w:rPr>
+        <w:t xml:space="preserve">Масса слоя:  </w:t>
+      </w:r>
+      <w:r>
+        <w:rPr>
+          <w:sz w:val="20"/>
+        </w:rPr>
+        <w:t xml:space="preserve">10,34 × 9 = 93,1 т</w:t>
+      </w:r>
+    </w:p>
+    <w:p>
+      <w:r>
+        <w:rPr>
+          <w:b/>
+          <w:sz w:val="20"/>
+        </w:rPr>
+        <w:t xml:space="preserve">Объём слоя:  </w:t>
+      </w:r>
+      <w:r>
+        <w:rPr>
+          <w:sz w:val="20"/>
+        </w:rPr>
+        <w:t xml:space="preserve">71,6 м³; под при высоте 1,2–1,5 м: 47,7–59,7 м² (Ø 7,8–8,7 м)</w:t>
+      </w:r>
+    </w:p>
+    <w:p>
+      <w:r>
+        <w:rPr>
+          <w:b/>
+          <w:sz w:val="20"/>
+        </w:rPr>
+        <w:t xml:space="preserve">Напряжённость пода:  </w:t>
+      </w:r>
+      <w:r>
+        <w:rPr>
+          <w:sz w:val="20"/>
+        </w:rPr>
+        <w:t xml:space="preserve">324 т/сут ÷ под = 5,4–6,8 т/(м²·сут)</w:t>
+      </w:r>
+    </w:p>
+    <w:tbl>
+      <w:tblPr>
+        <w:tblW w:w="9638" w:type="dxa"/>
+        <w:tblBorders>
+          <w:top w:val="single" w:sz="4" w:color="C9C9C9"/>
+          <w:left w:val="single" w:sz="4" w:color="C9C9C9"/>
+          <w:bottom w:val="single" w:sz="4" w:color="C9C9C9"/>
+          <w:right w:val="single" w:sz="4" w:color="C9C9C9"/>
+          <w:insideH w:val="single" w:sz="4" w:color="C9C9C9"/>
+          <w:insideV w:val="single" w:sz="4" w:color="C9C9C9"/>
+        </w:tblBorders>
+        <w:tblLayout w:type="fixed"/>
+      </w:tblPr>
+      <w:tblGrid>
+        <w:gridCol w:w="4000"/>
+        <w:gridCol w:w="1500"/>
+        <w:gridCol w:w="1500"/>
+        <w:gridCol w:w="1100"/>
+        <w:gridCol w:w="1538"/>
+      </w:tblGrid>
+      <w:tr>
+        <w:tc>
+          <w:tcPr>
+            <w:tcW w:w="4000" w:type="dxa"/>
+            <w:shd w:val="clear" w:fill="EFEFEF"/>
+          </w:tcPr>
+          <w:p>
+            <w:r>
+              <w:rPr>
+                <w:b/>
+                <w:sz w:val="19"/>
+              </w:rPr>
+              <w:t xml:space="preserve">Проверка</w:t>
+            </w:r>
+          </w:p>
+        </w:tc>
+        <w:tc>
+          <w:tcPr>
+            <w:tcW w:w="1500" w:type="dxa"/>
+            <w:shd w:val="clear" w:fill="EFEFEF"/>
+          </w:tcPr>
+          <w:p>
+            <w:r>
+              <w:rPr>
+                <w:b/>
+                <w:sz w:val="19"/>
+              </w:rPr>
+              <w:t xml:space="preserve">Наш расчёт</w:t>
+            </w:r>
+          </w:p>
+        </w:tc>
+        <w:tc>
+          <w:tcPr>
+            <w:tcW w:w="1500" w:type="dxa"/>
+            <w:shd w:val="clear" w:fill="EFEFEF"/>
+          </w:tcPr>
+          <w:p>
+            <w:r>
+              <w:rPr>
+                <w:b/>
+                <w:sz w:val="19"/>
+              </w:rPr>
+              <w:t xml:space="preserve">ИД</w:t>
+            </w:r>
+          </w:p>
+        </w:tc>
+        <w:tc>
+          <w:tcPr>
+            <w:tcW w:w="1100" w:type="dxa"/>
+            <w:shd w:val="clear" w:fill="EFEFEF"/>
+          </w:tcPr>
+          <w:p>
+            <w:r>
+              <w:rPr>
+                <w:b/>
+                <w:sz w:val="19"/>
+              </w:rPr>
+              <w:t xml:space="preserve">Δ, %</w:t>
+            </w:r>
+          </w:p>
+        </w:tc>
+        <w:tc>
+          <w:tcPr>
+            <w:tcW w:w="1538" w:type="dxa"/>
+            <w:shd w:val="clear" w:fill="EFEFEF"/>
+          </w:tcPr>
+          <w:p>
+            <w:r>
+              <w:rPr>
+                <w:b/>
+                <w:sz w:val="19"/>
+              </w:rPr>
+              <w:t xml:space="preserve">Вердикт</w:t>
+            </w:r>
+          </w:p>
+        </w:tc>
+      </w:tr>
+      <w:tr>
+        <w:tc>
+          <w:tcPr>
+            <w:tcW w:w="4000" w:type="dxa"/>
+          </w:tcPr>
+          <w:p>
+            <w:r>
+              <w:rPr>
+                <w:sz w:val="19"/>
+              </w:rPr>
+              <w:t xml:space="preserve">Напряжённость пода, т/(м²·сут) — габарит печи из ИД (табл. 24/25) у нас отсутствует — запросить для верификации</w:t>
+            </w:r>
+          </w:p>
+        </w:tc>
+        <w:tc>
+          <w:tcPr>
+            <w:tcW w:w="1500" w:type="dxa"/>
+          </w:tcPr>
+          <w:p>
+            <w:r>
+              <w:rPr>
+                <w:sz w:val="19"/>
+              </w:rPr>
+              <w:t xml:space="preserve">6,11</w:t>
+            </w:r>
+          </w:p>
+        </w:tc>
+        <w:tc>
+          <w:tcPr>
+            <w:tcW w:w="1500" w:type="dxa"/>
+          </w:tcPr>
+          <w:p>
+            <w:r>
+              <w:rPr>
+                <w:sz w:val="19"/>
+              </w:rPr>
+              <w:t xml:space="preserve">6,00</w:t>
+            </w:r>
+          </w:p>
+        </w:tc>
+        <w:tc>
+          <w:tcPr>
+            <w:tcW w:w="1100" w:type="dxa"/>
+          </w:tcPr>
+          <w:p>
+            <w:r>
+              <w:rPr>
+                <w:sz w:val="19"/>
+              </w:rPr>
+              <w:t xml:space="preserve">+1,81</w:t>
+            </w:r>
+          </w:p>
+        </w:tc>
+        <w:tc>
+          <w:tcPr>
+            <w:tcW w:w="1538" w:type="dxa"/>
+          </w:tcPr>
+          <w:p>
+            <w:r>
+              <w:rPr>
+                <w:b/>
+                <w:color w:val="B8860B"/>
+                <w:sz w:val="19"/>
+              </w:rPr>
+              <w:t xml:space="preserve">в допуске</w:t>
+            </w:r>
+          </w:p>
+        </w:tc>
+      </w:tr>
+    </w:tbl>
+    <w:p>
+      <w:r>
+        <w:rPr>
+          <w:b/>
+        </w:rPr>
+        <w:t xml:space="preserve">Вывод: </w:t>
+      </w:r>
+      <w:r>
+        <w:t xml:space="preserve">Оценка даёт под ≈47,7–59,7 м² (Ø 7,8–8,7 м) и напряжённость 5,4–6,8 т/(м²·сут) — в мировом диапазоне. Для точной верификации запросить габарит печи из ИД (в нашем пакете таблицы 24/25 нет) — иначе проверка вписываемости печи в здание Цеха обжига остаётся оценочной.</w:t>
       </w:r>
     </w:p>
     <w:p/>

--- a/ove/public/docs/ove75-raschet.docx
+++ b/ove/public/docs/ove75-raschet.docx
@@ -37,7 +37,7 @@
           <w:b/>
           <w:sz w:val="21"/>
         </w:rPr>
-        <w:t xml:space="preserve">Итого: блоков 18, сверок 33 (сходится 26, в допуске 2, вопросов 5), находок для Гипроникеля 10.</w:t>
+        <w:t xml:space="preserve">Итого: блоков 19, сверок 36 (сходится 29, в допуске 2, вопросов 5), находок для Гипроникеля 10.</w:t>
       </w:r>
     </w:p>
     <w:p/>
@@ -1249,7 +1249,471 @@
           <w:b/>
           <w:sz w:val="28"/>
         </w:rPr>
-        <w:t xml:space="preserve">3. Расчётные блоки и сверки</w:t>
+        <w:t xml:space="preserve">3. Неопределённость: Монте-Карло 20 000 прогонов</w:t>
+      </w:r>
+    </w:p>
+    <w:p>
+      <w:r>
+        <w:rPr>
+          <w:i/>
+          <w:sz w:val="19"/>
+        </w:rPr>
+        <w:t xml:space="preserve">Доверительные интервалы P10–P90 и рейтинг чувствительности (Спирмен) по 20 000 прогонам модели. Интервалы определяются входными данными, а не вычислительной мощностью: весь прогон занимает доли секунды на одном ядре. Колонка «что уточнять» — какая единица данных схлопывает интервал.</w:t>
+      </w:r>
+    </w:p>
+    <w:tbl>
+      <w:tblPr>
+        <w:tblW w:w="9638" w:type="dxa"/>
+        <w:tblBorders>
+          <w:top w:val="single" w:sz="4" w:color="C9C9C9"/>
+          <w:left w:val="single" w:sz="4" w:color="C9C9C9"/>
+          <w:bottom w:val="single" w:sz="4" w:color="C9C9C9"/>
+          <w:right w:val="single" w:sz="4" w:color="C9C9C9"/>
+          <w:insideH w:val="single" w:sz="4" w:color="C9C9C9"/>
+          <w:insideV w:val="single" w:sz="4" w:color="C9C9C9"/>
+        </w:tblBorders>
+        <w:tblLayout w:type="fixed"/>
+      </w:tblPr>
+      <w:tblGrid>
+        <w:gridCol w:w="2700"/>
+        <w:gridCol w:w="1200"/>
+        <w:gridCol w:w="1200"/>
+        <w:gridCol w:w="1200"/>
+        <w:gridCol w:w="1100"/>
+        <w:gridCol w:w="2238"/>
+      </w:tblGrid>
+      <w:tr>
+        <w:tc>
+          <w:tcPr>
+            <w:tcW w:w="2700" w:type="dxa"/>
+            <w:shd w:val="clear" w:fill="EFEFEF"/>
+          </w:tcPr>
+          <w:p>
+            <w:r>
+              <w:rPr>
+                <w:b/>
+                <w:sz w:val="19"/>
+              </w:rPr>
+              <w:t xml:space="preserve">Показатель</w:t>
+            </w:r>
+          </w:p>
+        </w:tc>
+        <w:tc>
+          <w:tcPr>
+            <w:tcW w:w="1200" w:type="dxa"/>
+            <w:shd w:val="clear" w:fill="EFEFEF"/>
+          </w:tcPr>
+          <w:p>
+            <w:r>
+              <w:rPr>
+                <w:b/>
+                <w:sz w:val="19"/>
+              </w:rPr>
+              <w:t xml:space="preserve">P10</w:t>
+            </w:r>
+          </w:p>
+        </w:tc>
+        <w:tc>
+          <w:tcPr>
+            <w:tcW w:w="1200" w:type="dxa"/>
+            <w:shd w:val="clear" w:fill="EFEFEF"/>
+          </w:tcPr>
+          <w:p>
+            <w:r>
+              <w:rPr>
+                <w:b/>
+                <w:sz w:val="19"/>
+              </w:rPr>
+              <w:t xml:space="preserve">P50</w:t>
+            </w:r>
+          </w:p>
+        </w:tc>
+        <w:tc>
+          <w:tcPr>
+            <w:tcW w:w="1200" w:type="dxa"/>
+            <w:shd w:val="clear" w:fill="EFEFEF"/>
+          </w:tcPr>
+          <w:p>
+            <w:r>
+              <w:rPr>
+                <w:b/>
+                <w:sz w:val="19"/>
+              </w:rPr>
+              <w:t xml:space="preserve">P90</w:t>
+            </w:r>
+          </w:p>
+        </w:tc>
+        <w:tc>
+          <w:tcPr>
+            <w:tcW w:w="1100" w:type="dxa"/>
+            <w:shd w:val="clear" w:fill="EFEFEF"/>
+          </w:tcPr>
+          <w:p>
+            <w:r>
+              <w:rPr>
+                <w:b/>
+                <w:sz w:val="19"/>
+              </w:rPr>
+              <w:t xml:space="preserve">Размах</w:t>
+            </w:r>
+          </w:p>
+        </w:tc>
+        <w:tc>
+          <w:tcPr>
+            <w:tcW w:w="2238" w:type="dxa"/>
+            <w:shd w:val="clear" w:fill="EFEFEF"/>
+          </w:tcPr>
+          <w:p>
+            <w:r>
+              <w:rPr>
+                <w:b/>
+                <w:sz w:val="19"/>
+              </w:rPr>
+              <w:t xml:space="preserve">Что уточнять</w:t>
+            </w:r>
+          </w:p>
+        </w:tc>
+      </w:tr>
+      <w:tr>
+        <w:tc>
+          <w:tcPr>
+            <w:tcW w:w="2700" w:type="dxa"/>
+          </w:tcPr>
+          <w:p>
+            <w:r>
+              <w:rPr>
+                <w:b/>
+                <w:sz w:val="19"/>
+              </w:rPr>
+              <w:t xml:space="preserve">Катодная медь, т/год</w:t>
+            </w:r>
+          </w:p>
+        </w:tc>
+        <w:tc>
+          <w:tcPr>
+            <w:tcW w:w="1200" w:type="dxa"/>
+          </w:tcPr>
+          <w:p>
+            <w:r>
+              <w:rPr>
+                <w:sz w:val="19"/>
+              </w:rPr>
+              <w:t xml:space="preserve">68 717</w:t>
+            </w:r>
+          </w:p>
+        </w:tc>
+        <w:tc>
+          <w:tcPr>
+            <w:tcW w:w="1200" w:type="dxa"/>
+          </w:tcPr>
+          <w:p>
+            <w:r>
+              <w:rPr>
+                <w:b/>
+                <w:sz w:val="19"/>
+              </w:rPr>
+              <w:t xml:space="preserve">70 178</w:t>
+            </w:r>
+          </w:p>
+        </w:tc>
+        <w:tc>
+          <w:tcPr>
+            <w:tcW w:w="1200" w:type="dxa"/>
+          </w:tcPr>
+          <w:p>
+            <w:r>
+              <w:rPr>
+                <w:sz w:val="19"/>
+              </w:rPr>
+              <w:t xml:space="preserve">71 669</w:t>
+            </w:r>
+          </w:p>
+        </w:tc>
+        <w:tc>
+          <w:tcPr>
+            <w:tcW w:w="1100" w:type="dxa"/>
+          </w:tcPr>
+          <w:p>
+            <w:r>
+              <w:rPr>
+                <w:sz w:val="19"/>
+              </w:rPr>
+              <w:t xml:space="preserve">4,2 %</w:t>
+            </w:r>
+          </w:p>
+        </w:tc>
+        <w:tc>
+          <w:tcPr>
+            <w:tcW w:w="2238" w:type="dxa"/>
+          </w:tcPr>
+          <w:p>
+            <w:r>
+              <w:rPr>
+                <w:sz w:val="18"/>
+              </w:rPr>
+              <w:t xml:space="preserve">паспорта/планы поставок сырья</w:t>
+            </w:r>
+          </w:p>
+        </w:tc>
+      </w:tr>
+      <w:tr>
+        <w:tc>
+          <w:tcPr>
+            <w:tcW w:w="2700" w:type="dxa"/>
+          </w:tcPr>
+          <w:p>
+            <w:r>
+              <w:rPr>
+                <w:b/>
+                <w:sz w:val="19"/>
+              </w:rPr>
+              <w:t xml:space="preserve">Пар КУ, т/ч</w:t>
+            </w:r>
+          </w:p>
+        </w:tc>
+        <w:tc>
+          <w:tcPr>
+            <w:tcW w:w="1200" w:type="dxa"/>
+          </w:tcPr>
+          <w:p>
+            <w:r>
+              <w:rPr>
+                <w:sz w:val="19"/>
+              </w:rPr>
+              <w:t xml:space="preserve">4,13</w:t>
+            </w:r>
+          </w:p>
+        </w:tc>
+        <w:tc>
+          <w:tcPr>
+            <w:tcW w:w="1200" w:type="dxa"/>
+          </w:tcPr>
+          <w:p>
+            <w:r>
+              <w:rPr>
+                <w:b/>
+                <w:sz w:val="19"/>
+              </w:rPr>
+              <w:t xml:space="preserve">4,55</w:t>
+            </w:r>
+          </w:p>
+        </w:tc>
+        <w:tc>
+          <w:tcPr>
+            <w:tcW w:w="1200" w:type="dxa"/>
+          </w:tcPr>
+          <w:p>
+            <w:r>
+              <w:rPr>
+                <w:sz w:val="19"/>
+              </w:rPr>
+              <w:t xml:space="preserve">5,00</w:t>
+            </w:r>
+          </w:p>
+        </w:tc>
+        <w:tc>
+          <w:tcPr>
+            <w:tcW w:w="1100" w:type="dxa"/>
+          </w:tcPr>
+          <w:p>
+            <w:r>
+              <w:rPr>
+                <w:sz w:val="19"/>
+              </w:rPr>
+              <w:t xml:space="preserve">19,2 %</w:t>
+            </w:r>
+          </w:p>
+        </w:tc>
+        <w:tc>
+          <w:tcPr>
+            <w:tcW w:w="2238" w:type="dxa"/>
+          </w:tcPr>
+          <w:p>
+            <w:r>
+              <w:rPr>
+                <w:sz w:val="18"/>
+              </w:rPr>
+              <w:t xml:space="preserve">расчёт теплового эффекта Гипроникеля (F-HEAT)</w:t>
+            </w:r>
+          </w:p>
+        </w:tc>
+      </w:tr>
+      <w:tr>
+        <w:tc>
+          <w:tcPr>
+            <w:tcW w:w="2700" w:type="dxa"/>
+          </w:tcPr>
+          <w:p>
+            <w:r>
+              <w:rPr>
+                <w:b/>
+                <w:sz w:val="19"/>
+              </w:rPr>
+              <w:t xml:space="preserve">SO₂ на СКЦ (номинал), %</w:t>
+            </w:r>
+          </w:p>
+        </w:tc>
+        <w:tc>
+          <w:tcPr>
+            <w:tcW w:w="1200" w:type="dxa"/>
+          </w:tcPr>
+          <w:p>
+            <w:r>
+              <w:rPr>
+                <w:sz w:val="19"/>
+              </w:rPr>
+              <w:t xml:space="preserve">14,7</w:t>
+            </w:r>
+          </w:p>
+        </w:tc>
+        <w:tc>
+          <w:tcPr>
+            <w:tcW w:w="1200" w:type="dxa"/>
+          </w:tcPr>
+          <w:p>
+            <w:r>
+              <w:rPr>
+                <w:b/>
+                <w:sz w:val="19"/>
+              </w:rPr>
+              <w:t xml:space="preserve">15,6</w:t>
+            </w:r>
+          </w:p>
+        </w:tc>
+        <w:tc>
+          <w:tcPr>
+            <w:tcW w:w="1200" w:type="dxa"/>
+          </w:tcPr>
+          <w:p>
+            <w:r>
+              <w:rPr>
+                <w:sz w:val="19"/>
+              </w:rPr>
+              <w:t xml:space="preserve">16,6</w:t>
+            </w:r>
+          </w:p>
+        </w:tc>
+        <w:tc>
+          <w:tcPr>
+            <w:tcW w:w="1100" w:type="dxa"/>
+          </w:tcPr>
+          <w:p>
+            <w:r>
+              <w:rPr>
+                <w:sz w:val="19"/>
+              </w:rPr>
+              <w:t xml:space="preserve">11,8 %</w:t>
+            </w:r>
+          </w:p>
+        </w:tc>
+        <w:tc>
+          <w:tcPr>
+            <w:tcW w:w="2238" w:type="dxa"/>
+          </w:tcPr>
+          <w:p>
+            <w:r>
+              <w:rPr>
+                <w:sz w:val="18"/>
+              </w:rPr>
+              <w:t xml:space="preserve">стабильность шихтовки и подсосов</w:t>
+            </w:r>
+          </w:p>
+        </w:tc>
+      </w:tr>
+      <w:tr>
+        <w:tc>
+          <w:tcPr>
+            <w:tcW w:w="2700" w:type="dxa"/>
+          </w:tcPr>
+          <w:p>
+            <w:r>
+              <w:rPr>
+                <w:b/>
+                <w:sz w:val="19"/>
+              </w:rPr>
+              <w:t xml:space="preserve">Электрика лота 1, млн кВт·ч/год</w:t>
+            </w:r>
+          </w:p>
+        </w:tc>
+        <w:tc>
+          <w:tcPr>
+            <w:tcW w:w="1200" w:type="dxa"/>
+          </w:tcPr>
+          <w:p>
+            <w:r>
+              <w:rPr>
+                <w:sz w:val="19"/>
+              </w:rPr>
+              <w:t xml:space="preserve">7,05</w:t>
+            </w:r>
+          </w:p>
+        </w:tc>
+        <w:tc>
+          <w:tcPr>
+            <w:tcW w:w="1200" w:type="dxa"/>
+          </w:tcPr>
+          <w:p>
+            <w:r>
+              <w:rPr>
+                <w:b/>
+                <w:sz w:val="19"/>
+              </w:rPr>
+              <w:t xml:space="preserve">7,79</w:t>
+            </w:r>
+          </w:p>
+        </w:tc>
+        <w:tc>
+          <w:tcPr>
+            <w:tcW w:w="1200" w:type="dxa"/>
+          </w:tcPr>
+          <w:p>
+            <w:r>
+              <w:rPr>
+                <w:sz w:val="19"/>
+              </w:rPr>
+              <w:t xml:space="preserve">8,55</w:t>
+            </w:r>
+          </w:p>
+        </w:tc>
+        <w:tc>
+          <w:tcPr>
+            <w:tcW w:w="1100" w:type="dxa"/>
+          </w:tcPr>
+          <w:p>
+            <w:r>
+              <w:rPr>
+                <w:sz w:val="19"/>
+              </w:rPr>
+              <w:t xml:space="preserve">19,2 %</w:t>
+            </w:r>
+          </w:p>
+        </w:tc>
+        <w:tc>
+          <w:tcPr>
+            <w:tcW w:w="2238" w:type="dxa"/>
+          </w:tcPr>
+          <w:p>
+            <w:r>
+              <w:rPr>
+                <w:sz w:val="18"/>
+              </w:rPr>
+              <w:t xml:space="preserve">опросные листы воздуходувки/вакуума (F-EL1)</w:t>
+            </w:r>
+          </w:p>
+        </w:tc>
+      </w:tr>
+    </w:tbl>
+    <w:p/>
+    <w:p>
+      <w:pPr>
+        <w:pStyle w:val="Heading1"/>
+      </w:pPr>
+      <w:r>
+        <w:rPr>
+          <w:b/>
+          <w:sz w:val="28"/>
+        </w:rPr>
+        <w:t xml:space="preserve">4. Расчётные блоки и сверки</w:t>
       </w:r>
     </w:p>
     <w:p>
@@ -2360,6 +2824,21 @@
         <w:t xml:space="preserve">12 129 × 17,83 % = 2 162,6 нм³/ч</w:t>
       </w:r>
     </w:p>
+    <w:p>
+      <w:r>
+        <w:rPr>
+          <w:b/>
+          <w:sz w:val="20"/>
+        </w:rPr>
+        <w:t xml:space="preserve">SO₂ на СКЦ = SO₂ печи − конверсия в SO₃:  </w:t>
+      </w:r>
+      <w:r>
+        <w:rPr>
+          <w:sz w:val="20"/>
+        </w:rPr>
+        <w:t xml:space="preserve">2 162,6 − 13 262×0,718 % = 2 067,4 нм³/ч</w:t>
+      </w:r>
+    </w:p>
     <w:tbl>
       <w:tblPr>
         <w:tblW w:w="9638" w:type="dxa"/>
@@ -2526,6 +3005,75 @@
           </w:p>
         </w:tc>
       </w:tr>
+      <w:tr>
+        <w:tc>
+          <w:tcPr>
+            <w:tcW w:w="4000" w:type="dxa"/>
+          </w:tcPr>
+          <w:p>
+            <w:r>
+              <w:rPr>
+                <w:sz w:val="19"/>
+              </w:rPr>
+              <w:t xml:space="preserve">SO₂ на СКЦ с учётом конверсии в SO₃, нм³/ч — разница SO₂ печи и СКЦ ровно равна объёму SO₃ — конверсия в тракте ≈4,4 % самосогласована</w:t>
+            </w:r>
+          </w:p>
+        </w:tc>
+        <w:tc>
+          <w:tcPr>
+            <w:tcW w:w="1500" w:type="dxa"/>
+          </w:tcPr>
+          <w:p>
+            <w:r>
+              <w:rPr>
+                <w:sz w:val="19"/>
+              </w:rPr>
+              <w:t xml:space="preserve">2 067</w:t>
+            </w:r>
+          </w:p>
+        </w:tc>
+        <w:tc>
+          <w:tcPr>
+            <w:tcW w:w="1500" w:type="dxa"/>
+          </w:tcPr>
+          <w:p>
+            <w:r>
+              <w:rPr>
+                <w:sz w:val="19"/>
+              </w:rPr>
+              <w:t xml:space="preserve">2 067</w:t>
+            </w:r>
+          </w:p>
+        </w:tc>
+        <w:tc>
+          <w:tcPr>
+            <w:tcW w:w="1100" w:type="dxa"/>
+          </w:tcPr>
+          <w:p>
+            <w:r>
+              <w:rPr>
+                <w:sz w:val="19"/>
+              </w:rPr>
+              <w:t xml:space="preserve">-0,0</w:t>
+            </w:r>
+          </w:p>
+        </w:tc>
+        <w:tc>
+          <w:tcPr>
+            <w:tcW w:w="1538" w:type="dxa"/>
+          </w:tcPr>
+          <w:p>
+            <w:r>
+              <w:rPr>
+                <w:b/>
+                <w:color w:val="1F7A1F"/>
+                <w:sz w:val="19"/>
+              </w:rPr>
+              <w:t xml:space="preserve">сходится</w:t>
+            </w:r>
+          </w:p>
+        </w:tc>
+      </w:tr>
     </w:tbl>
     <w:p>
       <w:r>
@@ -6739,6 +7287,340 @@
       </w:r>
       <w:r>
         <w:t xml:space="preserve">Оценка даёт под ≈47,7–59,7 м² (Ø 7,8–8,7 м) и напряжённость 5,4–6,8 т/(м²·сут) — в мировом диапазоне. Для точной верификации запросить габарит печи из ИД (в нашем пакете таблицы 24/25 нет) — иначе проверка вписываемости печи в здание Цеха обжига остаётся оценочной.</w:t>
+      </w:r>
+    </w:p>
+    <w:p/>
+    <w:p>
+      <w:pPr>
+        <w:pStyle w:val="Heading2"/>
+      </w:pPr>
+      <w:r>
+        <w:rPr>
+          <w:b/>
+          <w:sz w:val="26"/>
+        </w:rPr>
+        <w:t xml:space="preserve">L1-FLUID · Гидродинамика слоя КС (пред-CFD): скорости и механизм уноса (Лот №1)</w:t>
+      </w:r>
+    </w:p>
+    <w:p>
+      <w:r>
+        <w:rPr>
+          <w:b/>
+        </w:rPr>
+        <w:t xml:space="preserve">Входные данные: </w:t>
+      </w:r>
+      <w:r>
+        <w:rPr>
+          <w:sz w:val="19"/>
+        </w:rPr>
+        <w:t xml:space="preserve">Частицы: огарок 449 мкм (слой), концентрат 25,5 мкм (свежая шихта); ρ ≈ 5 300 кг/м³ (оценка) [ИД табл. 23 (крупности); оценка КВАНТ] · Газ в слое: 930 °C; ρ = 0,304 кг/м³; μ = 4,6·10⁻⁵ Па·с [справочные свойства] · Под печи: 53,7 м² (середина оценки L1-BED) [расчёт L1-BED]</w:t>
+      </w:r>
+    </w:p>
+    <w:p>
+      <w:r>
+        <w:rPr>
+          <w:b/>
+          <w:sz w:val="20"/>
+        </w:rPr>
+        <w:t xml:space="preserve">Критерий Архимеда:  </w:t>
+      </w:r>
+      <w:r>
+        <w:rPr>
+          <w:sz w:val="20"/>
+        </w:rPr>
+        <w:t xml:space="preserve">Ar = 676</w:t>
+      </w:r>
+    </w:p>
+    <w:p>
+      <w:r>
+        <w:rPr>
+          <w:b/>
+          <w:sz w:val="20"/>
+        </w:rPr>
+        <w:t xml:space="preserve">Мин. скорость псевдоожижения (Wen–Yu):  </w:t>
+      </w:r>
+      <w:r>
+        <w:rPr>
+          <w:sz w:val="20"/>
+        </w:rPr>
+        <w:t xml:space="preserve">u_mf = 0,137 м/с</w:t>
+      </w:r>
+    </w:p>
+    <w:p>
+      <w:r>
+        <w:rPr>
+          <w:b/>
+          <w:sz w:val="20"/>
+        </w:rPr>
+        <w:t xml:space="preserve">Рабочая скорость в слое:  </w:t>
+      </w:r>
+      <w:r>
+        <w:rPr>
+          <w:sz w:val="20"/>
+        </w:rPr>
+        <w:t xml:space="preserve">0,24 (ном,) / 0,28 (макс,) м/с</w:t>
+      </w:r>
+    </w:p>
+    <w:p>
+      <w:r>
+        <w:rPr>
+          <w:b/>
+          <w:sz w:val="20"/>
+        </w:rPr>
+        <w:t xml:space="preserve">Терминальные скорости:  </w:t>
+      </w:r>
+      <w:r>
+        <w:rPr>
+          <w:sz w:val="20"/>
+        </w:rPr>
+        <w:t xml:space="preserve">концентрат 25,5 мкм: 0,041 м/с; огарок 449 мкм: 6,1 м/с</w:t>
+      </w:r>
+    </w:p>
+    <w:tbl>
+      <w:tblPr>
+        <w:tblW w:w="9638" w:type="dxa"/>
+        <w:tblBorders>
+          <w:top w:val="single" w:sz="4" w:color="C9C9C9"/>
+          <w:left w:val="single" w:sz="4" w:color="C9C9C9"/>
+          <w:bottom w:val="single" w:sz="4" w:color="C9C9C9"/>
+          <w:right w:val="single" w:sz="4" w:color="C9C9C9"/>
+          <w:insideH w:val="single" w:sz="4" w:color="C9C9C9"/>
+          <w:insideV w:val="single" w:sz="4" w:color="C9C9C9"/>
+        </w:tblBorders>
+        <w:tblLayout w:type="fixed"/>
+      </w:tblPr>
+      <w:tblGrid>
+        <w:gridCol w:w="4000"/>
+        <w:gridCol w:w="1500"/>
+        <w:gridCol w:w="1500"/>
+        <w:gridCol w:w="1100"/>
+        <w:gridCol w:w="1538"/>
+      </w:tblGrid>
+      <w:tr>
+        <w:tc>
+          <w:tcPr>
+            <w:tcW w:w="4000" w:type="dxa"/>
+            <w:shd w:val="clear" w:fill="EFEFEF"/>
+          </w:tcPr>
+          <w:p>
+            <w:r>
+              <w:rPr>
+                <w:b/>
+                <w:sz w:val="19"/>
+              </w:rPr>
+              <w:t xml:space="preserve">Проверка</w:t>
+            </w:r>
+          </w:p>
+        </w:tc>
+        <w:tc>
+          <w:tcPr>
+            <w:tcW w:w="1500" w:type="dxa"/>
+            <w:shd w:val="clear" w:fill="EFEFEF"/>
+          </w:tcPr>
+          <w:p>
+            <w:r>
+              <w:rPr>
+                <w:b/>
+                <w:sz w:val="19"/>
+              </w:rPr>
+              <w:t xml:space="preserve">Наш расчёт</w:t>
+            </w:r>
+          </w:p>
+        </w:tc>
+        <w:tc>
+          <w:tcPr>
+            <w:tcW w:w="1500" w:type="dxa"/>
+            <w:shd w:val="clear" w:fill="EFEFEF"/>
+          </w:tcPr>
+          <w:p>
+            <w:r>
+              <w:rPr>
+                <w:b/>
+                <w:sz w:val="19"/>
+              </w:rPr>
+              <w:t xml:space="preserve">ИД</w:t>
+            </w:r>
+          </w:p>
+        </w:tc>
+        <w:tc>
+          <w:tcPr>
+            <w:tcW w:w="1100" w:type="dxa"/>
+            <w:shd w:val="clear" w:fill="EFEFEF"/>
+          </w:tcPr>
+          <w:p>
+            <w:r>
+              <w:rPr>
+                <w:b/>
+                <w:sz w:val="19"/>
+              </w:rPr>
+              <w:t xml:space="preserve">Δ, %</w:t>
+            </w:r>
+          </w:p>
+        </w:tc>
+        <w:tc>
+          <w:tcPr>
+            <w:tcW w:w="1538" w:type="dxa"/>
+            <w:shd w:val="clear" w:fill="EFEFEF"/>
+          </w:tcPr>
+          <w:p>
+            <w:r>
+              <w:rPr>
+                <w:b/>
+                <w:sz w:val="19"/>
+              </w:rPr>
+              <w:t xml:space="preserve">Вердикт</w:t>
+            </w:r>
+          </w:p>
+        </w:tc>
+      </w:tr>
+      <w:tr>
+        <w:tc>
+          <w:tcPr>
+            <w:tcW w:w="4000" w:type="dxa"/>
+          </w:tcPr>
+          <w:p>
+            <w:r>
+              <w:rPr>
+                <w:sz w:val="19"/>
+              </w:rPr>
+              <w:t xml:space="preserve">Число псевдоожижения u/u_mf — спокойный кипящий слой, режим подтверждён</w:t>
+            </w:r>
+          </w:p>
+        </w:tc>
+        <w:tc>
+          <w:tcPr>
+            <w:tcW w:w="1500" w:type="dxa"/>
+          </w:tcPr>
+          <w:p>
+            <w:r>
+              <w:rPr>
+                <w:sz w:val="19"/>
+              </w:rPr>
+              <w:t xml:space="preserve">1,75</w:t>
+            </w:r>
+          </w:p>
+        </w:tc>
+        <w:tc>
+          <w:tcPr>
+            <w:tcW w:w="1500" w:type="dxa"/>
+          </w:tcPr>
+          <w:p>
+            <w:r>
+              <w:rPr>
+                <w:sz w:val="19"/>
+              </w:rPr>
+              <w:t xml:space="preserve">2,00</w:t>
+            </w:r>
+          </w:p>
+        </w:tc>
+        <w:tc>
+          <w:tcPr>
+            <w:tcW w:w="1100" w:type="dxa"/>
+          </w:tcPr>
+          <w:p>
+            <w:r>
+              <w:rPr>
+                <w:sz w:val="19"/>
+              </w:rPr>
+              <w:t xml:space="preserve">-12,34</w:t>
+            </w:r>
+          </w:p>
+        </w:tc>
+        <w:tc>
+          <w:tcPr>
+            <w:tcW w:w="1538" w:type="dxa"/>
+          </w:tcPr>
+          <w:p>
+            <w:r>
+              <w:rPr>
+                <w:b/>
+                <w:color w:val="1F7A1F"/>
+                <w:sz w:val="19"/>
+              </w:rPr>
+              <w:t xml:space="preserve">сходится</w:t>
+            </w:r>
+          </w:p>
+        </w:tc>
+      </w:tr>
+      <w:tr>
+        <w:tc>
+          <w:tcPr>
+            <w:tcW w:w="4000" w:type="dxa"/>
+          </w:tcPr>
+          <w:p>
+            <w:r>
+              <w:rPr>
+                <w:sz w:val="19"/>
+              </w:rPr>
+              <w:t xml:space="preserve">Вынос мелкой фракции: u/u_t(25,5 мкм) — свежая шихта выносится, пока не укрупнится в слое — механизм пылевыноса 19–29 % подтверждён</w:t>
+            </w:r>
+          </w:p>
+        </w:tc>
+        <w:tc>
+          <w:tcPr>
+            <w:tcW w:w="1500" w:type="dxa"/>
+          </w:tcPr>
+          <w:p>
+            <w:r>
+              <w:rPr>
+                <w:sz w:val="19"/>
+              </w:rPr>
+              <w:t xml:space="preserve">5,92</w:t>
+            </w:r>
+          </w:p>
+        </w:tc>
+        <w:tc>
+          <w:tcPr>
+            <w:tcW w:w="1500" w:type="dxa"/>
+          </w:tcPr>
+          <w:p>
+            <w:r>
+              <w:rPr>
+                <w:sz w:val="19"/>
+              </w:rPr>
+              <w:t xml:space="preserve">5,00</w:t>
+            </w:r>
+          </w:p>
+        </w:tc>
+        <w:tc>
+          <w:tcPr>
+            <w:tcW w:w="1100" w:type="dxa"/>
+          </w:tcPr>
+          <w:p>
+            <w:r>
+              <w:rPr>
+                <w:sz w:val="19"/>
+              </w:rPr>
+              <w:t xml:space="preserve">+18,32</w:t>
+            </w:r>
+          </w:p>
+        </w:tc>
+        <w:tc>
+          <w:tcPr>
+            <w:tcW w:w="1538" w:type="dxa"/>
+          </w:tcPr>
+          <w:p>
+            <w:r>
+              <w:rPr>
+                <w:b/>
+                <w:color w:val="1F7A1F"/>
+                <w:sz w:val="19"/>
+              </w:rPr>
+              <w:t xml:space="preserve">сходится</w:t>
+            </w:r>
+          </w:p>
+        </w:tc>
+      </w:tr>
+    </w:tbl>
+    <w:p>
+      <w:r>
+        <w:rPr>
+          <w:b/>
+        </w:rPr>
+        <w:t xml:space="preserve">Вывод: </w:t>
+      </w:r>
+      <w:r>
+        <w:t xml:space="preserve">Слой работает при u/u_mf ≈ 1.8 — типовой спокойный режим КС. Крупный огарок (u_t ≈ 6 м/с) слой не покидает, свежий концентрат 25,5 мкм (u_t ≈ 0.04 м/с) выносится газом до укрупнения — это физическое объяснение пылевыноса 19 % (осн.) и его роста до 29 % во вспомогательном варианте (выше скорость газа). Зона сепарации над слоем и возврат пыли циклона — обязательные элементы; точную карту слоя даст CFD (кейс подготовлен).</w:t>
       </w:r>
     </w:p>
     <w:p/>

--- a/ove/public/docs/ove75-raschet.docx
+++ b/ove/public/docs/ove75-raschet.docx
@@ -37,7 +37,7 @@
           <w:b/>
           <w:sz w:val="21"/>
         </w:rPr>
-        <w:t xml:space="preserve">Итого: блоков 19, сверок 36 (сходится 29, в допуске 2, вопросов 5), находок для Гипроникеля 10.</w:t>
+        <w:t xml:space="preserve">Итого: блоков 21, сверок 39 (сходится 31, в допуске 2, вопросов 6), находок для Гипроникеля 11.</w:t>
       </w:r>
     </w:p>
     <w:p/>
@@ -161,7 +161,24 @@
           <w:b/>
           <w:sz w:val="21"/>
         </w:rPr>
-        <w:t xml:space="preserve">7. [ВАЖНО] «75 000 т/год» не обеспечены заявленным сырьём: доступно ~70,3 тыс. т (дефицит 6,3 %)</w:t>
+        <w:t xml:space="preserve">7. [ВАЖНО] Смена базиса: существующих цехов нет — новое строительство корпусов ЭЭ, купороса и склада (+7–10 млрд ₽, +18–24 мес)</w:t>
+      </w:r>
+    </w:p>
+    <w:p>
+      <w:r>
+        <w:rPr>
+          <w:sz w:val="20"/>
+        </w:rPr>
+        <w:t xml:space="preserve">ТЗ (п. 2.8.5, Лот 3) и Прил.№6 исходят из размещения в существующих зданиях ЦЭМ/ГМУ, но по вводной владельца зданий под размещение нет. Вынести Заказчику первым вопросом: какой базис закладывать в БИ? При новом строительстве: Прил.№6 не применяется, в состав БИ добавляются посадка на генплан и полные нагрузки нового корпуса, CAPEX +7–10 млрд ₽, срок +18–24 мес. Наша компоновка нового корпуса — блок NB-EW.</w:t>
+      </w:r>
+    </w:p>
+    <w:p>
+      <w:r>
+        <w:rPr>
+          <w:b/>
+          <w:sz w:val="21"/>
+        </w:rPr>
+        <w:t xml:space="preserve">8. [ВАЖНО] «75 000 т/год» не обеспечены заявленным сырьём: доступно ~70,3 тыс. т (дефицит 6,3 %)</w:t>
       </w:r>
     </w:p>
     <w:p>
@@ -178,7 +195,7 @@
           <w:b/>
           <w:sz w:val="21"/>
         </w:rPr>
-        <w:t xml:space="preserve">8. [ВАЖНО] Кислотная точка росы газов ≈221/209 °C — заложить требования к стенкам тракта (≥240 °C) и продувке при остановках</w:t>
+        <w:t xml:space="preserve">9. [ВАЖНО] Кислотная точка росы газов ≈221/209 °C — заложить требования к стенкам тракта (≥240 °C) и продувке при остановках</w:t>
       </w:r>
     </w:p>
     <w:p>
@@ -195,7 +212,7 @@
           <w:b/>
           <w:sz w:val="21"/>
         </w:rPr>
-        <w:t xml:space="preserve">9. [уточнить] Запросить габарит печи КС (табл. 24/25 ИД) — наша оценка: под 47,7–59,7 м², Ø 7,8–8,7 м</w:t>
+        <w:t xml:space="preserve">10. [уточнить] Запросить габарит печи КС (табл. 24/25 ИД) — наша оценка: под 47,7–59,7 м², Ø 7,8–8,7 м</w:t>
       </w:r>
     </w:p>
     <w:p>
@@ -212,7 +229,7 @@
           <w:b/>
           <w:sz w:val="21"/>
         </w:rPr>
-        <w:t xml:space="preserve">10. [ВАЖНО] Хлор в электролите 25–30 г/м³ — на пределе стойкости матриц 316L (кампания 6 лет под риском)</w:t>
+        <w:t xml:space="preserve">11. [ВАЖНО] Хлор в электролите 25–30 г/м³ — на пределе стойкости матриц 316L (кампания 6 лет под риском)</w:t>
       </w:r>
     </w:p>
     <w:p>
@@ -6013,6 +6030,590 @@
       </w:r>
       <w:r>
         <w:t xml:space="preserve">Потоки склада подтверждены; буфер 3 000 т покрывает 14,3 суток отгрузки — устойчив к недельным сбоям подачи вагонов.</w:t>
+      </w:r>
+    </w:p>
+    <w:p/>
+    <w:p>
+      <w:pPr>
+        <w:pStyle w:val="Heading2"/>
+      </w:pPr>
+      <w:r>
+        <w:rPr>
+          <w:b/>
+          <w:sz w:val="26"/>
+        </w:rPr>
+        <w:t xml:space="preserve">NB-EW · Новый корпус электроэкстракции: компоновка расчётом (сценарий «новое строительство») (Лот №3)</w:t>
+      </w:r>
+    </w:p>
+    <w:p>
+      <w:r>
+        <w:rPr>
+          <w:b/>
+        </w:rPr>
+        <w:t xml:space="preserve">Входные данные: </w:t>
+      </w:r>
+      <w:r>
+        <w:rPr>
+          <w:sz w:val="19"/>
+        </w:rPr>
+        <w:t xml:space="preserve">Вводная владельца: существующих цехов нет — проектируем новый корпус (15.08.2026) [решение КВАНТ; противоречит базису ТЗ/Прил.№6 — см. F-BUILD] · Ванны: 180 шт. (2 серии × 90, ряды по 45); 84 катода/ванну, шаг ≈100 мм [ИД ч.2 п. 4.2.2, п. 1.3.9] · Кран и отметки: мостовые краны над ваннами; подъём матрицы ≈1,3 м + траверса [практика tankhouse; ИД ч.2 (КСМ)]</w:t>
+      </w:r>
+    </w:p>
+    <w:p>
+      <w:r>
+        <w:rPr>
+          <w:b/>
+          <w:sz w:val="20"/>
+        </w:rPr>
+        <w:t xml:space="preserve">Ванна в плане:  </w:t>
+      </w:r>
+      <w:r>
+        <w:rPr>
+          <w:sz w:val="20"/>
+        </w:rPr>
+        <w:t xml:space="preserve">9,6 × 1,45 м (84 катода × ~0,100 м + концевые)</w:t>
+      </w:r>
+    </w:p>
+    <w:p>
+      <w:r>
+        <w:rPr>
+          <w:b/>
+          <w:sz w:val="20"/>
+        </w:rPr>
+        <w:t xml:space="preserve">Ряд из 45 ванн:  </w:t>
+      </w:r>
+      <w:r>
+        <w:rPr>
+          <w:sz w:val="20"/>
+        </w:rPr>
+        <w:t xml:space="preserve">45 × 1,55 = 69,8 м</w:t>
+      </w:r>
+    </w:p>
+    <w:p>
+      <w:r>
+        <w:rPr>
+          <w:b/>
+          <w:sz w:val="20"/>
+        </w:rPr>
+        <w:t xml:space="preserve">Корпус:  </w:t>
+      </w:r>
+      <w:r>
+        <w:rPr>
+          <w:sz w:val="20"/>
+        </w:rPr>
+        <w:t xml:space="preserve">36 × 190 × 17 м (2 пролёта по 18 м; 2 серии последовательно + зона КСМ 30 м + ремзона 20 м)</w:t>
+      </w:r>
+    </w:p>
+    <w:p>
+      <w:r>
+        <w:rPr>
+          <w:b/>
+          <w:sz w:val="20"/>
+        </w:rPr>
+        <w:t xml:space="preserve">Объёмы:  </w:t>
+      </w:r>
+      <w:r>
+        <w:rPr>
+          <w:sz w:val="20"/>
+        </w:rPr>
+        <w:t xml:space="preserve">корпус ЭЭ 116 + электролитное 12 + купорос 16 + склад ГП 32 = 177 тыс. м³</w:t>
+      </w:r>
+    </w:p>
+    <w:tbl>
+      <w:tblPr>
+        <w:tblW w:w="9638" w:type="dxa"/>
+        <w:tblBorders>
+          <w:top w:val="single" w:sz="4" w:color="C9C9C9"/>
+          <w:left w:val="single" w:sz="4" w:color="C9C9C9"/>
+          <w:bottom w:val="single" w:sz="4" w:color="C9C9C9"/>
+          <w:right w:val="single" w:sz="4" w:color="C9C9C9"/>
+          <w:insideH w:val="single" w:sz="4" w:color="C9C9C9"/>
+          <w:insideV w:val="single" w:sz="4" w:color="C9C9C9"/>
+        </w:tblBorders>
+        <w:tblLayout w:type="fixed"/>
+      </w:tblPr>
+      <w:tblGrid>
+        <w:gridCol w:w="4000"/>
+        <w:gridCol w:w="1500"/>
+        <w:gridCol w:w="1500"/>
+        <w:gridCol w:w="1100"/>
+        <w:gridCol w:w="1538"/>
+      </w:tblGrid>
+      <w:tr>
+        <w:tc>
+          <w:tcPr>
+            <w:tcW w:w="4000" w:type="dxa"/>
+            <w:shd w:val="clear" w:fill="EFEFEF"/>
+          </w:tcPr>
+          <w:p>
+            <w:r>
+              <w:rPr>
+                <w:b/>
+                <w:sz w:val="19"/>
+              </w:rPr>
+              <w:t xml:space="preserve">Проверка</w:t>
+            </w:r>
+          </w:p>
+        </w:tc>
+        <w:tc>
+          <w:tcPr>
+            <w:tcW w:w="1500" w:type="dxa"/>
+            <w:shd w:val="clear" w:fill="EFEFEF"/>
+          </w:tcPr>
+          <w:p>
+            <w:r>
+              <w:rPr>
+                <w:b/>
+                <w:sz w:val="19"/>
+              </w:rPr>
+              <w:t xml:space="preserve">Наш расчёт</w:t>
+            </w:r>
+          </w:p>
+        </w:tc>
+        <w:tc>
+          <w:tcPr>
+            <w:tcW w:w="1500" w:type="dxa"/>
+            <w:shd w:val="clear" w:fill="EFEFEF"/>
+          </w:tcPr>
+          <w:p>
+            <w:r>
+              <w:rPr>
+                <w:b/>
+                <w:sz w:val="19"/>
+              </w:rPr>
+              <w:t xml:space="preserve">ИД</w:t>
+            </w:r>
+          </w:p>
+        </w:tc>
+        <w:tc>
+          <w:tcPr>
+            <w:tcW w:w="1100" w:type="dxa"/>
+            <w:shd w:val="clear" w:fill="EFEFEF"/>
+          </w:tcPr>
+          <w:p>
+            <w:r>
+              <w:rPr>
+                <w:b/>
+                <w:sz w:val="19"/>
+              </w:rPr>
+              <w:t xml:space="preserve">Δ, %</w:t>
+            </w:r>
+          </w:p>
+        </w:tc>
+        <w:tc>
+          <w:tcPr>
+            <w:tcW w:w="1538" w:type="dxa"/>
+            <w:shd w:val="clear" w:fill="EFEFEF"/>
+          </w:tcPr>
+          <w:p>
+            <w:r>
+              <w:rPr>
+                <w:b/>
+                <w:sz w:val="19"/>
+              </w:rPr>
+              <w:t xml:space="preserve">Вердикт</w:t>
+            </w:r>
+          </w:p>
+        </w:tc>
+      </w:tr>
+      <w:tr>
+        <w:tc>
+          <w:tcPr>
+            <w:tcW w:w="4000" w:type="dxa"/>
+          </w:tcPr>
+          <w:p>
+            <w:r>
+              <w:rPr>
+                <w:sz w:val="19"/>
+              </w:rPr>
+              <w:t xml:space="preserve">Длина корпуса vs существующий ЦЭМ (186 м), м — новый корпус того же порядка — компоновочная логика ИД сохраняется</w:t>
+            </w:r>
+          </w:p>
+        </w:tc>
+        <w:tc>
+          <w:tcPr>
+            <w:tcW w:w="1500" w:type="dxa"/>
+          </w:tcPr>
+          <w:p>
+            <w:r>
+              <w:rPr>
+                <w:sz w:val="19"/>
+              </w:rPr>
+              <w:t xml:space="preserve">189,5</w:t>
+            </w:r>
+          </w:p>
+        </w:tc>
+        <w:tc>
+          <w:tcPr>
+            <w:tcW w:w="1500" w:type="dxa"/>
+          </w:tcPr>
+          <w:p>
+            <w:r>
+              <w:rPr>
+                <w:sz w:val="19"/>
+              </w:rPr>
+              <w:t xml:space="preserve">186,0</w:t>
+            </w:r>
+          </w:p>
+        </w:tc>
+        <w:tc>
+          <w:tcPr>
+            <w:tcW w:w="1100" w:type="dxa"/>
+          </w:tcPr>
+          <w:p>
+            <w:r>
+              <w:rPr>
+                <w:sz w:val="19"/>
+              </w:rPr>
+              <w:t xml:space="preserve">+1,88</w:t>
+            </w:r>
+          </w:p>
+        </w:tc>
+        <w:tc>
+          <w:tcPr>
+            <w:tcW w:w="1538" w:type="dxa"/>
+          </w:tcPr>
+          <w:p>
+            <w:r>
+              <w:rPr>
+                <w:b/>
+                <w:color w:val="1F7A1F"/>
+                <w:sz w:val="19"/>
+              </w:rPr>
+              <w:t xml:space="preserve">сходится</w:t>
+            </w:r>
+          </w:p>
+        </w:tc>
+      </w:tr>
+      <w:tr>
+        <w:tc>
+          <w:tcPr>
+            <w:tcW w:w="4000" w:type="dxa"/>
+          </w:tcPr>
+          <w:p>
+            <w:r>
+              <w:rPr>
+                <w:sz w:val="19"/>
+              </w:rPr>
+              <w:t xml:space="preserve">Кубатура ЭЭ на тонну мощности, м³/т</w:t>
+            </w:r>
+          </w:p>
+        </w:tc>
+        <w:tc>
+          <w:tcPr>
+            <w:tcW w:w="1500" w:type="dxa"/>
+          </w:tcPr>
+          <w:p>
+            <w:r>
+              <w:rPr>
+                <w:sz w:val="19"/>
+              </w:rPr>
+              <w:t xml:space="preserve">1,71</w:t>
+            </w:r>
+          </w:p>
+        </w:tc>
+        <w:tc>
+          <w:tcPr>
+            <w:tcW w:w="1500" w:type="dxa"/>
+          </w:tcPr>
+          <w:p>
+            <w:r>
+              <w:rPr>
+                <w:sz w:val="19"/>
+              </w:rPr>
+              <w:t xml:space="preserve">1,90</w:t>
+            </w:r>
+          </w:p>
+        </w:tc>
+        <w:tc>
+          <w:tcPr>
+            <w:tcW w:w="1100" w:type="dxa"/>
+          </w:tcPr>
+          <w:p>
+            <w:r>
+              <w:rPr>
+                <w:sz w:val="19"/>
+              </w:rPr>
+              <w:t xml:space="preserve">-10,13</w:t>
+            </w:r>
+          </w:p>
+        </w:tc>
+        <w:tc>
+          <w:tcPr>
+            <w:tcW w:w="1538" w:type="dxa"/>
+          </w:tcPr>
+          <w:p>
+            <w:r>
+              <w:rPr>
+                <w:b/>
+                <w:color w:val="1F7A1F"/>
+                <w:sz w:val="19"/>
+              </w:rPr>
+              <w:t xml:space="preserve">сходится</w:t>
+            </w:r>
+          </w:p>
+        </w:tc>
+      </w:tr>
+    </w:tbl>
+    <w:p>
+      <w:r>
+        <w:rPr>
+          <w:b/>
+        </w:rPr>
+        <w:t xml:space="preserve">Вывод: </w:t>
+      </w:r>
+      <w:r>
+        <w:t xml:space="preserve">Новый корпус ЭЭ 36 × 190 м с высотой до низа ферм ~16 м вмещает 180 ванн в две последовательные серии с зоной КСМ и ремзоной — газоочистка, аспирация и электролитное отделение в пристрое. Посадка на генплан, привязка к сетям и полные строительные нагрузки нового корпуса — добавляются в состав БИ (сценарий «новое строительство»).</w:t>
+      </w:r>
+    </w:p>
+    <w:p/>
+    <w:p>
+      <w:pPr>
+        <w:pStyle w:val="Heading2"/>
+      </w:pPr>
+      <w:r>
+        <w:rPr>
+          <w:b/>
+          <w:sz w:val="26"/>
+        </w:rPr>
+        <w:t xml:space="preserve">NB-COST · Стоимость нового строительства (замена «реконструкции существующих») (Комплекс)</w:t>
+      </w:r>
+    </w:p>
+    <w:p>
+      <w:r>
+        <w:rPr>
+          <w:b/>
+        </w:rPr>
+        <w:t xml:space="preserve">Входные данные: </w:t>
+      </w:r>
+      <w:r>
+        <w:rPr>
+          <w:sz w:val="19"/>
+        </w:rPr>
+        <w:t xml:space="preserve">Объёмы NB-EW: ЭЭ+электролитное 128 тыс. м³; купорос 16; склад 32 [расчёт NB-EW] · Удельники: 45–65 тыс. ₽/м³ (промкаркас, V снеговой район, сети в здании); ЭЭ ×1,15 (кислотостойкие полы и фундаменты ванн); склад 40 [оценка КВАНТ Class 5 по аналогам 2025–2026]</w:t>
+      </w:r>
+    </w:p>
+    <w:p>
+      <w:r>
+        <w:rPr>
+          <w:b/>
+          <w:sz w:val="20"/>
+        </w:rPr>
+        <w:t xml:space="preserve">Корпус ЭЭ с электролитным:  </w:t>
+      </w:r>
+      <w:r>
+        <w:rPr>
+          <w:sz w:val="20"/>
+        </w:rPr>
+        <w:t xml:space="preserve">6,6–9,6 млрд ₽ (середина 8,1)</w:t>
+      </w:r>
+    </w:p>
+    <w:p>
+      <w:r>
+        <w:rPr>
+          <w:b/>
+          <w:sz w:val="20"/>
+        </w:rPr>
+        <w:t xml:space="preserve">Купорос / склад ГП:  </w:t>
+      </w:r>
+      <w:r>
+        <w:rPr>
+          <w:sz w:val="20"/>
+        </w:rPr>
+        <w:t xml:space="preserve">0,9 / 1,3 млрд ₽</w:t>
+      </w:r>
+    </w:p>
+    <w:p>
+      <w:r>
+        <w:rPr>
+          <w:b/>
+          <w:sz w:val="20"/>
+        </w:rPr>
+        <w:t xml:space="preserve">Итого новые здания лотов 2–4:  </w:t>
+      </w:r>
+      <w:r>
+        <w:rPr>
+          <w:sz w:val="20"/>
+        </w:rPr>
+        <w:t xml:space="preserve">≈10,3 млрд ₽ (≈$114 млн при 90 ₽/$)</w:t>
+      </w:r>
+    </w:p>
+    <w:tbl>
+      <w:tblPr>
+        <w:tblW w:w="9638" w:type="dxa"/>
+        <w:tblBorders>
+          <w:top w:val="single" w:sz="4" w:color="C9C9C9"/>
+          <w:left w:val="single" w:sz="4" w:color="C9C9C9"/>
+          <w:bottom w:val="single" w:sz="4" w:color="C9C9C9"/>
+          <w:right w:val="single" w:sz="4" w:color="C9C9C9"/>
+          <w:insideH w:val="single" w:sz="4" w:color="C9C9C9"/>
+          <w:insideV w:val="single" w:sz="4" w:color="C9C9C9"/>
+        </w:tblBorders>
+        <w:tblLayout w:type="fixed"/>
+      </w:tblPr>
+      <w:tblGrid>
+        <w:gridCol w:w="4000"/>
+        <w:gridCol w:w="1500"/>
+        <w:gridCol w:w="1500"/>
+        <w:gridCol w:w="1100"/>
+        <w:gridCol w:w="1538"/>
+      </w:tblGrid>
+      <w:tr>
+        <w:tc>
+          <w:tcPr>
+            <w:tcW w:w="4000" w:type="dxa"/>
+            <w:shd w:val="clear" w:fill="EFEFEF"/>
+          </w:tcPr>
+          <w:p>
+            <w:r>
+              <w:rPr>
+                <w:b/>
+                <w:sz w:val="19"/>
+              </w:rPr>
+              <w:t xml:space="preserve">Проверка</w:t>
+            </w:r>
+          </w:p>
+        </w:tc>
+        <w:tc>
+          <w:tcPr>
+            <w:tcW w:w="1500" w:type="dxa"/>
+            <w:shd w:val="clear" w:fill="EFEFEF"/>
+          </w:tcPr>
+          <w:p>
+            <w:r>
+              <w:rPr>
+                <w:b/>
+                <w:sz w:val="19"/>
+              </w:rPr>
+              <w:t xml:space="preserve">Наш расчёт</w:t>
+            </w:r>
+          </w:p>
+        </w:tc>
+        <w:tc>
+          <w:tcPr>
+            <w:tcW w:w="1500" w:type="dxa"/>
+            <w:shd w:val="clear" w:fill="EFEFEF"/>
+          </w:tcPr>
+          <w:p>
+            <w:r>
+              <w:rPr>
+                <w:b/>
+                <w:sz w:val="19"/>
+              </w:rPr>
+              <w:t xml:space="preserve">ИД</w:t>
+            </w:r>
+          </w:p>
+        </w:tc>
+        <w:tc>
+          <w:tcPr>
+            <w:tcW w:w="1100" w:type="dxa"/>
+            <w:shd w:val="clear" w:fill="EFEFEF"/>
+          </w:tcPr>
+          <w:p>
+            <w:r>
+              <w:rPr>
+                <w:b/>
+                <w:sz w:val="19"/>
+              </w:rPr>
+              <w:t xml:space="preserve">Δ, %</w:t>
+            </w:r>
+          </w:p>
+        </w:tc>
+        <w:tc>
+          <w:tcPr>
+            <w:tcW w:w="1538" w:type="dxa"/>
+            <w:shd w:val="clear" w:fill="EFEFEF"/>
+          </w:tcPr>
+          <w:p>
+            <w:r>
+              <w:rPr>
+                <w:b/>
+                <w:sz w:val="19"/>
+              </w:rPr>
+              <w:t xml:space="preserve">Вердикт</w:t>
+            </w:r>
+          </w:p>
+        </w:tc>
+      </w:tr>
+      <w:tr>
+        <w:tc>
+          <w:tcPr>
+            <w:tcW w:w="4000" w:type="dxa"/>
+          </w:tcPr>
+          <w:p>
+            <w:r>
+              <w:rPr>
+                <w:sz w:val="19"/>
+              </w:rPr>
+              <w:t xml:space="preserve">Дельта к прежней строке «реконструкция» ($18M base), млн $ — смена базиса добавляет к CAPEX ~$70–100 млн — решение Заказчика обязательно</w:t>
+            </w:r>
+          </w:p>
+        </w:tc>
+        <w:tc>
+          <w:tcPr>
+            <w:tcW w:w="1500" w:type="dxa"/>
+          </w:tcPr>
+          <w:p>
+            <w:r>
+              <w:rPr>
+                <w:sz w:val="19"/>
+              </w:rPr>
+              <w:t xml:space="preserve">114,3</w:t>
+            </w:r>
+          </w:p>
+        </w:tc>
+        <w:tc>
+          <w:tcPr>
+            <w:tcW w:w="1500" w:type="dxa"/>
+          </w:tcPr>
+          <w:p>
+            <w:r>
+              <w:rPr>
+                <w:sz w:val="19"/>
+              </w:rPr>
+              <w:t xml:space="preserve">18,0</w:t>
+            </w:r>
+          </w:p>
+        </w:tc>
+        <w:tc>
+          <w:tcPr>
+            <w:tcW w:w="1100" w:type="dxa"/>
+          </w:tcPr>
+          <w:p>
+            <w:r>
+              <w:rPr>
+                <w:sz w:val="19"/>
+              </w:rPr>
+              <w:t xml:space="preserve">+534,78</w:t>
+            </w:r>
+          </w:p>
+        </w:tc>
+        <w:tc>
+          <w:tcPr>
+            <w:tcW w:w="1538" w:type="dxa"/>
+          </w:tcPr>
+          <w:p>
+            <w:r>
+              <w:rPr>
+                <w:b/>
+                <w:color w:val="B22222"/>
+                <w:sz w:val="19"/>
+              </w:rPr>
+              <w:t xml:space="preserve">ВОПРОС</w:t>
+            </w:r>
+          </w:p>
+        </w:tc>
+      </w:tr>
+    </w:tbl>
+    <w:p>
+      <w:r>
+        <w:rPr>
+          <w:b/>
+        </w:rPr>
+        <w:t xml:space="preserve">Вывод: </w:t>
+      </w:r>
+      <w:r>
+        <w:t xml:space="preserve">Новое строительство вместо приспособления существующих зданий добавляет к CAPEX ≈10,3 млрд ₽ (сверх корпуса обжига, который и в ТЗ был новым) и ~18–24 месяца строительного цикла. Строка CAPEX «реконструкция ЦЭМ/ГМУ» заменена на три строки нового строительства — см. вкладку «Стройка · CAPEX».</w:t>
       </w:r>
     </w:p>
     <w:p/>

--- a/ove/public/docs/ove75-raschet.docx
+++ b/ove/public/docs/ove75-raschet.docx
@@ -37,7 +37,7 @@
           <w:b/>
           <w:sz w:val="21"/>
         </w:rPr>
-        <w:t xml:space="preserve">Итого: блоков 21, сверок 39 (сходится 31, в допуске 2, вопросов 6), находок для Гипроникеля 11.</w:t>
+        <w:t xml:space="preserve">Итого: блоков 21, сверок 40 (сходится 33, в допуске 1, вопросов 6), находок для Гипроникеля 11.</w:t>
       </w:r>
     </w:p>
     <w:p/>
@@ -212,15 +212,15 @@
           <w:b/>
           <w:sz w:val="21"/>
         </w:rPr>
-        <w:t xml:space="preserve">10. [уточнить] Запросить габарит печи КС (табл. 24/25 ИД) — наша оценка: под 47,7–59,7 м², Ø 7,8–8,7 м</w:t>
-      </w:r>
-    </w:p>
-    <w:p>
-      <w:r>
-        <w:rPr>
-          <w:sz w:val="20"/>
-        </w:rPr>
-        <w:t xml:space="preserve">Нужен для верификации напряжённости пода, скорости газа в свободном сечении (унос 19/29 %) и компоновки Цеха обжига.</w:t>
+        <w:t xml:space="preserve">10. [к сведению] Габарит печи КС найден в ИД ч.1 (стр. 417): конус Ø6000→8390, 583 сопла — модель и CFD-кейс обновлены</w:t>
+      </w:r>
+    </w:p>
+    <w:p>
+      <w:r>
+        <w:rPr>
+          <w:sz w:val="20"/>
+        </w:rPr>
+        <w:t xml:space="preserve">Ранее запрашивали табл. 24/25 — не требуется: геометрия есть в тексте разд. 2.3. Наша проверка: слой ~2 м, напряжённость по зеркалу ~7 т/(м²·сут) — конструкция консистентна. Для CFD остаётся запросить: живое сечение решётки (диаметр отверстий сопел) и отметку ввода шнекового забрасывателя.</w:t>
       </w:r>
     </w:p>
     <w:p>
@@ -7650,7 +7650,7 @@
           <w:b/>
           <w:sz w:val="26"/>
         </w:rPr>
-        <w:t xml:space="preserve">L1-BED · Печь КС: слой, под, напряжённость (санити-проверка габарита) (Лот №1)</w:t>
+        <w:t xml:space="preserve">L1-BED · Печь КС: проверка фактической геометрии HATCH нашей моделью (Лот №1)</w:t>
       </w:r>
     </w:p>
     <w:p>
@@ -7664,52 +7664,52 @@
         <w:rPr>
           <w:sz w:val="19"/>
         </w:rPr>
-        <w:t xml:space="preserve">Время пребывания: 9 ч при 930 °C («обжиг намертво») [ИД разд. 2.3] · Огарок номинал: 10,34 т/ч [ИД табл. 22/23 (пересчёт)] · Плотность псевдоожиженного слоя: ≈1,3 т/м³ (вспученное состояние) [оценка КВАНТ (Class 5)]</w:t>
-      </w:r>
-    </w:p>
-    <w:p>
-      <w:r>
-        <w:rPr>
-          <w:b/>
-          <w:sz w:val="20"/>
-        </w:rPr>
-        <w:t xml:space="preserve">Масса слоя:  </w:t>
-      </w:r>
-      <w:r>
-        <w:rPr>
-          <w:sz w:val="20"/>
-        </w:rPr>
-        <w:t xml:space="preserve">10,34 × 9 = 93,1 т</w:t>
-      </w:r>
-    </w:p>
-    <w:p>
-      <w:r>
-        <w:rPr>
-          <w:b/>
-          <w:sz w:val="20"/>
-        </w:rPr>
-        <w:t xml:space="preserve">Объём слоя:  </w:t>
-      </w:r>
-      <w:r>
-        <w:rPr>
-          <w:sz w:val="20"/>
-        </w:rPr>
-        <w:t xml:space="preserve">71,6 м³; под при высоте 1,2–1,5 м: 47,7–59,7 м² (Ø 7,8–8,7 м)</w:t>
-      </w:r>
-    </w:p>
-    <w:p>
-      <w:r>
-        <w:rPr>
-          <w:b/>
-          <w:sz w:val="20"/>
-        </w:rPr>
-        <w:t xml:space="preserve">Напряжённость пода:  </w:t>
-      </w:r>
-      <w:r>
-        <w:rPr>
-          <w:sz w:val="20"/>
-        </w:rPr>
-        <w:t xml:space="preserve">324 т/сут ÷ под = 5,4–6,8 т/(м²·сут)</w:t>
+        <w:t xml:space="preserve">Геометрия печи (ИД ч.1, стр. 417–418): конус 21°: Ø6000 подина → Ø8390 газоход; высота конуса 6 450; решётка 583 сопла [ИД ч.1 разд. 2.3 (конструкция HATCH)] · Время пребывания / огарок: 9 ч при 930 °C; 10,34 т/ч номинал [ИД разд. 2.3; табл. 22/23] · Плотность псевдоожиженного слоя: ≈1,3 т/м³ (вспученное состояние) [оценка КВАНТ]</w:t>
+      </w:r>
+    </w:p>
+    <w:p>
+      <w:r>
+        <w:rPr>
+          <w:b/>
+          <w:sz w:val="20"/>
+        </w:rPr>
+        <w:t xml:space="preserve">Масса и объём слоя:  </w:t>
+      </w:r>
+      <w:r>
+        <w:rPr>
+          <w:sz w:val="20"/>
+        </w:rPr>
+        <w:t xml:space="preserve">10,34 × 9 = 93,1 т → 71,6 м³</w:t>
+      </w:r>
+    </w:p>
+    <w:p>
+      <w:r>
+        <w:rPr>
+          <w:b/>
+          <w:sz w:val="20"/>
+        </w:rPr>
+        <w:t xml:space="preserve">Высота слоя в конусе (решение V(h)):  </w:t>
+      </w:r>
+      <w:r>
+        <w:rPr>
+          <w:sz w:val="20"/>
+        </w:rPr>
+        <w:t xml:space="preserve">h ≈ 1,98 м; зеркало слоя Ø 7,5 м (44 м²)</w:t>
+      </w:r>
+    </w:p>
+    <w:p>
+      <w:r>
+        <w:rPr>
+          <w:b/>
+          <w:sz w:val="20"/>
+        </w:rPr>
+        <w:t xml:space="preserve">Напряжённость по зеркалу слоя:  </w:t>
+      </w:r>
+      <w:r>
+        <w:rPr>
+          <w:sz w:val="20"/>
+        </w:rPr>
+        <w:t xml:space="preserve">324 т/сут ÷ 44 м² = 7,3 т/(м²·сут)</w:t>
       </w:r>
     </w:p>
     <w:tbl>
@@ -7819,33 +7819,33 @@
               <w:rPr>
                 <w:sz w:val="19"/>
               </w:rPr>
-              <w:t xml:space="preserve">Напряжённость пода, т/(м²·сут) — габарит печи из ИД (табл. 24/25) у нас отсутствует — запросить для верификации</w:t>
-            </w:r>
-          </w:p>
-        </w:tc>
-        <w:tc>
-          <w:tcPr>
-            <w:tcW w:w="1500" w:type="dxa"/>
-          </w:tcPr>
-          <w:p>
-            <w:r>
-              <w:rPr>
-                <w:sz w:val="19"/>
-              </w:rPr>
-              <w:t xml:space="preserve">6,11</w:t>
-            </w:r>
-          </w:p>
-        </w:tc>
-        <w:tc>
-          <w:tcPr>
-            <w:tcW w:w="1500" w:type="dxa"/>
-          </w:tcPr>
-          <w:p>
-            <w:r>
-              <w:rPr>
-                <w:sz w:val="19"/>
-              </w:rPr>
-              <w:t xml:space="preserve">6,00</w:t>
+              <w:t xml:space="preserve">Высота слоя, м — 9-часовое пребывание в конусной печи даёт слой ~2 м — реалистично</w:t>
+            </w:r>
+          </w:p>
+        </w:tc>
+        <w:tc>
+          <w:tcPr>
+            <w:tcW w:w="1500" w:type="dxa"/>
+          </w:tcPr>
+          <w:p>
+            <w:r>
+              <w:rPr>
+                <w:sz w:val="19"/>
+              </w:rPr>
+              <w:t xml:space="preserve">1,98</w:t>
+            </w:r>
+          </w:p>
+        </w:tc>
+        <w:tc>
+          <w:tcPr>
+            <w:tcW w:w="1500" w:type="dxa"/>
+          </w:tcPr>
+          <w:p>
+            <w:r>
+              <w:rPr>
+                <w:sz w:val="19"/>
+              </w:rPr>
+              <w:t xml:space="preserve">2,00</w:t>
             </w:r>
           </w:p>
         </w:tc>
@@ -7858,7 +7858,7 @@
               <w:rPr>
                 <w:sz w:val="19"/>
               </w:rPr>
-              <w:t xml:space="preserve">+1,81</w:t>
+              <w:t xml:space="preserve">-0,75</w:t>
             </w:r>
           </w:p>
         </w:tc>
@@ -7870,10 +7870,79 @@
             <w:r>
               <w:rPr>
                 <w:b/>
-                <w:color w:val="B8860B"/>
-                <w:sz w:val="19"/>
-              </w:rPr>
-              <w:t xml:space="preserve">в допуске</w:t>
+                <w:color w:val="1F7A1F"/>
+                <w:sz w:val="19"/>
+              </w:rPr>
+              <w:t xml:space="preserve">сходится</w:t>
+            </w:r>
+          </w:p>
+        </w:tc>
+      </w:tr>
+      <w:tr>
+        <w:tc>
+          <w:tcPr>
+            <w:tcW w:w="4000" w:type="dxa"/>
+          </w:tcPr>
+          <w:p>
+            <w:r>
+              <w:rPr>
+                <w:sz w:val="19"/>
+              </w:rPr>
+              <w:t xml:space="preserve">Напряжённость по зеркалу слоя, т/(м²·сут) — конусная форма (Ø6→8,39 м) выводит напряжённость в норму — по подине была бы 11,5</w:t>
+            </w:r>
+          </w:p>
+        </w:tc>
+        <w:tc>
+          <w:tcPr>
+            <w:tcW w:w="1500" w:type="dxa"/>
+          </w:tcPr>
+          <w:p>
+            <w:r>
+              <w:rPr>
+                <w:sz w:val="19"/>
+              </w:rPr>
+              <w:t xml:space="preserve">7,29</w:t>
+            </w:r>
+          </w:p>
+        </w:tc>
+        <w:tc>
+          <w:tcPr>
+            <w:tcW w:w="1500" w:type="dxa"/>
+          </w:tcPr>
+          <w:p>
+            <w:r>
+              <w:rPr>
+                <w:sz w:val="19"/>
+              </w:rPr>
+              <w:t xml:space="preserve">7,00</w:t>
+            </w:r>
+          </w:p>
+        </w:tc>
+        <w:tc>
+          <w:tcPr>
+            <w:tcW w:w="1100" w:type="dxa"/>
+          </w:tcPr>
+          <w:p>
+            <w:r>
+              <w:rPr>
+                <w:sz w:val="19"/>
+              </w:rPr>
+              <w:t xml:space="preserve">+4,08</w:t>
+            </w:r>
+          </w:p>
+        </w:tc>
+        <w:tc>
+          <w:tcPr>
+            <w:tcW w:w="1538" w:type="dxa"/>
+          </w:tcPr>
+          <w:p>
+            <w:r>
+              <w:rPr>
+                <w:b/>
+                <w:color w:val="1F7A1F"/>
+                <w:sz w:val="19"/>
+              </w:rPr>
+              <w:t xml:space="preserve">сходится</w:t>
             </w:r>
           </w:p>
         </w:tc>
@@ -7887,7 +7956,7 @@
         <w:t xml:space="preserve">Вывод: </w:t>
       </w:r>
       <w:r>
-        <w:t xml:space="preserve">Оценка даёт под ≈47,7–59,7 м² (Ø 7,8–8,7 м) и напряжённость 5,4–6,8 т/(м²·сут) — в мировом диапазоне. Для точной верификации запросить габарит печи из ИД (в нашем пакете таблицы 24/25 нет) — иначе проверка вписываемости печи в здание Цеха обжига остаётся оценочной.</w:t>
+        <w:t xml:space="preserve">Фактическая геометрия печи HATCH проходит независимую проверку: слой ~2 м, зеркало Ø7,5 м, напряжённость 7,3 т/(м²·сут) — в мировом диапазоне. Конус 21° одновременно решает сепарацию (скорость газа падает к газоходу) — see L1-FLUID. Геометрия передана в CFD-кейс взамен нашей цилиндрической оценки.</w:t>
       </w:r>
     </w:p>
     <w:p/>
@@ -7914,7 +7983,7 @@
         <w:rPr>
           <w:sz w:val="19"/>
         </w:rPr>
-        <w:t xml:space="preserve">Частицы: огарок 449 мкм (слой), концентрат 25,5 мкм (свежая шихта); ρ ≈ 5 300 кг/м³ (оценка) [ИД табл. 23 (крупности); оценка КВАНТ] · Газ в слое: 930 °C; ρ = 0,304 кг/м³; μ = 4,6·10⁻⁵ Па·с [справочные свойства] · Под печи: 53,7 м² (середина оценки L1-BED) [расчёт L1-BED]</w:t>
+        <w:t xml:space="preserve">Частицы: огарок 449 мкм (слой), концентрат 25,5 мкм (свежая шихта); ρ ≈ 5 300 кг/м³ (оценка) [ИД табл. 23 (крупности); оценка КВАНТ] · Газ в слое: 930 °C; ρ = 0,304 кг/м³; μ = 4,6·10⁻⁵ Па·с [справочные свойства] · Сечения конусной печи: подина 28 м² → зеркало слоя 44 м² → газоход 55 м² [ИД ч.1 стр. 417 (геометрия HATCH)]</w:t>
       </w:r>
     </w:p>
     <w:p>
@@ -7953,13 +8022,13 @@
           <w:b/>
           <w:sz w:val="20"/>
         </w:rPr>
-        <w:t xml:space="preserve">Рабочая скорость в слое:  </w:t>
-      </w:r>
-      <w:r>
-        <w:rPr>
-          <w:sz w:val="20"/>
-        </w:rPr>
-        <w:t xml:space="preserve">0,24 (ном,) / 0,28 (макс,) м/с</w:t>
+        <w:t xml:space="preserve">Скорость газа по высоте конуса:  </w:t>
+      </w:r>
+      <w:r>
+        <w:rPr>
+          <w:sz w:val="20"/>
+        </w:rPr>
+        <w:t xml:space="preserve">подина 0,46 → зеркало 0,29 → газоход 0,23 м/с</w:t>
       </w:r>
     </w:p>
     <w:p>
@@ -8084,20 +8153,20 @@
               <w:rPr>
                 <w:sz w:val="19"/>
               </w:rPr>
-              <w:t xml:space="preserve">Число псевдоожижения u/u_mf — спокойный кипящий слой, режим подтверждён</w:t>
-            </w:r>
-          </w:p>
-        </w:tc>
-        <w:tc>
-          <w:tcPr>
-            <w:tcW w:w="1500" w:type="dxa"/>
-          </w:tcPr>
-          <w:p>
-            <w:r>
-              <w:rPr>
-                <w:sz w:val="19"/>
-              </w:rPr>
-              <w:t xml:space="preserve">1,75</w:t>
+              <w:t xml:space="preserve">Число псевдоожижения на зеркале слоя u/u_mf — у подины 3,3 (энергичное кипение), к зеркалу 2,1 — конус гасит скорость</w:t>
+            </w:r>
+          </w:p>
+        </w:tc>
+        <w:tc>
+          <w:tcPr>
+            <w:tcW w:w="1500" w:type="dxa"/>
+          </w:tcPr>
+          <w:p>
+            <w:r>
+              <w:rPr>
+                <w:sz w:val="19"/>
+              </w:rPr>
+              <w:t xml:space="preserve">2,12</w:t>
             </w:r>
           </w:p>
         </w:tc>
@@ -8123,7 +8192,7 @@
               <w:rPr>
                 <w:sz w:val="19"/>
               </w:rPr>
-              <w:t xml:space="preserve">-12,34</w:t>
+              <w:t xml:space="preserve">+5,85</w:t>
             </w:r>
           </w:p>
         </w:tc>
@@ -8166,7 +8235,7 @@
               <w:rPr>
                 <w:sz w:val="19"/>
               </w:rPr>
-              <w:t xml:space="preserve">5,92</w:t>
+              <w:t xml:space="preserve">7,14</w:t>
             </w:r>
           </w:p>
         </w:tc>
@@ -8192,7 +8261,7 @@
               <w:rPr>
                 <w:sz w:val="19"/>
               </w:rPr>
-              <w:t xml:space="preserve">+18,32</w:t>
+              <w:t xml:space="preserve">+42,87</w:t>
             </w:r>
           </w:p>
         </w:tc>
@@ -8221,7 +8290,7 @@
         <w:t xml:space="preserve">Вывод: </w:t>
       </w:r>
       <w:r>
-        <w:t xml:space="preserve">Слой работает при u/u_mf ≈ 1.8 — типовой спокойный режим КС. Крупный огарок (u_t ≈ 6 м/с) слой не покидает, свежий концентрат 25,5 мкм (u_t ≈ 0.04 м/с) выносится газом до укрупнения — это физическое объяснение пылевыноса 19 % (осн.) и его роста до 29 % во вспомогательном варианте (выше скорость газа). Зона сепарации над слоем и возврат пыли циклона — обязательные элементы; точную карту слоя даст CFD (кейс подготовлен).</w:t>
+        <w:t xml:space="preserve">Конус работает как встроенный сепаратор: скорость газа падает от 0,46 м/с у подины до 0,23 м/с у газохода — крупный огарок (u_t ≈ 6 м/с) остаётся в слое, свежий концентрат 25,5 мкм (u_t ≈ 0,04 м/с) выносится до укрупнения — физика пылевыноса 19/29 % подтверждена на фактической геометрии HATCH. Точную карту слоя даст CFD (кейс обновлён конусной геометрией).</w:t>
       </w:r>
     </w:p>
     <w:p/>

--- a/ove/public/docs/ove75-raschet.docx
+++ b/ove/public/docs/ove75-raschet.docx
@@ -19,7 +19,7 @@
         <w:rPr>
           <w:sz w:val="20"/>
         </w:rPr>
-        <w:t xml:space="preserve">АО «Кольская ГМК», комплекс «обжиг–выщелачивание–электроэкстракция» 75 000 т/год. Сборка 2026-08-15. К ТЗ на БИ v3.6 и ИД ч.1/ч.2.</w:t>
+        <w:t xml:space="preserve">АО «Кольская ГМК», комплекс «обжиг–выщелачивание–электроэкстракция» 75 000 т/год. Сборка 2026-08-25. К ТЗ на БИ v3.6 и ИД ч.1/ч.2.</w:t>
       </w:r>
     </w:p>
     <w:p>
@@ -161,15 +161,15 @@
           <w:b/>
           <w:sz w:val="21"/>
         </w:rPr>
-        <w:t xml:space="preserve">7. [ВАЖНО] Смена базиса: существующих цехов нет — новое строительство корпусов ЭЭ, купороса и склада (+7–10 млрд ₽, +18–24 мес)</w:t>
-      </w:r>
-    </w:p>
-    <w:p>
-      <w:r>
-        <w:rPr>
-          <w:sz w:val="20"/>
-        </w:rPr>
-        <w:t xml:space="preserve">ТЗ (п. 2.8.5, Лот 3) и Прил.№6 исходят из размещения в существующих зданиях ЦЭМ/ГМУ, но по вводной владельца зданий под размещение нет. Вынести Заказчику первым вопросом: какой базис закладывать в БИ? При новом строительстве: Прил.№6 не применяется, в состав БИ добавляются посадка на генплан и полные нагрузки нового корпуса, CAPEX +7–10 млрд ₽, срок +18–24 мес. Наша компоновка нового корпуса — блок NB-EW.</w:t>
+        <w:t xml:space="preserve">7. [ВАЖНО] Базис — новое строительство: подтверждён ТЗ v4.1 п.1.3 (+7–10 млрд ₽, +18–24 мес); внутри v4.1 остаётся противоречие, генплана нет</w:t>
+      </w:r>
+    </w:p>
+    <w:p>
+      <w:r>
+        <w:rPr>
+          <w:sz w:val="20"/>
+        </w:rPr>
+        <w:t xml:space="preserve">ТЗ v4.1 (25.08.2026, п.1.3) подтвердило вводную владельца от 15.08.2026: «новое строительство объектов комплекса ОВЭ на свободной территории Промплощадки КГМК по варианту размещения, принятому Заказчиком». Но таблица объектов v4.1 по-прежнему держит гидрометаллургический цех (Лоты 2–3) в «существующих зданиях», а Прил.№6/№7 остались в перечне приложений — противоречие вынесено Заказчику (C-94). Сам «вариант размещения» (генплан) в ИД не выдан — запрошен отдельным вопросом (Q-10); без него посадка корпусов и внутриплощадочные сети в БИ не считаются. Наша компоновка нового корпуса — блок NB-EW; CAPEX +7–10 млрд ₽, срок +18–24 мес против сценария приспособления.</w:t>
       </w:r>
     </w:p>
     <w:p>
@@ -6056,7 +6056,7 @@
         <w:rPr>
           <w:sz w:val="19"/>
         </w:rPr>
-        <w:t xml:space="preserve">Вводная владельца: существующих цехов нет — проектируем новый корпус (15.08.2026) [решение КВАНТ; противоречит базису ТЗ/Прил.№6 — см. F-BUILD] · Ванны: 180 шт. (2 серии × 90, ряды по 45); 84 катода/ванну, шаг ≈100 мм [ИД ч.2 п. 4.2.2, п. 1.3.9] · Кран и отметки: мостовые краны над ваннами; подъём матрицы ≈1,3 м + траверса [практика tankhouse; ИД ч.2 (КСМ)]</w:t>
+        <w:t xml:space="preserve">Базис размещения: новое строительство на свободной территории (вводная владельца 15.08.2026, подтверждена ТЗ v4.1 п.1.3 от 25.08.2026) [ТЗ v4.1 п.1.3; остаточное противоречие внутри v4.1 — см. F-BUILD] · Ванны: 180 шт. (2 серии × 90, ряды по 45); 84 катода/ванну, шаг ≈100 мм [ИД ч.2 п. 4.2.2, п. 1.3.9] · Кран и отметки: мостовые краны над ваннами; подъём матрицы ≈1,3 м + траверса [практика tankhouse; ИД ч.2 (КСМ)]</w:t>
       </w:r>
     </w:p>
     <w:p>
@@ -6545,7 +6545,7 @@
               <w:rPr>
                 <w:sz w:val="19"/>
               </w:rPr>
-              <w:t xml:space="preserve">Дельта к прежней строке «реконструкция» ($18M base), млн $ — смена базиса добавляет к CAPEX ~$70–100 млн — решение Заказчика обязательно</w:t>
+              <w:t xml:space="preserve">Дельта к прежней строке «реконструкция» ($18M base), млн $ — смена базиса добавляет к CAPEX ~$70–100 млн; базис подтверждён ТЗ v4.1 п.1.3, деньги в CAPEX заложены</w:t>
             </w:r>
           </w:p>
         </w:tc>

--- a/ove/public/docs/ove75-raschet.docx
+++ b/ove/public/docs/ove75-raschet.docx
@@ -19,7 +19,7 @@
         <w:rPr>
           <w:sz w:val="20"/>
         </w:rPr>
-        <w:t xml:space="preserve">АО «Кольская ГМК», комплекс «обжиг–выщелачивание–электроэкстракция» 75 000 т/год. Сборка 2026-08-25. К ТЗ на БИ v3.6 и ИД ч.1/ч.2.</w:t>
+        <w:t xml:space="preserve">АО «Кольская ГМК», комплекс «обжиг–выщелачивание–электроэкстракция» 75 000 т/год. Сборка 2026-08-26. К ТЗ на БИ v3.6 и ИД ч.1/ч.2.</w:t>
       </w:r>
     </w:p>
     <w:p>
@@ -161,15 +161,15 @@
           <w:b/>
           <w:sz w:val="21"/>
         </w:rPr>
-        <w:t xml:space="preserve">7. [ВАЖНО] Базис — новое строительство: подтверждён ТЗ v4.1 п.1.3 (+7–10 млрд ₽, +18–24 мес); внутри v4.1 остаётся противоречие, генплана нет</w:t>
-      </w:r>
-    </w:p>
-    <w:p>
-      <w:r>
-        <w:rPr>
-          <w:sz w:val="20"/>
-        </w:rPr>
-        <w:t xml:space="preserve">ТЗ v4.1 (25.08.2026, п.1.3) подтвердило вводную владельца от 15.08.2026: «новое строительство объектов комплекса ОВЭ на свободной территории Промплощадки КГМК по варианту размещения, принятому Заказчиком». Но таблица объектов v4.1 по-прежнему держит гидрометаллургический цех (Лоты 2–3) в «существующих зданиях», а Прил.№6/№7 остались в перечне приложений — противоречие вынесено Заказчику (C-94). Сам «вариант размещения» (генплан) в ИД не выдан — запрошен отдельным вопросом (Q-10); без него посадка корпусов и внутриплощадочные сети в БИ не считаются. Наша компоновка нового корпуса — блок NB-EW; CAPEX +7–10 млрд ₽, срок +18–24 мес против сценария приспособления.</w:t>
+        <w:t xml:space="preserve">7. [ВАЖНО] Базис — новое строительство: подтверждён ТЗ v4.1 п.1.3 (+7–10 млрд ₽, +18–24 мес); открыты статус Прил.№6/№7 и генплан</w:t>
+      </w:r>
+    </w:p>
+    <w:p>
+      <w:r>
+        <w:rPr>
+          <w:sz w:val="20"/>
+        </w:rPr>
+        <w:t xml:space="preserve">ТЗ v4.1 (25.08.2026, п.1.3) подтвердило вводную владельца от 15.08.2026: «новое строительство объектов комплекса ОВЭ на свободной территории Промплощадки КГМК по варианту размещения, принятому Заказчиком»; пометки «(существующие здания)»/«(новое строительство)» в таблице объектов вычеркнуты (правило «зачёркнутое = исключено», 25.08) — базис един для всех лотов. Открыто: статус обмерных Прил.№6/№7 в перечне приложений (C-94) и выдача «варианта размещения» (генплана) как ИД (Q-10) — без него посадка корпусов и внутриплощадочные сети в БИ не считаются. Наша компоновка нового корпуса — блок NB-EW; CAPEX +7–10 млрд ₽, срок +18–24 мес против сценария приспособления.</w:t>
       </w:r>
     </w:p>
     <w:p>

--- a/ove/public/docs/ove75-raschet.docx
+++ b/ove/public/docs/ove75-raschet.docx
@@ -19,7 +19,7 @@
         <w:rPr>
           <w:sz w:val="20"/>
         </w:rPr>
-        <w:t xml:space="preserve">АО «Кольская ГМК», комплекс «обжиг–выщелачивание–электроэкстракция» 75 000 т/год. Сборка 2026-08-26. К ТЗ на БИ v3.6 и ИД ч.1/ч.2.</w:t>
+        <w:t xml:space="preserve">АО «Кольская ГМК», комплекс «обжиг–выщелачивание–электроэкстракция» 75 000 т/год. Сборка 2026-08-27. К ТЗ на БИ v3.6 и ИД ч.1/ч.2.</w:t>
       </w:r>
     </w:p>
     <w:p>

--- a/ove/public/docs/ove75-raschet.docx
+++ b/ove/public/docs/ove75-raschet.docx
@@ -144,15 +144,15 @@
           <w:b/>
           <w:sz w:val="21"/>
         </w:rPr>
-        <w:t xml:space="preserve">6. [уточнить] Выход по току в ИД явно не указан — запросить (мы приняли 92 %)</w:t>
-      </w:r>
-    </w:p>
-    <w:p>
-      <w:r>
-        <w:rPr>
-          <w:sz w:val="20"/>
-        </w:rPr>
-        <w:t xml:space="preserve">Все электрохимические цифры ИД самосогласованы при η ≈ 92 %. Значение нужно зафиксировать как гарантийный параметр (влияет на удельный расход электроэнергии 1 942 кВт·ч/т).</w:t>
+        <w:t xml:space="preserve">6. [уточнить] η в ИД задан неявно (≈89 % из табл. 3.1/4.2) — запросить подтверждение</w:t>
+      </w:r>
+    </w:p>
+    <w:p>
+      <w:r>
+        <w:rPr>
+          <w:sz w:val="20"/>
+        </w:rPr>
+        <w:t xml:space="preserve">η в ИД задан неявно: из табл. 3.1/4.2 следует ≈89 % (49,49 кг/ч при 47,04 кА; U_в = 2,05 В при w = 1 942 кВт·ч/т). Запросить подтверждение принятого значения у Гипроникеля. Значение нужно зафиксировать как гарантийный параметр (влияет на удельный расход электроэнергии 1 942 кВт·ч/т).</w:t>
       </w:r>
     </w:p>
     <w:p>
@@ -481,7 +481,7 @@
               <w:rPr>
                 <w:sz w:val="19"/>
               </w:rPr>
-              <w:t xml:space="preserve">1 942 кВт·ч/т (расчёт при η=92 %)</w:t>
+              <w:t xml:space="preserve">1 942 кВт·ч/т (расчёт при η=89 %)</w:t>
             </w:r>
           </w:p>
         </w:tc>
@@ -538,7 +538,7 @@
               <w:rPr>
                 <w:sz w:val="19"/>
               </w:rPr>
-              <w:t xml:space="preserve">≈92 % (самосогласование ИД)</w:t>
+              <w:t xml:space="preserve">≈89 % (из ИД табл. 3.1/4.2, задан неявно)</w:t>
             </w:r>
           </w:p>
         </w:tc>
@@ -553,7 +553,7 @@
                 <w:color w:val="8B0000"/>
                 <w:sz w:val="19"/>
               </w:rPr>
-              <w:t xml:space="preserve">≥90 %</w:t>
+              <w:t xml:space="preserve">≥88 % (проектное значение по ИД ≈89 %; повышение до ≥90 % — только после письменного подтверждения η Гипроникелем)</w:t>
             </w:r>
           </w:p>
         </w:tc>
@@ -566,7 +566,7 @@
               <w:rPr>
                 <w:sz w:val="18"/>
               </w:rPr>
-              <w:t xml:space="preserve">F-ETA: значение в ИД не зафиксировано</w:t>
+              <w:t xml:space="preserve">F-ETA: η задан в ИД неявно (≈89 %)</w:t>
             </w:r>
           </w:p>
         </w:tc>
@@ -4199,7 +4199,7 @@
         <w:t xml:space="preserve">Вывод: </w:t>
       </w:r>
       <w:r>
-        <w:t xml:space="preserve">Неучтённые в табл. 26 потребители (воздуходувка ≈216 кВт, вакуум, аспирация) добавляют ≈351 кВт средней нагрузки — годовое электропотребление лота 1 растёт с 4,95 до ≈7.7 млн кВт·ч (+56 %). Для ТУ и ТЭП это надо заложить сразу; установленная мощность лота 1 с резервом — ориентировочно 1,6–1,9 МВт.</w:t>
+        <w:t xml:space="preserve">Неучтённые в табл. 26 потребители (воздуходувка ≈216 кВт, вакуум, аспирация) добавляют ≈351 кВт средней нагрузки — годовое электропотребление лота 1 растёт с 4,95 до ≈7,6 млн кВт·ч (+54 %). Для ТУ и ТЭП это надо заложить сразу; установленная мощность лота 1 с резервом — ориентировочно 1,6–1,9 МВт.</w:t>
       </w:r>
     </w:p>
     <w:p/>
@@ -5015,7 +5015,7 @@
         <w:rPr>
           <w:sz w:val="19"/>
         </w:rPr>
-        <w:t xml:space="preserve">Производительность: 8 066,1 кг/ч; 75 000 т/год номинал [ИД ч.2 табл. 4.2] · Ванны и катоды: 180 ванн (2×90); 84 матрицы/ванну ≈ 1,0×1,0 м [ИД ч.2 п. 4.2.2, п. 1.3.9] · Удельный расход: 1 942 кВт·ч/т (134 484 тыс. кВт·ч/год) [ИД ч.2 табл. 8.5] · Выход по току: принято 92 % (типовой диапазон ЭЭ меди 88–94 %) [допущение КВАНТ — в ИД явно не приведён]</w:t>
+        <w:t xml:space="preserve">Производительность: 8 066,1 кг/ч; 75 000 т/год номинал [ИД ч.2 табл. 4.2] · Ванны и катоды: 180 ванн (2×90); 84 матрицы/ванну ≈ 1,0×1,0 м [ИД ч.2 п. 4.2.2, п. 1.3.9] · Удельный расход: 1 942 кВт·ч/т (134 484 тыс. кВт·ч/год) [ИД ч.2 табл. 8.5] · Выход по току: η = 89 % (из ИД: 49,49 кг/ч при 47,04 кА; U_в = 2,05 В при w = 1 942 кВт·ч/т) [ИД ч.2 табл. 3.1/4.2 (задан неявно) — см. F-ETA]</w:t>
       </w:r>
     </w:p>
     <w:p>
@@ -5045,7 +5045,7 @@
         <w:rPr>
           <w:sz w:val="20"/>
         </w:rPr>
-        <w:t xml:space="preserve">8 066 100 / 180 / (1,1856 × 0,92) = 41 087 А</w:t>
+        <w:t xml:space="preserve">8 066 100 / 180 / (1,1856 × 0,89) ≈ 42 450 А (42,45 кА)</w:t>
       </w:r>
     </w:p>
     <w:p>
@@ -5060,7 +5060,7 @@
         <w:rPr>
           <w:sz w:val="20"/>
         </w:rPr>
-        <w:t xml:space="preserve">41 087 / (84 × 2 × 1,0 м²) = 245 А/м²</w:t>
+        <w:t xml:space="preserve">42 450 / (84 × 2 × 1,0 м²) = 252,7 А/м²</w:t>
       </w:r>
     </w:p>
     <w:p>
@@ -5075,7 +5075,7 @@
         <w:rPr>
           <w:sz w:val="20"/>
         </w:rPr>
-        <w:t xml:space="preserve">1 942 × 1,1856·10⁻³ × 0,92 = 2,12 В</w:t>
+        <w:t xml:space="preserve">1 942 × 1,1856·10⁻³ × 0,89 = 2,05 В</w:t>
       </w:r>
     </w:p>
     <w:p>
@@ -5090,7 +5090,7 @@
         <w:rPr>
           <w:sz w:val="20"/>
         </w:rPr>
-        <w:t xml:space="preserve">134 484 / 8 584,8 = 15,67 МВт; ток из мощности: 41 089 А</w:t>
+        <w:t xml:space="preserve">134 484 / 8 584,8 = 15,67 МВт (ср.); ток из мощности: ≈42 450 А</w:t>
       </w:r>
     </w:p>
     <w:p>
@@ -5105,7 +5105,7 @@
         <w:rPr>
           <w:sz w:val="20"/>
         </w:rPr>
-        <w:t xml:space="preserve">280 А/м² × 168 м² × 180 ванн → 77,7 тыс, т/год</w:t>
+        <w:t xml:space="preserve">280 А/м² × 168 м² × 180 ванн × 1,1856 × 0,89 × 8 584,8 ч → 76,7 тыс. т/год</w:t>
       </w:r>
     </w:p>
     <w:tbl>
@@ -5228,20 +5228,20 @@
               <w:rPr>
                 <w:sz w:val="19"/>
               </w:rPr>
-              <w:t xml:space="preserve">41 087</w:t>
-            </w:r>
-          </w:p>
-        </w:tc>
-        <w:tc>
-          <w:tcPr>
-            <w:tcW w:w="1500" w:type="dxa"/>
-          </w:tcPr>
-          <w:p>
-            <w:r>
-              <w:rPr>
-                <w:sz w:val="19"/>
-              </w:rPr>
-              <w:t xml:space="preserve">41 089</w:t>
+              <w:t xml:space="preserve">42 450</w:t>
+            </w:r>
+          </w:p>
+        </w:tc>
+        <w:tc>
+          <w:tcPr>
+            <w:tcW w:w="1500" w:type="dxa"/>
+          </w:tcPr>
+          <w:p>
+            <w:r>
+              <w:rPr>
+                <w:sz w:val="19"/>
+              </w:rPr>
+              <w:t xml:space="preserve">42 454</w:t>
             </w:r>
           </w:p>
         </w:tc>
@@ -5284,20 +5284,7 @@
               <w:rPr>
                 <w:sz w:val="19"/>
               </w:rPr>
-              <w:t xml:space="preserve">Максимум при 280 А/м², тыс. т/год</w:t>
-            </w:r>
-          </w:p>
-        </w:tc>
-        <w:tc>
-          <w:tcPr>
-            <w:tcW w:w="1500" w:type="dxa"/>
-          </w:tcPr>
-          <w:p>
-            <w:r>
-              <w:rPr>
-                <w:sz w:val="19"/>
-              </w:rPr>
-              <w:t xml:space="preserve">77,7</w:t>
+              <w:t xml:space="preserve">Максимум при 280 А/м², тыс. т/год — при η = 89 % и фонде 8 584,8 ч — совпадение с ИД табл. 4.2 точное</w:t>
             </w:r>
           </w:p>
         </w:tc>
@@ -5316,6 +5303,19 @@
         </w:tc>
         <w:tc>
           <w:tcPr>
+            <w:tcW w:w="1500" w:type="dxa"/>
+          </w:tcPr>
+          <w:p>
+            <w:r>
+              <w:rPr>
+                <w:sz w:val="19"/>
+              </w:rPr>
+              <w:t xml:space="preserve">76,7</w:t>
+            </w:r>
+          </w:p>
+        </w:tc>
+        <w:tc>
+          <w:tcPr>
             <w:tcW w:w="1100" w:type="dxa"/>
           </w:tcPr>
           <w:p>
@@ -5323,7 +5323,7 @@
               <w:rPr>
                 <w:sz w:val="19"/>
               </w:rPr>
-              <w:t xml:space="preserve">+1,3</w:t>
+              <w:t xml:space="preserve">0,0</w:t>
             </w:r>
           </w:p>
         </w:tc>
@@ -5366,7 +5366,7 @@
               <w:rPr>
                 <w:sz w:val="19"/>
               </w:rPr>
-              <w:t xml:space="preserve">2,12</w:t>
+              <w:t xml:space="preserve">2,05</w:t>
             </w:r>
           </w:p>
         </w:tc>
@@ -5392,7 +5392,7 @@
               <w:rPr>
                 <w:sz w:val="19"/>
               </w:rPr>
-              <w:t xml:space="preserve">+0,86</w:t>
+              <w:t xml:space="preserve">-2,42</w:t>
             </w:r>
           </w:p>
         </w:tc>
@@ -5421,7 +5421,7 @@
         <w:t xml:space="preserve">Вывод: </w:t>
       </w:r>
       <w:r>
-        <w:t xml:space="preserve">Электрохимия самосогласована: ток ванны ≈41 087 А (плотность 245 А/м² номинал), напряжение 2.12 В, мощность выпрямления ≈15.7 МВт (два независимых пути сходятся в 0,1 %). Запас до 280 А/м² подтверждает 76,7 тыс. т/год. Выход по току 92 % — наше допущение, у Гипроникеля запросить принятое значение.</w:t>
+        <w:t xml:space="preserve">Электрохимия самосогласована при η = 89 %, заданном в ИД неявно (49,49 кг/ч при 47,04 кА; U_в = 2,05 В при w = 1 942 кВт·ч/т): ток ванны ≈42,45 кА (плотность 252,7 А/м²), напряжение 2,05 В, мощность выпрямления ≈15,7 МВт (ср.). Проверка при 280 А/м² и фонде 8 584,8 ч даёт 76,7 тыс. т/год — точное совпадение с ИД табл. 4.2. Подтверждение η запросить у Гипроникеля (F-ETA).</w:t>
       </w:r>
     </w:p>
     <w:p/>
@@ -5478,7 +5478,7 @@
         <w:rPr>
           <w:sz w:val="20"/>
         </w:rPr>
-        <w:t xml:space="preserve">5,0 × 1 634,5 × 8 413 ч = 68 756 т/год</w:t>
+        <w:t xml:space="preserve">5,0 × 1 634,5 × 8 584,8 ч = 70 159 т/год</w:t>
       </w:r>
     </w:p>
     <w:tbl>
@@ -5670,7 +5670,7 @@
               <w:rPr>
                 <w:sz w:val="19"/>
               </w:rPr>
-              <w:t xml:space="preserve">68 756</w:t>
+              <w:t xml:space="preserve">70 159</w:t>
             </w:r>
           </w:p>
         </w:tc>
@@ -5696,7 +5696,7 @@
               <w:rPr>
                 <w:sz w:val="19"/>
               </w:rPr>
-              <w:t xml:space="preserve">-0,71</w:t>
+              <w:t xml:space="preserve">+1,31</w:t>
             </w:r>
           </w:p>
         </w:tc>
@@ -6056,7 +6056,7 @@
         <w:rPr>
           <w:sz w:val="19"/>
         </w:rPr>
-        <w:t xml:space="preserve">Базис размещения: новое строительство на свободной территории (вводная владельца 15.08.2026, подтверждена ТЗ v4.1 п.1.3 от 25.08.2026) [ТЗ v4.1 п.1.3; остаточное противоречие внутри v4.1 — см. F-BUILD] · Ванны: 180 шт. (2 серии × 90, ряды по 45); 84 катода/ванну, шаг ≈100 мм [ИД ч.2 п. 4.2.2, п. 1.3.9] · Кран и отметки: мостовые краны над ваннами; подъём матрицы ≈1,3 м + траверса [практика tankhouse; ИД ч.2 (КСМ)]</w:t>
+        <w:t xml:space="preserve">Базис размещения: новое строительство на свободной территории (вводная владельца 15.08.2026, подтверждена ТЗ v4.1 п.1.3 от 25.08.2026) [ТЗ v4.1 п.1.3; остаточное противоречие внутри v4.1 — см. F-BUILD] · Ванны: 180 шт. (2 серии × 90, ряды по 45); 84 катода/ванну, шаг 95 мм (прил. В ДЕЛЬТА) [ИД ч.2 п. 4.2.2, п. 1.3.9; прил. В] · Кран и отметки: мостовые краны над ваннами; подъём матрицы ≈1,3 м + траверса [практика tankhouse; ИД ч.2 (КСМ)]</w:t>
       </w:r>
     </w:p>
     <w:p>
@@ -6071,7 +6071,7 @@
         <w:rPr>
           <w:sz w:val="20"/>
         </w:rPr>
-        <w:t xml:space="preserve">9,6 × 1,45 м (84 катода × ~0,100 м + концевые)</w:t>
+        <w:t xml:space="preserve">8,645 × 1,315 м (ДЕЛЬТА, прил. В)</w:t>
       </w:r>
     </w:p>
     <w:p>
@@ -6086,7 +6086,7 @@
         <w:rPr>
           <w:sz w:val="20"/>
         </w:rPr>
-        <w:t xml:space="preserve">45 × 1,55 = 69,8 м</w:t>
+        <w:t xml:space="preserve">44 × 1,40 + 1,32 = 62,9 м ≈ 63 м</w:t>
       </w:r>
     </w:p>
     <w:p>
@@ -6101,7 +6101,7 @@
         <w:rPr>
           <w:sz w:val="20"/>
         </w:rPr>
-        <w:t xml:space="preserve">36 × 190 × 17 м (2 пролёта по 18 м; 2 серии последовательно + зона КСМ 30 м + ремзона 20 м)</w:t>
+        <w:t xml:space="preserve">36 × 190 × 17 м (2 пролёта по 18 м; 2 серии последовательно: 2 × 63 + КСМ 30 + ремзона 20 = 176 м &lt; 190 м — увеличенный резерв)</w:t>
       </w:r>
     </w:p>
     <w:p>

--- a/ove/public/docs/ove75-raschet.docx
+++ b/ove/public/docs/ove75-raschet.docx
@@ -19,7 +19,7 @@
         <w:rPr>
           <w:sz w:val="20"/>
         </w:rPr>
-        <w:t xml:space="preserve">АО «Кольская ГМК», комплекс «обжиг–выщелачивание–электроэкстракция» 75 000 т/год. Сборка 2026-08-27. К ТЗ на БИ v3.6 и ИД ч.1/ч.2.</w:t>
+        <w:t xml:space="preserve">АО «Кольская ГМК», комплекс «обжиг–выщелачивание–электроэкстракция» 75 000 т/год. Сборка 2026-08-27. К ТЗ на БИ v4.1 от 25.08.2026 (историческая база сверок — ИД ч.1/ч.2).</w:t>
       </w:r>
     </w:p>
     <w:p>
@@ -28,7 +28,7 @@
           <w:i/>
           <w:sz w:val="19"/>
         </w:rPr>
-        <w:t xml:space="preserve">Независимый пересчёт КВАНТ: балансы и режимы восстановлены из первичных составов и физических констант и сверены с итогами ИД. Вердикты: ok — сходится (≤1,5 %), warn — в допуске модели, question — методологический вопрос Гипроникелю. Расчёты подлежат рецензии инженера перед включением в БИ.</w:t>
+        <w:t xml:space="preserve">Независимый пересчёт КВАНТ: балансы и режимы восстановлены из первичных составов и физических констант и сверены с итогами ИД. Вердикты сверок: «сходится» — расхождение ≤1,5 %, «в допуске» — в границах допущений модели, «ВОПРОС» — требуется уточнение базиса у разработчика ИД. Расчёты выполнены по независимой модели КВАНТ; методика, допущения и исходные данные каждого расчёта открыты для проверки Заказчиком; методологические вопросы вынесены в предложения к документации. Инженерная рецензия: [Ф.И.О., дата — заполняется по итогам рецензии до защиты].</w:t>
       </w:r>
     </w:p>
     <w:p>
@@ -37,7 +37,7 @@
           <w:b/>
           <w:sz w:val="21"/>
         </w:rPr>
-        <w:t xml:space="preserve">Итого: блоков 21, сверок 40 (сходится 33, в допуске 1, вопросов 6), находок для Гипроникеля 11.</w:t>
+        <w:t xml:space="preserve">Итого: блоков 21, сверок 40 (сходится 34, в допуске 1, вопросов 5), вопросов к разработчику ИД (Гипроникель) — 11.</w:t>
       </w:r>
     </w:p>
     <w:p/>
@@ -50,7 +50,7 @@
           <w:b/>
           <w:sz w:val="28"/>
         </w:rPr>
-        <w:t xml:space="preserve">1. Находки — вопросы к ИД</w:t>
+        <w:t xml:space="preserve">1. Вопросы к исходным данным</w:t>
       </w:r>
     </w:p>
     <w:p>
@@ -110,15 +110,15 @@
           <w:b/>
           <w:sz w:val="21"/>
         </w:rPr>
-        <w:t xml:space="preserve">4. [ВАЖНО] Электропотребление лота 1 занижено в ИД: неучтённые потребители дают ≈ +50 %</w:t>
-      </w:r>
-    </w:p>
-    <w:p>
-      <w:r>
-        <w:rPr>
-          <w:sz w:val="20"/>
-        </w:rPr>
-        <w:t xml:space="preserve">Воздуходувка дутья (≈216/409 кВт осн./вспом.), вакуум-насосы фильтрации и аспирация не нормированы в табл. 26 (ИД сам это оговаривает). Средняя нагрузка лота 1 ≈976 кВт против 625 кВт по учтённому. Кроме того, дымосос нормирован по установленной мощности (400 кВт) — ТЭП завышается. Учесть в расчёте нагрузок (D-ТУ) и ТЭП.</w:t>
+        <w:t xml:space="preserve">4. [ВАЖНО] Электропотребление лота 1: потребители, не нормированные в ИД табл. 26, дают ≈ +50 % к учтённому</w:t>
+      </w:r>
+    </w:p>
+    <w:p>
+      <w:r>
+        <w:rPr>
+          <w:sz w:val="20"/>
+        </w:rPr>
+        <w:t xml:space="preserve">Воздуходувка дутья (≈216/409 кВт осн./вспом.), вакуум-насосы фильтрации и аспирация не нормированы в табл. 26 (ИД сам это оговаривает). Средняя нагрузка лота 1 ≈976 кВт против 625 кВт по учтённому. Кроме того, дымосос нормирован по установленной мощности (400 кВт) — базис нормирования ТЭП требует уточнения. Учесть в расчёте нагрузок и ТЭП.</w:t>
       </w:r>
     </w:p>
     <w:p>
@@ -161,15 +161,15 @@
           <w:b/>
           <w:sz w:val="21"/>
         </w:rPr>
-        <w:t xml:space="preserve">7. [ВАЖНО] Базис — новое строительство: подтверждён ТЗ v4.1 п.1.3 (+7–10 млрд ₽, +18–24 мес); открыты статус Прил.№6/№7 и генплан</w:t>
-      </w:r>
-    </w:p>
-    <w:p>
-      <w:r>
-        <w:rPr>
-          <w:sz w:val="20"/>
-        </w:rPr>
-        <w:t xml:space="preserve">ТЗ v4.1 (25.08.2026, п.1.3) подтвердило вводную владельца от 15.08.2026: «новое строительство объектов комплекса ОВЭ на свободной территории Промплощадки КГМК по варианту размещения, принятому Заказчиком»; пометки «(существующие здания)»/«(новое строительство)» в таблице объектов вычеркнуты (правило «зачёркнутое = исключено», 25.08) — базис един для всех лотов. Открыто: статус обмерных Прил.№6/№7 в перечне приложений (C-94) и выдача «варианта размещения» (генплана) как ИД (Q-10) — без него посадка корпусов и внутриплощадочные сети в БИ не считаются. Наша компоновка нового корпуса — блок NB-EW; CAPEX +7–10 млрд ₽, срок +18–24 мес против сценария приспособления.</w:t>
+        <w:t xml:space="preserve">7. [ВАЖНО] Базис — новое строительство: подтверждён ТЗ v4.1 п.1.3; открыты статус Прил.№6/№7 и генплан</w:t>
+      </w:r>
+    </w:p>
+    <w:p>
+      <w:r>
+        <w:rPr>
+          <w:sz w:val="20"/>
+        </w:rPr>
+        <w:t xml:space="preserve">ТЗ v4.1 (25.08.2026, п.1.3) зафиксировало: «новое строительство объектов комплекса ОВЭ на свободной территории Промплощадки КГМК по варианту размещения, принятому Заказчиком»; пометки «(существующие здания)»/«(новое строительство)» в таблице объектов вычеркнуты (правило «зачёркнутое = исключено», 25.08) — базис един для всех лотов. Открыто: статус обмерных Прил.№6/№7 в перечне приложений и выдача «варианта размещения» (генплана) в составе ИД — без него посадка корпусов и внутриплощадочные сети в БИ не считаются. Наша компоновка нового корпуса — блок L3-NB; капитальные затраты и строительный цикл нового строительства учтены в CAPEX-оценке (блок X-NB).</w:t>
       </w:r>
     </w:p>
     <w:p>
@@ -178,7 +178,7 @@
           <w:b/>
           <w:sz w:val="21"/>
         </w:rPr>
-        <w:t xml:space="preserve">8. [ВАЖНО] «75 000 т/год» не обеспечены заявленным сырьём: доступно ~70,3 тыс. т (дефицит 6,3 %)</w:t>
+        <w:t xml:space="preserve">8. [ВАЖНО] Титульная производительность 75 000 т/год требует сырьевого баланса сверх ИД табл. 22 (расчётная обеспеченность ≈94 %)</w:t>
       </w:r>
     </w:p>
     <w:p>
@@ -276,15 +276,14 @@
         <w:tblLayout w:type="fixed"/>
       </w:tblPr>
       <w:tblGrid>
-        <w:gridCol w:w="2600"/>
-        <w:gridCol w:w="2900"/>
-        <w:gridCol w:w="2900"/>
-        <w:gridCol w:w="1238"/>
+        <w:gridCol w:w="3000"/>
+        <w:gridCol w:w="3300"/>
+        <w:gridCol w:w="3338"/>
       </w:tblGrid>
       <w:tr>
         <w:tc>
           <w:tcPr>
-            <w:tcW w:w="2600" w:type="dxa"/>
+            <w:tcW w:w="3000" w:type="dxa"/>
             <w:shd w:val="clear" w:fill="EFEFEF"/>
           </w:tcPr>
           <w:p>
@@ -299,7 +298,7 @@
         </w:tc>
         <w:tc>
           <w:tcPr>
-            <w:tcW w:w="2900" w:type="dxa"/>
+            <w:tcW w:w="3300" w:type="dxa"/>
             <w:shd w:val="clear" w:fill="EFEFEF"/>
           </w:tcPr>
           <w:p>
@@ -314,7 +313,7 @@
         </w:tc>
         <w:tc>
           <w:tcPr>
-            <w:tcW w:w="2900" w:type="dxa"/>
+            <w:tcW w:w="3338" w:type="dxa"/>
             <w:shd w:val="clear" w:fill="EFEFEF"/>
           </w:tcPr>
           <w:p>
@@ -327,26 +326,11 @@
             </w:r>
           </w:p>
         </w:tc>
-        <w:tc>
-          <w:tcPr>
-            <w:tcW w:w="1238" w:type="dxa"/>
-            <w:shd w:val="clear" w:fill="EFEFEF"/>
-          </w:tcPr>
-          <w:p>
-            <w:r>
-              <w:rPr>
-                <w:b/>
-                <w:sz w:val="19"/>
-              </w:rPr>
-              <w:t xml:space="preserve">Базис</w:t>
-            </w:r>
-          </w:p>
-        </w:tc>
-      </w:tr>
-      <w:tr>
-        <w:tc>
-          <w:tcPr>
-            <w:tcW w:w="2600" w:type="dxa"/>
+      </w:tr>
+      <w:tr>
+        <w:tc>
+          <w:tcPr>
+            <w:tcW w:w="3000" w:type="dxa"/>
           </w:tcPr>
           <w:p>
             <w:r>
@@ -360,7 +344,7 @@
         </w:tc>
         <w:tc>
           <w:tcPr>
-            <w:tcW w:w="2900" w:type="dxa"/>
+            <w:tcW w:w="3300" w:type="dxa"/>
           </w:tcPr>
           <w:p>
             <w:r>
@@ -373,7 +357,7 @@
         </w:tc>
         <w:tc>
           <w:tcPr>
-            <w:tcW w:w="2900" w:type="dxa"/>
+            <w:tcW w:w="3338" w:type="dxa"/>
           </w:tcPr>
           <w:p>
             <w:r>
@@ -386,24 +370,11 @@
             </w:r>
           </w:p>
         </w:tc>
-        <w:tc>
-          <w:tcPr>
-            <w:tcW w:w="1238" w:type="dxa"/>
-          </w:tcPr>
-          <w:p>
-            <w:r>
-              <w:rPr>
-                <w:sz w:val="18"/>
-              </w:rPr>
-              <w:t xml:space="preserve">X-CU; разделить мощность и выпуск (F-CAP)</w:t>
-            </w:r>
-          </w:p>
-        </w:tc>
-      </w:tr>
-      <w:tr>
-        <w:tc>
-          <w:tcPr>
-            <w:tcW w:w="2600" w:type="dxa"/>
+      </w:tr>
+      <w:tr>
+        <w:tc>
+          <w:tcPr>
+            <w:tcW w:w="3000" w:type="dxa"/>
           </w:tcPr>
           <w:p>
             <w:r>
@@ -417,7 +388,7 @@
         </w:tc>
         <w:tc>
           <w:tcPr>
-            <w:tcW w:w="2900" w:type="dxa"/>
+            <w:tcW w:w="3300" w:type="dxa"/>
           </w:tcPr>
           <w:p>
             <w:r>
@@ -430,7 +401,7 @@
         </w:tc>
         <w:tc>
           <w:tcPr>
-            <w:tcW w:w="2900" w:type="dxa"/>
+            <w:tcW w:w="3338" w:type="dxa"/>
           </w:tcPr>
           <w:p>
             <w:r>
@@ -443,24 +414,11 @@
             </w:r>
           </w:p>
         </w:tc>
-        <w:tc>
-          <w:tcPr>
-            <w:tcW w:w="1238" w:type="dxa"/>
-          </w:tcPr>
-          <w:p>
-            <w:r>
-              <w:rPr>
-                <w:sz w:val="18"/>
-              </w:rPr>
-              <w:t xml:space="preserve">качество катода не может гарантироваться безусловно при чужом сырье</w:t>
-            </w:r>
-          </w:p>
-        </w:tc>
-      </w:tr>
-      <w:tr>
-        <w:tc>
-          <w:tcPr>
-            <w:tcW w:w="2600" w:type="dxa"/>
+      </w:tr>
+      <w:tr>
+        <w:tc>
+          <w:tcPr>
+            <w:tcW w:w="3000" w:type="dxa"/>
           </w:tcPr>
           <w:p>
             <w:r>
@@ -474,7 +432,7 @@
         </w:tc>
         <w:tc>
           <w:tcPr>
-            <w:tcW w:w="2900" w:type="dxa"/>
+            <w:tcW w:w="3300" w:type="dxa"/>
           </w:tcPr>
           <w:p>
             <w:r>
@@ -487,7 +445,7 @@
         </w:tc>
         <w:tc>
           <w:tcPr>
-            <w:tcW w:w="2900" w:type="dxa"/>
+            <w:tcW w:w="3338" w:type="dxa"/>
           </w:tcPr>
           <w:p>
             <w:r>
@@ -500,24 +458,11 @@
             </w:r>
           </w:p>
         </w:tc>
-        <w:tc>
-          <w:tcPr>
-            <w:tcW w:w="1238" w:type="dxa"/>
-          </w:tcPr>
-          <w:p>
-            <w:r>
-              <w:rPr>
-                <w:sz w:val="18"/>
-              </w:rPr>
-              <w:t xml:space="preserve">+5,5 % на старение анодов, рост КЗ, зимний режим</w:t>
-            </w:r>
-          </w:p>
-        </w:tc>
-      </w:tr>
-      <w:tr>
-        <w:tc>
-          <w:tcPr>
-            <w:tcW w:w="2600" w:type="dxa"/>
+      </w:tr>
+      <w:tr>
+        <w:tc>
+          <w:tcPr>
+            <w:tcW w:w="3000" w:type="dxa"/>
           </w:tcPr>
           <w:p>
             <w:r>
@@ -531,7 +476,7 @@
         </w:tc>
         <w:tc>
           <w:tcPr>
-            <w:tcW w:w="2900" w:type="dxa"/>
+            <w:tcW w:w="3300" w:type="dxa"/>
           </w:tcPr>
           <w:p>
             <w:r>
@@ -544,7 +489,7 @@
         </w:tc>
         <w:tc>
           <w:tcPr>
-            <w:tcW w:w="2900" w:type="dxa"/>
+            <w:tcW w:w="3338" w:type="dxa"/>
           </w:tcPr>
           <w:p>
             <w:r>
@@ -557,24 +502,11 @@
             </w:r>
           </w:p>
         </w:tc>
-        <w:tc>
-          <w:tcPr>
-            <w:tcW w:w="1238" w:type="dxa"/>
-          </w:tcPr>
-          <w:p>
-            <w:r>
-              <w:rPr>
-                <w:sz w:val="18"/>
-              </w:rPr>
-              <w:t xml:space="preserve">F-ETA: η задан в ИД неявно (≈89 %)</w:t>
-            </w:r>
-          </w:p>
-        </w:tc>
-      </w:tr>
-      <w:tr>
-        <w:tc>
-          <w:tcPr>
-            <w:tcW w:w="2600" w:type="dxa"/>
+      </w:tr>
+      <w:tr>
+        <w:tc>
+          <w:tcPr>
+            <w:tcW w:w="3000" w:type="dxa"/>
           </w:tcPr>
           <w:p>
             <w:r>
@@ -588,7 +520,7 @@
         </w:tc>
         <w:tc>
           <w:tcPr>
-            <w:tcW w:w="2900" w:type="dxa"/>
+            <w:tcW w:w="3300" w:type="dxa"/>
           </w:tcPr>
           <w:p>
             <w:r>
@@ -601,7 +533,7 @@
         </w:tc>
         <w:tc>
           <w:tcPr>
-            <w:tcW w:w="2900" w:type="dxa"/>
+            <w:tcW w:w="3338" w:type="dxa"/>
           </w:tcPr>
           <w:p>
             <w:r>
@@ -614,24 +546,11 @@
             </w:r>
           </w:p>
         </w:tc>
-        <w:tc>
-          <w:tcPr>
-            <w:tcW w:w="1238" w:type="dxa"/>
-          </w:tcPr>
-          <w:p>
-            <w:r>
-              <w:rPr>
-                <w:sz w:val="18"/>
-              </w:rPr>
-              <w:t xml:space="preserve">граница самого ТЗ; запас ×2 к расчёту</w:t>
-            </w:r>
-          </w:p>
-        </w:tc>
-      </w:tr>
-      <w:tr>
-        <w:tc>
-          <w:tcPr>
-            <w:tcW w:w="2600" w:type="dxa"/>
+      </w:tr>
+      <w:tr>
+        <w:tc>
+          <w:tcPr>
+            <w:tcW w:w="3000" w:type="dxa"/>
           </w:tcPr>
           <w:p>
             <w:r>
@@ -645,7 +564,7 @@
         </w:tc>
         <w:tc>
           <w:tcPr>
-            <w:tcW w:w="2900" w:type="dxa"/>
+            <w:tcW w:w="3300" w:type="dxa"/>
           </w:tcPr>
           <w:p>
             <w:r>
@@ -658,7 +577,7 @@
         </w:tc>
         <w:tc>
           <w:tcPr>
-            <w:tcW w:w="2900" w:type="dxa"/>
+            <w:tcW w:w="3338" w:type="dxa"/>
           </w:tcPr>
           <w:p>
             <w:r>
@@ -671,24 +590,11 @@
             </w:r>
           </w:p>
         </w:tc>
-        <w:tc>
-          <w:tcPr>
-            <w:tcW w:w="1238" w:type="dxa"/>
-          </w:tcPr>
-          <w:p>
-            <w:r>
-              <w:rPr>
-                <w:sz w:val="18"/>
-              </w:rPr>
-              <w:t xml:space="preserve">перенос финальной гарантии на vendor data (D-09)</w:t>
-            </w:r>
-          </w:p>
-        </w:tc>
-      </w:tr>
-      <w:tr>
-        <w:tc>
-          <w:tcPr>
-            <w:tcW w:w="2600" w:type="dxa"/>
+      </w:tr>
+      <w:tr>
+        <w:tc>
+          <w:tcPr>
+            <w:tcW w:w="3000" w:type="dxa"/>
           </w:tcPr>
           <w:p>
             <w:r>
@@ -702,7 +608,7 @@
         </w:tc>
         <w:tc>
           <w:tcPr>
-            <w:tcW w:w="2900" w:type="dxa"/>
+            <w:tcW w:w="3300" w:type="dxa"/>
           </w:tcPr>
           <w:p>
             <w:r>
@@ -715,7 +621,7 @@
         </w:tc>
         <w:tc>
           <w:tcPr>
-            <w:tcW w:w="2900" w:type="dxa"/>
+            <w:tcW w:w="3338" w:type="dxa"/>
           </w:tcPr>
           <w:p>
             <w:r>
@@ -728,24 +634,11 @@
             </w:r>
           </w:p>
         </w:tc>
-        <w:tc>
-          <w:tcPr>
-            <w:tcW w:w="1238" w:type="dxa"/>
-          </w:tcPr>
-          <w:p>
-            <w:r>
-              <w:rPr>
-                <w:sz w:val="18"/>
-              </w:rPr>
-              <w:t xml:space="preserve">СКЦ важнее стабильность, чем абсолют; гарантия при составе шихты по ИД</w:t>
-            </w:r>
-          </w:p>
-        </w:tc>
-      </w:tr>
-      <w:tr>
-        <w:tc>
-          <w:tcPr>
-            <w:tcW w:w="2600" w:type="dxa"/>
+      </w:tr>
+      <w:tr>
+        <w:tc>
+          <w:tcPr>
+            <w:tcW w:w="3000" w:type="dxa"/>
           </w:tcPr>
           <w:p>
             <w:r>
@@ -759,7 +652,7 @@
         </w:tc>
         <w:tc>
           <w:tcPr>
-            <w:tcW w:w="2900" w:type="dxa"/>
+            <w:tcW w:w="3300" w:type="dxa"/>
           </w:tcPr>
           <w:p>
             <w:r>
@@ -772,7 +665,7 @@
         </w:tc>
         <w:tc>
           <w:tcPr>
-            <w:tcW w:w="2900" w:type="dxa"/>
+            <w:tcW w:w="3338" w:type="dxa"/>
           </w:tcPr>
           <w:p>
             <w:r>
@@ -785,24 +678,11 @@
             </w:r>
           </w:p>
         </w:tc>
-        <w:tc>
-          <w:tcPr>
-            <w:tcW w:w="1238" w:type="dxa"/>
-          </w:tcPr>
-          <w:p>
-            <w:r>
-              <w:rPr>
-                <w:sz w:val="18"/>
-              </w:rPr>
-              <w:t xml:space="preserve">F-HEAT: тепловой эффект под вопросом (наша оценка +20 %)</w:t>
-            </w:r>
-          </w:p>
-        </w:tc>
-      </w:tr>
-      <w:tr>
-        <w:tc>
-          <w:tcPr>
-            <w:tcW w:w="2600" w:type="dxa"/>
+      </w:tr>
+      <w:tr>
+        <w:tc>
+          <w:tcPr>
+            <w:tcW w:w="3000" w:type="dxa"/>
           </w:tcPr>
           <w:p>
             <w:r>
@@ -816,7 +696,7 @@
         </w:tc>
         <w:tc>
           <w:tcPr>
-            <w:tcW w:w="2900" w:type="dxa"/>
+            <w:tcW w:w="3300" w:type="dxa"/>
           </w:tcPr>
           <w:p>
             <w:r>
@@ -829,7 +709,7 @@
         </w:tc>
         <w:tc>
           <w:tcPr>
-            <w:tcW w:w="2900" w:type="dxa"/>
+            <w:tcW w:w="3338" w:type="dxa"/>
           </w:tcPr>
           <w:p>
             <w:r>
@@ -842,24 +722,11 @@
             </w:r>
           </w:p>
         </w:tc>
-        <w:tc>
-          <w:tcPr>
-            <w:tcW w:w="1238" w:type="dxa"/>
-          </w:tcPr>
-          <w:p>
-            <w:r>
-              <w:rPr>
-                <w:sz w:val="18"/>
-              </w:rPr>
-              <w:t xml:space="preserve">+11/9 % на пусковые</w:t>
-            </w:r>
-          </w:p>
-        </w:tc>
-      </w:tr>
-      <w:tr>
-        <w:tc>
-          <w:tcPr>
-            <w:tcW w:w="2600" w:type="dxa"/>
+      </w:tr>
+      <w:tr>
+        <w:tc>
+          <w:tcPr>
+            <w:tcW w:w="3000" w:type="dxa"/>
           </w:tcPr>
           <w:p>
             <w:r>
@@ -873,7 +740,7 @@
         </w:tc>
         <w:tc>
           <w:tcPr>
-            <w:tcW w:w="2900" w:type="dxa"/>
+            <w:tcW w:w="3300" w:type="dxa"/>
           </w:tcPr>
           <w:p>
             <w:r>
@@ -886,7 +753,7 @@
         </w:tc>
         <w:tc>
           <w:tcPr>
-            <w:tcW w:w="2900" w:type="dxa"/>
+            <w:tcW w:w="3338" w:type="dxa"/>
           </w:tcPr>
           <w:p>
             <w:r>
@@ -899,24 +766,11 @@
             </w:r>
           </w:p>
         </w:tc>
-        <w:tc>
-          <w:tcPr>
-            <w:tcW w:w="1238" w:type="dxa"/>
-          </w:tcPr>
-          <w:p>
-            <w:r>
-              <w:rPr>
-                <w:sz w:val="18"/>
-              </w:rPr>
-              <w:t xml:space="preserve">F-O2: базис нормы не подтверждён (+7,5 % запас)</w:t>
-            </w:r>
-          </w:p>
-        </w:tc>
-      </w:tr>
-      <w:tr>
-        <w:tc>
-          <w:tcPr>
-            <w:tcW w:w="2600" w:type="dxa"/>
+      </w:tr>
+      <w:tr>
+        <w:tc>
+          <w:tcPr>
+            <w:tcW w:w="3000" w:type="dxa"/>
           </w:tcPr>
           <w:p>
             <w:r>
@@ -930,7 +784,7 @@
         </w:tc>
         <w:tc>
           <w:tcPr>
-            <w:tcW w:w="2900" w:type="dxa"/>
+            <w:tcW w:w="3300" w:type="dxa"/>
           </w:tcPr>
           <w:p>
             <w:r>
@@ -943,7 +797,7 @@
         </w:tc>
         <w:tc>
           <w:tcPr>
-            <w:tcW w:w="2900" w:type="dxa"/>
+            <w:tcW w:w="3338" w:type="dxa"/>
           </w:tcPr>
           <w:p>
             <w:r>
@@ -956,24 +810,11 @@
             </w:r>
           </w:p>
         </w:tc>
-        <w:tc>
-          <w:tcPr>
-            <w:tcW w:w="1238" w:type="dxa"/>
-          </w:tcPr>
-          <w:p>
-            <w:r>
-              <w:rPr>
-                <w:sz w:val="18"/>
-              </w:rPr>
-              <w:t xml:space="preserve">L1-DEW / F-DEW</w:t>
-            </w:r>
-          </w:p>
-        </w:tc>
-      </w:tr>
-      <w:tr>
-        <w:tc>
-          <w:tcPr>
-            <w:tcW w:w="2600" w:type="dxa"/>
+      </w:tr>
+      <w:tr>
+        <w:tc>
+          <w:tcPr>
+            <w:tcW w:w="3000" w:type="dxa"/>
           </w:tcPr>
           <w:p>
             <w:r>
@@ -987,7 +828,7 @@
         </w:tc>
         <w:tc>
           <w:tcPr>
-            <w:tcW w:w="2900" w:type="dxa"/>
+            <w:tcW w:w="3300" w:type="dxa"/>
           </w:tcPr>
           <w:p>
             <w:r>
@@ -1000,7 +841,7 @@
         </w:tc>
         <w:tc>
           <w:tcPr>
-            <w:tcW w:w="2900" w:type="dxa"/>
+            <w:tcW w:w="3338" w:type="dxa"/>
           </w:tcPr>
           <w:p>
             <w:r>
@@ -1013,24 +854,11 @@
             </w:r>
           </w:p>
         </w:tc>
-        <w:tc>
-          <w:tcPr>
-            <w:tcW w:w="1238" w:type="dxa"/>
-          </w:tcPr>
-          <w:p>
-            <w:r>
-              <w:rPr>
-                <w:sz w:val="18"/>
-              </w:rPr>
-              <w:t xml:space="preserve">F-KUPOROS: базис 25,7 % не подтверждён — гарантируем достижимое</w:t>
-            </w:r>
-          </w:p>
-        </w:tc>
-      </w:tr>
-      <w:tr>
-        <w:tc>
-          <w:tcPr>
-            <w:tcW w:w="2600" w:type="dxa"/>
+      </w:tr>
+      <w:tr>
+        <w:tc>
+          <w:tcPr>
+            <w:tcW w:w="3000" w:type="dxa"/>
           </w:tcPr>
           <w:p>
             <w:r>
@@ -1044,7 +872,7 @@
         </w:tc>
         <w:tc>
           <w:tcPr>
-            <w:tcW w:w="2900" w:type="dxa"/>
+            <w:tcW w:w="3300" w:type="dxa"/>
           </w:tcPr>
           <w:p>
             <w:r>
@@ -1057,7 +885,7 @@
         </w:tc>
         <w:tc>
           <w:tcPr>
-            <w:tcW w:w="2900" w:type="dxa"/>
+            <w:tcW w:w="3338" w:type="dxa"/>
           </w:tcPr>
           <w:p>
             <w:r>
@@ -1070,24 +898,11 @@
             </w:r>
           </w:p>
         </w:tc>
-        <w:tc>
-          <w:tcPr>
-            <w:tcW w:w="1238" w:type="dxa"/>
-          </w:tcPr>
-          <w:p>
-            <w:r>
-              <w:rPr>
-                <w:sz w:val="18"/>
-              </w:rPr>
-              <w:t xml:space="preserve">F-CL: хлор на пределе для 316L</w:t>
-            </w:r>
-          </w:p>
-        </w:tc>
-      </w:tr>
-      <w:tr>
-        <w:tc>
-          <w:tcPr>
-            <w:tcW w:w="2600" w:type="dxa"/>
+      </w:tr>
+      <w:tr>
+        <w:tc>
+          <w:tcPr>
+            <w:tcW w:w="3000" w:type="dxa"/>
           </w:tcPr>
           <w:p>
             <w:r>
@@ -1101,7 +916,7 @@
         </w:tc>
         <w:tc>
           <w:tcPr>
-            <w:tcW w:w="2900" w:type="dxa"/>
+            <w:tcW w:w="3300" w:type="dxa"/>
           </w:tcPr>
           <w:p>
             <w:r>
@@ -1114,7 +929,7 @@
         </w:tc>
         <w:tc>
           <w:tcPr>
-            <w:tcW w:w="2900" w:type="dxa"/>
+            <w:tcW w:w="3338" w:type="dxa"/>
           </w:tcPr>
           <w:p>
             <w:r>
@@ -1127,24 +942,11 @@
             </w:r>
           </w:p>
         </w:tc>
-        <w:tc>
-          <w:tcPr>
-            <w:tcW w:w="1238" w:type="dxa"/>
-          </w:tcPr>
-          <w:p>
-            <w:r>
-              <w:rPr>
-                <w:sz w:val="18"/>
-              </w:rPr>
-              <w:t xml:space="preserve">запас на первый год освоения</w:t>
-            </w:r>
-          </w:p>
-        </w:tc>
-      </w:tr>
-      <w:tr>
-        <w:tc>
-          <w:tcPr>
-            <w:tcW w:w="2600" w:type="dxa"/>
+      </w:tr>
+      <w:tr>
+        <w:tc>
+          <w:tcPr>
+            <w:tcW w:w="3000" w:type="dxa"/>
           </w:tcPr>
           <w:p>
             <w:r>
@@ -1158,7 +960,7 @@
         </w:tc>
         <w:tc>
           <w:tcPr>
-            <w:tcW w:w="2900" w:type="dxa"/>
+            <w:tcW w:w="3300" w:type="dxa"/>
           </w:tcPr>
           <w:p>
             <w:r>
@@ -1171,7 +973,7 @@
         </w:tc>
         <w:tc>
           <w:tcPr>
-            <w:tcW w:w="2900" w:type="dxa"/>
+            <w:tcW w:w="3338" w:type="dxa"/>
           </w:tcPr>
           <w:p>
             <w:r>
@@ -1184,24 +986,11 @@
             </w:r>
           </w:p>
         </w:tc>
-        <w:tc>
-          <w:tcPr>
-            <w:tcW w:w="1238" w:type="dxa"/>
-          </w:tcPr>
-          <w:p>
-            <w:r>
-              <w:rPr>
-                <w:sz w:val="18"/>
-              </w:rPr>
-              <w:t xml:space="preserve">F-EL1: воздуходувка/вакуум/аспирация не нормированы в ИД</w:t>
-            </w:r>
-          </w:p>
-        </w:tc>
-      </w:tr>
-      <w:tr>
-        <w:tc>
-          <w:tcPr>
-            <w:tcW w:w="2600" w:type="dxa"/>
+      </w:tr>
+      <w:tr>
+        <w:tc>
+          <w:tcPr>
+            <w:tcW w:w="3000" w:type="dxa"/>
           </w:tcPr>
           <w:p>
             <w:r>
@@ -1215,7 +1004,7 @@
         </w:tc>
         <w:tc>
           <w:tcPr>
-            <w:tcW w:w="2900" w:type="dxa"/>
+            <w:tcW w:w="3300" w:type="dxa"/>
           </w:tcPr>
           <w:p>
             <w:r>
@@ -1228,7 +1017,7 @@
         </w:tc>
         <w:tc>
           <w:tcPr>
-            <w:tcW w:w="2900" w:type="dxa"/>
+            <w:tcW w:w="3338" w:type="dxa"/>
           </w:tcPr>
           <w:p>
             <w:r>
@@ -1238,19 +1027,6 @@
                 <w:sz w:val="19"/>
               </w:rPr>
               <w:t xml:space="preserve">запас модулей в/в ≥30 %, резерв контроллеров ≥20 %</w:t>
-            </w:r>
-          </w:p>
-        </w:tc>
-        <w:tc>
-          <w:tcPr>
-            <w:tcW w:w="1238" w:type="dxa"/>
-          </w:tcPr>
-          <w:p>
-            <w:r>
-              <w:rPr>
-                <w:sz w:val="18"/>
-              </w:rPr>
-              <w:t xml:space="preserve">Прил. №5 и Методика ЕТТ — их же требования, фиксируем как гарантию</w:t>
             </w:r>
           </w:p>
         </w:tc>
@@ -1550,7 +1326,7 @@
               <w:rPr>
                 <w:sz w:val="18"/>
               </w:rPr>
-              <w:t xml:space="preserve">расчёт теплового эффекта Гипроникеля (F-HEAT)</w:t>
+              <w:t xml:space="preserve">расчёт теплового эффекта Гипроникеля (п.3 раздела 1)</w:t>
             </w:r>
           </w:p>
         </w:tc>
@@ -1714,7 +1490,7 @@
               <w:rPr>
                 <w:sz w:val="18"/>
               </w:rPr>
-              <w:t xml:space="preserve">опросные листы воздуходувки/вакуума (F-EL1)</w:t>
+              <w:t xml:space="preserve">опросные листы воздуходувки/вакуума (п.4 раздела 1)</w:t>
             </w:r>
           </w:p>
         </w:tc>
@@ -5015,7 +4791,7 @@
         <w:rPr>
           <w:sz w:val="19"/>
         </w:rPr>
-        <w:t xml:space="preserve">Производительность: 8 066,1 кг/ч; 75 000 т/год номинал [ИД ч.2 табл. 4.2] · Ванны и катоды: 180 ванн (2×90); 84 матрицы/ванну ≈ 1,0×1,0 м [ИД ч.2 п. 4.2.2, п. 1.3.9] · Удельный расход: 1 942 кВт·ч/т (134 484 тыс. кВт·ч/год) [ИД ч.2 табл. 8.5] · Выход по току: η = 89 % (из ИД: 49,49 кг/ч при 47,04 кА; U_в = 2,05 В при w = 1 942 кВт·ч/т) [ИД ч.2 табл. 3.1/4.2 (задан неявно) — см. F-ETA]</w:t>
+        <w:t xml:space="preserve">Производительность: 8 066,1 кг/ч; 75 000 т/год номинал [ИД ч.2 табл. 4.2] · Ванны и катоды: 180 ванн (2×90); 84 матрицы/ванну ≈ 1,0×1,0 м [ИД ч.2 п. 4.2.2, п. 1.3.9] · Удельный расход: 1 942 кВт·ч/т (134 484 тыс. кВт·ч/год) [ИД ч.2 табл. 8.5] · Выход по току: η = 89 % (из ИД: 49,49 кг/ч при 47,04 кА; U_в = 2,05 В при w = 1 942 кВт·ч/т) [ИД ч.2 табл. 3.1/4.2 (задан неявно) — см. п.6 раздела 1]</w:t>
       </w:r>
     </w:p>
     <w:p>
@@ -5421,7 +5197,7 @@
         <w:t xml:space="preserve">Вывод: </w:t>
       </w:r>
       <w:r>
-        <w:t xml:space="preserve">Электрохимия самосогласована при η = 89 %, заданном в ИД неявно (49,49 кг/ч при 47,04 кА; U_в = 2,05 В при w = 1 942 кВт·ч/т): ток ванны ≈42,45 кА (плотность 252,7 А/м²), напряжение 2,05 В, мощность выпрямления ≈15,7 МВт (ср.). Проверка при 280 А/м² и фонде 8 584,8 ч даёт 76,7 тыс. т/год — точное совпадение с ИД табл. 4.2. Подтверждение η запросить у Гипроникеля (F-ETA).</w:t>
+        <w:t xml:space="preserve">Электрохимия самосогласована при η = 89 %, заданном в ИД неявно (49,49 кг/ч при 47,04 кА; U_в = 2,05 В при w = 1 942 кВт·ч/т): ток ванны ≈42,45 кА (плотность 252,7 А/м²), напряжение 2,05 В, мощность выпрямления ≈15,7 МВт (ср.). Проверка при 280 А/м² и фонде 8 584,8 ч даёт 76,7 тыс. т/год — точное совпадение с ИД табл. 4.2. Подтверждение η запросить у Гипроникеля (см. п.6 раздела 1).</w:t>
       </w:r>
     </w:p>
     <w:p/>
@@ -6042,7 +5818,7 @@
           <w:b/>
           <w:sz w:val="26"/>
         </w:rPr>
-        <w:t xml:space="preserve">NB-EW · Новый корпус электроэкстракции: компоновка расчётом (сценарий «новое строительство») (Лот №3)</w:t>
+        <w:t xml:space="preserve">L3-NB · Новый корпус электроэкстракции: компоновка расчётом (сценарий «новое строительство») (Лот №3)</w:t>
       </w:r>
     </w:p>
     <w:p>
@@ -6056,7 +5832,7 @@
         <w:rPr>
           <w:sz w:val="19"/>
         </w:rPr>
-        <w:t xml:space="preserve">Базис размещения: новое строительство на свободной территории (вводная владельца 15.08.2026, подтверждена ТЗ v4.1 п.1.3 от 25.08.2026) [ТЗ v4.1 п.1.3; остаточное противоречие внутри v4.1 — см. F-BUILD] · Ванны: 180 шт. (2 серии × 90, ряды по 45); 84 катода/ванну, шаг 95 мм (прил. В ДЕЛЬТА) [ИД ч.2 п. 4.2.2, п. 1.3.9; прил. В] · Кран и отметки: мостовые краны над ваннами; подъём матрицы ≈1,3 м + траверса [практика tankhouse; ИД ч.2 (КСМ)]</w:t>
+        <w:t xml:space="preserve">Базис размещения: новое строительство на свободной территории (ТЗ v4.1 п.1.3 от 25.08.2026) [ТЗ v4.1 п.1.3; остаточное противоречие внутри v4.1 — см. п.7 раздела 1] · Ванны: 180 шт. (2 серии × 90, ряды по 45); 84 катода/ванну, шаг 95 мм (прил. В ДЕЛЬТА) [ИД ч.2 п. 4.2.2, п. 1.3.9; прил. В] · Кран и отметки: мостовые краны над ваннами; подъём матрицы ≈1,3 м + траверса [практика tankhouse; ИД ч.2 (КСМ)]</w:t>
       </w:r>
     </w:p>
     <w:p>
@@ -6376,7 +6152,7 @@
           <w:b/>
           <w:sz w:val="26"/>
         </w:rPr>
-        <w:t xml:space="preserve">NB-COST · Стоимость нового строительства (замена «реконструкции существующих») (Комплекс)</w:t>
+        <w:t xml:space="preserve">X-NB · Стоимость нового строительства (базис ТЗ v4.1 п.1.3) (Комплекс)</w:t>
       </w:r>
     </w:p>
     <w:p>
@@ -6390,7 +6166,7 @@
         <w:rPr>
           <w:sz w:val="19"/>
         </w:rPr>
-        <w:t xml:space="preserve">Объёмы NB-EW: ЭЭ+электролитное 128 тыс. м³; купорос 16; склад 32 [расчёт NB-EW] · Удельники: 45–65 тыс. ₽/м³ (промкаркас, V снеговой район, сети в здании); ЭЭ ×1,15 (кислотостойкие полы и фундаменты ванн); склад 40 [оценка КВАНТ Class 5 по аналогам 2025–2026]</w:t>
+        <w:t xml:space="preserve">Объёмы L3-NB: ЭЭ+электролитное 128 тыс. м³; купорос 16; склад 32 [расчёт L3-NB] · Удельники: 45–65 тыс. ₽/м³ (промкаркас, V снеговой район, сети в здании); ЭЭ ×1,15 (кислотостойкие полы и фундаменты ванн); склад 40 [оценка КВАНТ Class 5 по аналогам 2025–2026]</w:t>
       </w:r>
     </w:p>
     <w:p>
@@ -6435,7 +6211,7 @@
         <w:rPr>
           <w:sz w:val="20"/>
         </w:rPr>
-        <w:t xml:space="preserve">≈10,3 млрд ₽ (≈$114 млн при 90 ₽/$)</w:t>
+        <w:t xml:space="preserve">≈10,3 млрд ₽</w:t>
       </w:r>
     </w:p>
     <w:tbl>
@@ -6545,33 +6321,33 @@
               <w:rPr>
                 <w:sz w:val="19"/>
               </w:rPr>
-              <w:t xml:space="preserve">Дельта к прежней строке «реконструкция» ($18M base), млн $ — смена базиса добавляет к CAPEX ~$70–100 млн; базис подтверждён ТЗ v4.1 п.1.3, деньги в CAPEX заложены</w:t>
-            </w:r>
-          </w:p>
-        </w:tc>
-        <w:tc>
-          <w:tcPr>
-            <w:tcW w:w="1500" w:type="dxa"/>
-          </w:tcPr>
-          <w:p>
-            <w:r>
-              <w:rPr>
-                <w:sz w:val="19"/>
-              </w:rPr>
-              <w:t xml:space="preserve">114,3</w:t>
-            </w:r>
-          </w:p>
-        </w:tc>
-        <w:tc>
-          <w:tcPr>
-            <w:tcW w:w="1500" w:type="dxa"/>
-          </w:tcPr>
-          <w:p>
-            <w:r>
-              <w:rPr>
-                <w:sz w:val="19"/>
-              </w:rPr>
-              <w:t xml:space="preserve">18,0</w:t>
+              <w:t xml:space="preserve">Удельная стоимость новых зданий лотов 2–4 (Class 5), тыс. ₽/м³ — к середине диапазона аналогов 45–65 — средневзвешенный удельник (10,3 млрд ₽ / 176 тыс. м³) в границах диапазона аналогов; уточняется бюджетными ТКП и сметой на стадии БИ</w:t>
+            </w:r>
+          </w:p>
+        </w:tc>
+        <w:tc>
+          <w:tcPr>
+            <w:tcW w:w="1500" w:type="dxa"/>
+          </w:tcPr>
+          <w:p>
+            <w:r>
+              <w:rPr>
+                <w:sz w:val="19"/>
+              </w:rPr>
+              <w:t xml:space="preserve">58,5</w:t>
+            </w:r>
+          </w:p>
+        </w:tc>
+        <w:tc>
+          <w:tcPr>
+            <w:tcW w:w="1500" w:type="dxa"/>
+          </w:tcPr>
+          <w:p>
+            <w:r>
+              <w:rPr>
+                <w:sz w:val="19"/>
+              </w:rPr>
+              <w:t xml:space="preserve">55,0</w:t>
             </w:r>
           </w:p>
         </w:tc>
@@ -6584,7 +6360,7 @@
               <w:rPr>
                 <w:sz w:val="19"/>
               </w:rPr>
-              <w:t xml:space="preserve">+534,78</w:t>
+              <w:t xml:space="preserve">+6,4</w:t>
             </w:r>
           </w:p>
         </w:tc>
@@ -6596,10 +6372,10 @@
             <w:r>
               <w:rPr>
                 <w:b/>
-                <w:color w:val="B22222"/>
-                <w:sz w:val="19"/>
-              </w:rPr>
-              <w:t xml:space="preserve">ВОПРОС</w:t>
+                <w:color w:val="1F7A1F"/>
+                <w:sz w:val="19"/>
+              </w:rPr>
+              <w:t xml:space="preserve">сходится</w:t>
             </w:r>
           </w:p>
         </w:tc>
@@ -6613,7 +6389,7 @@
         <w:t xml:space="preserve">Вывод: </w:t>
       </w:r>
       <w:r>
-        <w:t xml:space="preserve">Новое строительство вместо приспособления существующих зданий добавляет к CAPEX ≈10,3 млрд ₽ (сверх корпуса обжига, который и в ТЗ был новым) и ~18–24 месяца строительного цикла. Строка CAPEX «реконструкция ЦЭМ/ГМУ» заменена на три строки нового строительства — см. вкладку «Стройка · CAPEX».</w:t>
+        <w:t xml:space="preserve">Базис нового строительства (ТЗ v4.1 п.1.3) учтён в CAPEX: новые здания лотов 2–4 ≈10,3 млрд ₽ (сверх корпуса обжига, который и в ТЗ был новым), строительный цикл ~18–24 месяца. Строка CAPEX «реконструкция ЦЭМ/ГМУ» заменена на три строки нового строительства.</w:t>
       </w:r>
     </w:p>
     <w:p/>
@@ -6848,7 +6624,7 @@
         <w:t xml:space="preserve">Вывод: </w:t>
       </w:r>
       <w:r>
-        <w:t xml:space="preserve">Для запроса ТУ: средняя нагрузка ≈17.3 МВт, установленная ≈21 МВт, доминанта — выпрямители электроэкстракции (I категория надёжности; окно отключений ≤ 2 ч из-за пассивации анодов). Разбивку по категориям ПУЭ выдаём в составе БИ (D-ТУ, позиция E-04).</w:t>
+        <w:t xml:space="preserve">Для запроса ТУ: средняя нагрузка ≈17.3 МВт, установленная ≈21 МВт, доминанта — выпрямители электроэкстракции (I категория надёжности; окно отключений ≤ 2 ч из-за пассивации анодов). Разбивку по категориям ПУЭ выдаём в составе БИ.</w:t>
       </w:r>
     </w:p>
     <w:p/>
@@ -7083,7 +6859,7 @@
         <w:t xml:space="preserve">Вывод: </w:t>
       </w:r>
       <w:r>
-        <w:t xml:space="preserve">Порядок 1,7–2,4 тыс. сигналов задаёт состав КТС (контроллеры, станции в/в, серверы SCADA) и бюджет АСУ в Class 3 оценке. Детальный I/O list — этап ДИ (позиция A-10 вкладки «Состав БИ»).</w:t>
+        <w:t xml:space="preserve">Порядок 1,7–2,4 тыс. сигналов задаёт состав КТС (контроллеры, станции в/в, серверы SCADA) и бюджет АСУ в Class 3 оценке. Детальный I/O list — этап детального инжиниринга.</w:t>
       </w:r>
     </w:p>
     <w:p/>

--- a/ove/public/docs/ove75-raschet.docx
+++ b/ove/public/docs/ove75-raschet.docx
@@ -7732,7 +7732,7 @@
         <w:t xml:space="preserve">Вывод: </w:t>
       </w:r>
       <w:r>
-        <w:t xml:space="preserve">Фактическая геометрия печи HATCH проходит независимую проверку: слой ~2 м, зеркало Ø7,5 м, напряжённость 7,3 т/(м²·сут) — в мировом диапазоне. Конус 21° одновременно решает сепарацию (скорость газа падает к газоходу) — see L1-FLUID. Геометрия передана в CFD-кейс взамен нашей цилиндрической оценки.</w:t>
+        <w:t xml:space="preserve">Фактическая геометрия печи HATCH проходит независимую проверку: слой ~2 м, зеркало Ø7,5 м, напряжённость 7,3 т/(м²·сут) — в мировом диапазоне. Конус 21° одновременно решает сепарацию (скорость газа падает к газоходу) — см. L1-FLUID. Геометрия передана в CFD-кейс взамен нашей цилиндрической оценки.</w:t>
       </w:r>
     </w:p>
     <w:p/>

--- a/ove/public/docs/ove75-raschet.docx
+++ b/ove/public/docs/ove75-raschet.docx
@@ -19,7 +19,7 @@
         <w:rPr>
           <w:sz w:val="20"/>
         </w:rPr>
-        <w:t xml:space="preserve">АО «Кольская ГМК», комплекс «обжиг–выщелачивание–электроэкстракция» 75 000 т/год. Сборка 2026-08-27. К ТЗ на БИ v3.6 и ИД ч.1/ч.2.</w:t>
+        <w:t xml:space="preserve">АО «Кольская ГМК», комплекс «обжиг–выщелачивание–электроэкстракция» 75 000 т/год. Сборка 2026-08-27. К ТЗ на БИ v4.1 от 25.08.2026 (историческая база сверок — ИД ч.1/ч.2).</w:t>
       </w:r>
     </w:p>
     <w:p>
@@ -28,7 +28,7 @@
           <w:i/>
           <w:sz w:val="19"/>
         </w:rPr>
-        <w:t xml:space="preserve">Независимый пересчёт КВАНТ: балансы и режимы восстановлены из первичных составов и физических констант и сверены с итогами ИД. Вердикты: ok — сходится (≤1,5 %), warn — в допуске модели, question — методологический вопрос Гипроникелю. Расчёты подлежат рецензии инженера перед включением в БИ.</w:t>
+        <w:t xml:space="preserve">Независимый пересчёт КВАНТ: балансы и режимы восстановлены из первичных составов и физических констант и сверены с итогами ИД. Вердикты сверок: «сходится» — расхождение ≤1,5 %, «в допуске» — в границах допущений модели, «ВОПРОС» — требуется уточнение базиса у разработчика ИД. Расчёты выполнены по независимой модели КВАНТ; методика, допущения и исходные данные каждого расчёта открыты для проверки Заказчиком; методологические вопросы вынесены в предложения к документации. Инженерная рецензия: [Ф.И.О., дата — заполняется по итогам рецензии до защиты].</w:t>
       </w:r>
     </w:p>
     <w:p>
@@ -37,7 +37,7 @@
           <w:b/>
           <w:sz w:val="21"/>
         </w:rPr>
-        <w:t xml:space="preserve">Итого: блоков 21, сверок 40 (сходится 33, в допуске 1, вопросов 6), находок для Гипроникеля 11.</w:t>
+        <w:t xml:space="preserve">Итого: блоков 21, сверок 40 (сходится 34, в допуске 1, вопросов 5), вопросов к разработчику ИД (Гипроникель) — 11.</w:t>
       </w:r>
     </w:p>
     <w:p/>
@@ -50,7 +50,7 @@
           <w:b/>
           <w:sz w:val="28"/>
         </w:rPr>
-        <w:t xml:space="preserve">1. Находки — вопросы к ИД</w:t>
+        <w:t xml:space="preserve">1. Вопросы к исходным данным</w:t>
       </w:r>
     </w:p>
     <w:p>
@@ -110,15 +110,15 @@
           <w:b/>
           <w:sz w:val="21"/>
         </w:rPr>
-        <w:t xml:space="preserve">4. [ВАЖНО] Электропотребление лота 1 занижено в ИД: неучтённые потребители дают ≈ +50 %</w:t>
-      </w:r>
-    </w:p>
-    <w:p>
-      <w:r>
-        <w:rPr>
-          <w:sz w:val="20"/>
-        </w:rPr>
-        <w:t xml:space="preserve">Воздуходувка дутья (≈216/409 кВт осн./вспом.), вакуум-насосы фильтрации и аспирация не нормированы в табл. 26 (ИД сам это оговаривает). Средняя нагрузка лота 1 ≈976 кВт против 625 кВт по учтённому. Кроме того, дымосос нормирован по установленной мощности (400 кВт) — ТЭП завышается. Учесть в расчёте нагрузок (D-ТУ) и ТЭП.</w:t>
+        <w:t xml:space="preserve">4. [ВАЖНО] Электропотребление лота 1: потребители, не нормированные в ИД табл. 26, дают ≈ +50 % к учтённому</w:t>
+      </w:r>
+    </w:p>
+    <w:p>
+      <w:r>
+        <w:rPr>
+          <w:sz w:val="20"/>
+        </w:rPr>
+        <w:t xml:space="preserve">Воздуходувка дутья (≈216/409 кВт осн./вспом.), вакуум-насосы фильтрации и аспирация не нормированы в табл. 26 (ИД сам это оговаривает). Средняя нагрузка лота 1 ≈976 кВт против 625 кВт по учтённому. Кроме того, дымосос нормирован по установленной мощности (400 кВт) — базис нормирования ТЭП требует уточнения. Учесть в расчёте нагрузок и ТЭП.</w:t>
       </w:r>
     </w:p>
     <w:p>
@@ -161,15 +161,15 @@
           <w:b/>
           <w:sz w:val="21"/>
         </w:rPr>
-        <w:t xml:space="preserve">7. [ВАЖНО] Базис — новое строительство: подтверждён ТЗ v4.1 п.1.3 (+7–10 млрд ₽, +18–24 мес); открыты статус Прил.№6/№7 и генплан</w:t>
-      </w:r>
-    </w:p>
-    <w:p>
-      <w:r>
-        <w:rPr>
-          <w:sz w:val="20"/>
-        </w:rPr>
-        <w:t xml:space="preserve">ТЗ v4.1 (25.08.2026, п.1.3) подтвердило вводную владельца от 15.08.2026: «новое строительство объектов комплекса ОВЭ на свободной территории Промплощадки КГМК по варианту размещения, принятому Заказчиком»; пометки «(существующие здания)»/«(новое строительство)» в таблице объектов вычеркнуты (правило «зачёркнутое = исключено», 25.08) — базис един для всех лотов. Открыто: статус обмерных Прил.№6/№7 в перечне приложений (C-94) и выдача «варианта размещения» (генплана) как ИД (Q-10) — без него посадка корпусов и внутриплощадочные сети в БИ не считаются. Наша компоновка нового корпуса — блок NB-EW; CAPEX +7–10 млрд ₽, срок +18–24 мес против сценария приспособления.</w:t>
+        <w:t xml:space="preserve">7. [ВАЖНО] Базис — новое строительство: подтверждён ТЗ v4.1 п.1.3; открыты статус Прил.№6/№7 и генплан</w:t>
+      </w:r>
+    </w:p>
+    <w:p>
+      <w:r>
+        <w:rPr>
+          <w:sz w:val="20"/>
+        </w:rPr>
+        <w:t xml:space="preserve">ТЗ v4.1 (25.08.2026, п.1.3) зафиксировало: «новое строительство объектов комплекса ОВЭ на свободной территории Промплощадки КГМК по варианту размещения, принятому Заказчиком»; пометки «(существующие здания)»/«(новое строительство)» в таблице объектов вычеркнуты (правило «зачёркнутое = исключено», 25.08) — базис един для всех лотов. Открыто: статус обмерных Прил.№6/№7 в перечне приложений и выдача «варианта размещения» (генплана) в составе ИД — без него посадка корпусов и внутриплощадочные сети в БИ не считаются. Наша компоновка нового корпуса — блок L3-NB; капитальные затраты и строительный цикл нового строительства учтены в CAPEX-оценке (блок X-NB).</w:t>
       </w:r>
     </w:p>
     <w:p>
@@ -178,7 +178,7 @@
           <w:b/>
           <w:sz w:val="21"/>
         </w:rPr>
-        <w:t xml:space="preserve">8. [ВАЖНО] «75 000 т/год» не обеспечены заявленным сырьём: доступно ~70,3 тыс. т (дефицит 6,3 %)</w:t>
+        <w:t xml:space="preserve">8. [ВАЖНО] Титульная производительность 75 000 т/год требует сырьевого баланса сверх ИД табл. 22 (расчётная обеспеченность ≈94 %)</w:t>
       </w:r>
     </w:p>
     <w:p>
@@ -276,15 +276,14 @@
         <w:tblLayout w:type="fixed"/>
       </w:tblPr>
       <w:tblGrid>
-        <w:gridCol w:w="2600"/>
-        <w:gridCol w:w="2900"/>
-        <w:gridCol w:w="2900"/>
-        <w:gridCol w:w="1238"/>
+        <w:gridCol w:w="3000"/>
+        <w:gridCol w:w="3300"/>
+        <w:gridCol w:w="3338"/>
       </w:tblGrid>
       <w:tr>
         <w:tc>
           <w:tcPr>
-            <w:tcW w:w="2600" w:type="dxa"/>
+            <w:tcW w:w="3000" w:type="dxa"/>
             <w:shd w:val="clear" w:fill="EFEFEF"/>
           </w:tcPr>
           <w:p>
@@ -299,7 +298,7 @@
         </w:tc>
         <w:tc>
           <w:tcPr>
-            <w:tcW w:w="2900" w:type="dxa"/>
+            <w:tcW w:w="3300" w:type="dxa"/>
             <w:shd w:val="clear" w:fill="EFEFEF"/>
           </w:tcPr>
           <w:p>
@@ -314,7 +313,7 @@
         </w:tc>
         <w:tc>
           <w:tcPr>
-            <w:tcW w:w="2900" w:type="dxa"/>
+            <w:tcW w:w="3338" w:type="dxa"/>
             <w:shd w:val="clear" w:fill="EFEFEF"/>
           </w:tcPr>
           <w:p>
@@ -327,26 +326,11 @@
             </w:r>
           </w:p>
         </w:tc>
-        <w:tc>
-          <w:tcPr>
-            <w:tcW w:w="1238" w:type="dxa"/>
-            <w:shd w:val="clear" w:fill="EFEFEF"/>
-          </w:tcPr>
-          <w:p>
-            <w:r>
-              <w:rPr>
-                <w:b/>
-                <w:sz w:val="19"/>
-              </w:rPr>
-              <w:t xml:space="preserve">Базис</w:t>
-            </w:r>
-          </w:p>
-        </w:tc>
-      </w:tr>
-      <w:tr>
-        <w:tc>
-          <w:tcPr>
-            <w:tcW w:w="2600" w:type="dxa"/>
+      </w:tr>
+      <w:tr>
+        <w:tc>
+          <w:tcPr>
+            <w:tcW w:w="3000" w:type="dxa"/>
           </w:tcPr>
           <w:p>
             <w:r>
@@ -360,7 +344,7 @@
         </w:tc>
         <w:tc>
           <w:tcPr>
-            <w:tcW w:w="2900" w:type="dxa"/>
+            <w:tcW w:w="3300" w:type="dxa"/>
           </w:tcPr>
           <w:p>
             <w:r>
@@ -373,7 +357,7 @@
         </w:tc>
         <w:tc>
           <w:tcPr>
-            <w:tcW w:w="2900" w:type="dxa"/>
+            <w:tcW w:w="3338" w:type="dxa"/>
           </w:tcPr>
           <w:p>
             <w:r>
@@ -386,24 +370,11 @@
             </w:r>
           </w:p>
         </w:tc>
-        <w:tc>
-          <w:tcPr>
-            <w:tcW w:w="1238" w:type="dxa"/>
-          </w:tcPr>
-          <w:p>
-            <w:r>
-              <w:rPr>
-                <w:sz w:val="18"/>
-              </w:rPr>
-              <w:t xml:space="preserve">X-CU; разделить мощность и выпуск (F-CAP)</w:t>
-            </w:r>
-          </w:p>
-        </w:tc>
-      </w:tr>
-      <w:tr>
-        <w:tc>
-          <w:tcPr>
-            <w:tcW w:w="2600" w:type="dxa"/>
+      </w:tr>
+      <w:tr>
+        <w:tc>
+          <w:tcPr>
+            <w:tcW w:w="3000" w:type="dxa"/>
           </w:tcPr>
           <w:p>
             <w:r>
@@ -417,7 +388,7 @@
         </w:tc>
         <w:tc>
           <w:tcPr>
-            <w:tcW w:w="2900" w:type="dxa"/>
+            <w:tcW w:w="3300" w:type="dxa"/>
           </w:tcPr>
           <w:p>
             <w:r>
@@ -430,7 +401,7 @@
         </w:tc>
         <w:tc>
           <w:tcPr>
-            <w:tcW w:w="2900" w:type="dxa"/>
+            <w:tcW w:w="3338" w:type="dxa"/>
           </w:tcPr>
           <w:p>
             <w:r>
@@ -443,24 +414,11 @@
             </w:r>
           </w:p>
         </w:tc>
-        <w:tc>
-          <w:tcPr>
-            <w:tcW w:w="1238" w:type="dxa"/>
-          </w:tcPr>
-          <w:p>
-            <w:r>
-              <w:rPr>
-                <w:sz w:val="18"/>
-              </w:rPr>
-              <w:t xml:space="preserve">качество катода не может гарантироваться безусловно при чужом сырье</w:t>
-            </w:r>
-          </w:p>
-        </w:tc>
-      </w:tr>
-      <w:tr>
-        <w:tc>
-          <w:tcPr>
-            <w:tcW w:w="2600" w:type="dxa"/>
+      </w:tr>
+      <w:tr>
+        <w:tc>
+          <w:tcPr>
+            <w:tcW w:w="3000" w:type="dxa"/>
           </w:tcPr>
           <w:p>
             <w:r>
@@ -474,7 +432,7 @@
         </w:tc>
         <w:tc>
           <w:tcPr>
-            <w:tcW w:w="2900" w:type="dxa"/>
+            <w:tcW w:w="3300" w:type="dxa"/>
           </w:tcPr>
           <w:p>
             <w:r>
@@ -487,7 +445,7 @@
         </w:tc>
         <w:tc>
           <w:tcPr>
-            <w:tcW w:w="2900" w:type="dxa"/>
+            <w:tcW w:w="3338" w:type="dxa"/>
           </w:tcPr>
           <w:p>
             <w:r>
@@ -500,24 +458,11 @@
             </w:r>
           </w:p>
         </w:tc>
-        <w:tc>
-          <w:tcPr>
-            <w:tcW w:w="1238" w:type="dxa"/>
-          </w:tcPr>
-          <w:p>
-            <w:r>
-              <w:rPr>
-                <w:sz w:val="18"/>
-              </w:rPr>
-              <w:t xml:space="preserve">+5,5 % на старение анодов, рост КЗ, зимний режим</w:t>
-            </w:r>
-          </w:p>
-        </w:tc>
-      </w:tr>
-      <w:tr>
-        <w:tc>
-          <w:tcPr>
-            <w:tcW w:w="2600" w:type="dxa"/>
+      </w:tr>
+      <w:tr>
+        <w:tc>
+          <w:tcPr>
+            <w:tcW w:w="3000" w:type="dxa"/>
           </w:tcPr>
           <w:p>
             <w:r>
@@ -531,7 +476,7 @@
         </w:tc>
         <w:tc>
           <w:tcPr>
-            <w:tcW w:w="2900" w:type="dxa"/>
+            <w:tcW w:w="3300" w:type="dxa"/>
           </w:tcPr>
           <w:p>
             <w:r>
@@ -544,7 +489,7 @@
         </w:tc>
         <w:tc>
           <w:tcPr>
-            <w:tcW w:w="2900" w:type="dxa"/>
+            <w:tcW w:w="3338" w:type="dxa"/>
           </w:tcPr>
           <w:p>
             <w:r>
@@ -557,24 +502,11 @@
             </w:r>
           </w:p>
         </w:tc>
-        <w:tc>
-          <w:tcPr>
-            <w:tcW w:w="1238" w:type="dxa"/>
-          </w:tcPr>
-          <w:p>
-            <w:r>
-              <w:rPr>
-                <w:sz w:val="18"/>
-              </w:rPr>
-              <w:t xml:space="preserve">F-ETA: η задан в ИД неявно (≈89 %)</w:t>
-            </w:r>
-          </w:p>
-        </w:tc>
-      </w:tr>
-      <w:tr>
-        <w:tc>
-          <w:tcPr>
-            <w:tcW w:w="2600" w:type="dxa"/>
+      </w:tr>
+      <w:tr>
+        <w:tc>
+          <w:tcPr>
+            <w:tcW w:w="3000" w:type="dxa"/>
           </w:tcPr>
           <w:p>
             <w:r>
@@ -588,7 +520,7 @@
         </w:tc>
         <w:tc>
           <w:tcPr>
-            <w:tcW w:w="2900" w:type="dxa"/>
+            <w:tcW w:w="3300" w:type="dxa"/>
           </w:tcPr>
           <w:p>
             <w:r>
@@ -601,7 +533,7 @@
         </w:tc>
         <w:tc>
           <w:tcPr>
-            <w:tcW w:w="2900" w:type="dxa"/>
+            <w:tcW w:w="3338" w:type="dxa"/>
           </w:tcPr>
           <w:p>
             <w:r>
@@ -614,24 +546,11 @@
             </w:r>
           </w:p>
         </w:tc>
-        <w:tc>
-          <w:tcPr>
-            <w:tcW w:w="1238" w:type="dxa"/>
-          </w:tcPr>
-          <w:p>
-            <w:r>
-              <w:rPr>
-                <w:sz w:val="18"/>
-              </w:rPr>
-              <w:t xml:space="preserve">граница самого ТЗ; запас ×2 к расчёту</w:t>
-            </w:r>
-          </w:p>
-        </w:tc>
-      </w:tr>
-      <w:tr>
-        <w:tc>
-          <w:tcPr>
-            <w:tcW w:w="2600" w:type="dxa"/>
+      </w:tr>
+      <w:tr>
+        <w:tc>
+          <w:tcPr>
+            <w:tcW w:w="3000" w:type="dxa"/>
           </w:tcPr>
           <w:p>
             <w:r>
@@ -645,7 +564,7 @@
         </w:tc>
         <w:tc>
           <w:tcPr>
-            <w:tcW w:w="2900" w:type="dxa"/>
+            <w:tcW w:w="3300" w:type="dxa"/>
           </w:tcPr>
           <w:p>
             <w:r>
@@ -658,7 +577,7 @@
         </w:tc>
         <w:tc>
           <w:tcPr>
-            <w:tcW w:w="2900" w:type="dxa"/>
+            <w:tcW w:w="3338" w:type="dxa"/>
           </w:tcPr>
           <w:p>
             <w:r>
@@ -671,24 +590,11 @@
             </w:r>
           </w:p>
         </w:tc>
-        <w:tc>
-          <w:tcPr>
-            <w:tcW w:w="1238" w:type="dxa"/>
-          </w:tcPr>
-          <w:p>
-            <w:r>
-              <w:rPr>
-                <w:sz w:val="18"/>
-              </w:rPr>
-              <w:t xml:space="preserve">перенос финальной гарантии на vendor data (D-09)</w:t>
-            </w:r>
-          </w:p>
-        </w:tc>
-      </w:tr>
-      <w:tr>
-        <w:tc>
-          <w:tcPr>
-            <w:tcW w:w="2600" w:type="dxa"/>
+      </w:tr>
+      <w:tr>
+        <w:tc>
+          <w:tcPr>
+            <w:tcW w:w="3000" w:type="dxa"/>
           </w:tcPr>
           <w:p>
             <w:r>
@@ -702,7 +608,7 @@
         </w:tc>
         <w:tc>
           <w:tcPr>
-            <w:tcW w:w="2900" w:type="dxa"/>
+            <w:tcW w:w="3300" w:type="dxa"/>
           </w:tcPr>
           <w:p>
             <w:r>
@@ -715,7 +621,7 @@
         </w:tc>
         <w:tc>
           <w:tcPr>
-            <w:tcW w:w="2900" w:type="dxa"/>
+            <w:tcW w:w="3338" w:type="dxa"/>
           </w:tcPr>
           <w:p>
             <w:r>
@@ -728,24 +634,11 @@
             </w:r>
           </w:p>
         </w:tc>
-        <w:tc>
-          <w:tcPr>
-            <w:tcW w:w="1238" w:type="dxa"/>
-          </w:tcPr>
-          <w:p>
-            <w:r>
-              <w:rPr>
-                <w:sz w:val="18"/>
-              </w:rPr>
-              <w:t xml:space="preserve">СКЦ важнее стабильность, чем абсолют; гарантия при составе шихты по ИД</w:t>
-            </w:r>
-          </w:p>
-        </w:tc>
-      </w:tr>
-      <w:tr>
-        <w:tc>
-          <w:tcPr>
-            <w:tcW w:w="2600" w:type="dxa"/>
+      </w:tr>
+      <w:tr>
+        <w:tc>
+          <w:tcPr>
+            <w:tcW w:w="3000" w:type="dxa"/>
           </w:tcPr>
           <w:p>
             <w:r>
@@ -759,7 +652,7 @@
         </w:tc>
         <w:tc>
           <w:tcPr>
-            <w:tcW w:w="2900" w:type="dxa"/>
+            <w:tcW w:w="3300" w:type="dxa"/>
           </w:tcPr>
           <w:p>
             <w:r>
@@ -772,7 +665,7 @@
         </w:tc>
         <w:tc>
           <w:tcPr>
-            <w:tcW w:w="2900" w:type="dxa"/>
+            <w:tcW w:w="3338" w:type="dxa"/>
           </w:tcPr>
           <w:p>
             <w:r>
@@ -785,24 +678,11 @@
             </w:r>
           </w:p>
         </w:tc>
-        <w:tc>
-          <w:tcPr>
-            <w:tcW w:w="1238" w:type="dxa"/>
-          </w:tcPr>
-          <w:p>
-            <w:r>
-              <w:rPr>
-                <w:sz w:val="18"/>
-              </w:rPr>
-              <w:t xml:space="preserve">F-HEAT: тепловой эффект под вопросом (наша оценка +20 %)</w:t>
-            </w:r>
-          </w:p>
-        </w:tc>
-      </w:tr>
-      <w:tr>
-        <w:tc>
-          <w:tcPr>
-            <w:tcW w:w="2600" w:type="dxa"/>
+      </w:tr>
+      <w:tr>
+        <w:tc>
+          <w:tcPr>
+            <w:tcW w:w="3000" w:type="dxa"/>
           </w:tcPr>
           <w:p>
             <w:r>
@@ -816,7 +696,7 @@
         </w:tc>
         <w:tc>
           <w:tcPr>
-            <w:tcW w:w="2900" w:type="dxa"/>
+            <w:tcW w:w="3300" w:type="dxa"/>
           </w:tcPr>
           <w:p>
             <w:r>
@@ -829,7 +709,7 @@
         </w:tc>
         <w:tc>
           <w:tcPr>
-            <w:tcW w:w="2900" w:type="dxa"/>
+            <w:tcW w:w="3338" w:type="dxa"/>
           </w:tcPr>
           <w:p>
             <w:r>
@@ -842,24 +722,11 @@
             </w:r>
           </w:p>
         </w:tc>
-        <w:tc>
-          <w:tcPr>
-            <w:tcW w:w="1238" w:type="dxa"/>
-          </w:tcPr>
-          <w:p>
-            <w:r>
-              <w:rPr>
-                <w:sz w:val="18"/>
-              </w:rPr>
-              <w:t xml:space="preserve">+11/9 % на пусковые</w:t>
-            </w:r>
-          </w:p>
-        </w:tc>
-      </w:tr>
-      <w:tr>
-        <w:tc>
-          <w:tcPr>
-            <w:tcW w:w="2600" w:type="dxa"/>
+      </w:tr>
+      <w:tr>
+        <w:tc>
+          <w:tcPr>
+            <w:tcW w:w="3000" w:type="dxa"/>
           </w:tcPr>
           <w:p>
             <w:r>
@@ -873,7 +740,7 @@
         </w:tc>
         <w:tc>
           <w:tcPr>
-            <w:tcW w:w="2900" w:type="dxa"/>
+            <w:tcW w:w="3300" w:type="dxa"/>
           </w:tcPr>
           <w:p>
             <w:r>
@@ -886,7 +753,7 @@
         </w:tc>
         <w:tc>
           <w:tcPr>
-            <w:tcW w:w="2900" w:type="dxa"/>
+            <w:tcW w:w="3338" w:type="dxa"/>
           </w:tcPr>
           <w:p>
             <w:r>
@@ -899,24 +766,11 @@
             </w:r>
           </w:p>
         </w:tc>
-        <w:tc>
-          <w:tcPr>
-            <w:tcW w:w="1238" w:type="dxa"/>
-          </w:tcPr>
-          <w:p>
-            <w:r>
-              <w:rPr>
-                <w:sz w:val="18"/>
-              </w:rPr>
-              <w:t xml:space="preserve">F-O2: базис нормы не подтверждён (+7,5 % запас)</w:t>
-            </w:r>
-          </w:p>
-        </w:tc>
-      </w:tr>
-      <w:tr>
-        <w:tc>
-          <w:tcPr>
-            <w:tcW w:w="2600" w:type="dxa"/>
+      </w:tr>
+      <w:tr>
+        <w:tc>
+          <w:tcPr>
+            <w:tcW w:w="3000" w:type="dxa"/>
           </w:tcPr>
           <w:p>
             <w:r>
@@ -930,7 +784,7 @@
         </w:tc>
         <w:tc>
           <w:tcPr>
-            <w:tcW w:w="2900" w:type="dxa"/>
+            <w:tcW w:w="3300" w:type="dxa"/>
           </w:tcPr>
           <w:p>
             <w:r>
@@ -943,7 +797,7 @@
         </w:tc>
         <w:tc>
           <w:tcPr>
-            <w:tcW w:w="2900" w:type="dxa"/>
+            <w:tcW w:w="3338" w:type="dxa"/>
           </w:tcPr>
           <w:p>
             <w:r>
@@ -956,24 +810,11 @@
             </w:r>
           </w:p>
         </w:tc>
-        <w:tc>
-          <w:tcPr>
-            <w:tcW w:w="1238" w:type="dxa"/>
-          </w:tcPr>
-          <w:p>
-            <w:r>
-              <w:rPr>
-                <w:sz w:val="18"/>
-              </w:rPr>
-              <w:t xml:space="preserve">L1-DEW / F-DEW</w:t>
-            </w:r>
-          </w:p>
-        </w:tc>
-      </w:tr>
-      <w:tr>
-        <w:tc>
-          <w:tcPr>
-            <w:tcW w:w="2600" w:type="dxa"/>
+      </w:tr>
+      <w:tr>
+        <w:tc>
+          <w:tcPr>
+            <w:tcW w:w="3000" w:type="dxa"/>
           </w:tcPr>
           <w:p>
             <w:r>
@@ -987,7 +828,7 @@
         </w:tc>
         <w:tc>
           <w:tcPr>
-            <w:tcW w:w="2900" w:type="dxa"/>
+            <w:tcW w:w="3300" w:type="dxa"/>
           </w:tcPr>
           <w:p>
             <w:r>
@@ -1000,7 +841,7 @@
         </w:tc>
         <w:tc>
           <w:tcPr>
-            <w:tcW w:w="2900" w:type="dxa"/>
+            <w:tcW w:w="3338" w:type="dxa"/>
           </w:tcPr>
           <w:p>
             <w:r>
@@ -1013,24 +854,11 @@
             </w:r>
           </w:p>
         </w:tc>
-        <w:tc>
-          <w:tcPr>
-            <w:tcW w:w="1238" w:type="dxa"/>
-          </w:tcPr>
-          <w:p>
-            <w:r>
-              <w:rPr>
-                <w:sz w:val="18"/>
-              </w:rPr>
-              <w:t xml:space="preserve">F-KUPOROS: базис 25,7 % не подтверждён — гарантируем достижимое</w:t>
-            </w:r>
-          </w:p>
-        </w:tc>
-      </w:tr>
-      <w:tr>
-        <w:tc>
-          <w:tcPr>
-            <w:tcW w:w="2600" w:type="dxa"/>
+      </w:tr>
+      <w:tr>
+        <w:tc>
+          <w:tcPr>
+            <w:tcW w:w="3000" w:type="dxa"/>
           </w:tcPr>
           <w:p>
             <w:r>
@@ -1044,7 +872,7 @@
         </w:tc>
         <w:tc>
           <w:tcPr>
-            <w:tcW w:w="2900" w:type="dxa"/>
+            <w:tcW w:w="3300" w:type="dxa"/>
           </w:tcPr>
           <w:p>
             <w:r>
@@ -1057,7 +885,7 @@
         </w:tc>
         <w:tc>
           <w:tcPr>
-            <w:tcW w:w="2900" w:type="dxa"/>
+            <w:tcW w:w="3338" w:type="dxa"/>
           </w:tcPr>
           <w:p>
             <w:r>
@@ -1070,24 +898,11 @@
             </w:r>
           </w:p>
         </w:tc>
-        <w:tc>
-          <w:tcPr>
-            <w:tcW w:w="1238" w:type="dxa"/>
-          </w:tcPr>
-          <w:p>
-            <w:r>
-              <w:rPr>
-                <w:sz w:val="18"/>
-              </w:rPr>
-              <w:t xml:space="preserve">F-CL: хлор на пределе для 316L</w:t>
-            </w:r>
-          </w:p>
-        </w:tc>
-      </w:tr>
-      <w:tr>
-        <w:tc>
-          <w:tcPr>
-            <w:tcW w:w="2600" w:type="dxa"/>
+      </w:tr>
+      <w:tr>
+        <w:tc>
+          <w:tcPr>
+            <w:tcW w:w="3000" w:type="dxa"/>
           </w:tcPr>
           <w:p>
             <w:r>
@@ -1101,7 +916,7 @@
         </w:tc>
         <w:tc>
           <w:tcPr>
-            <w:tcW w:w="2900" w:type="dxa"/>
+            <w:tcW w:w="3300" w:type="dxa"/>
           </w:tcPr>
           <w:p>
             <w:r>
@@ -1114,7 +929,7 @@
         </w:tc>
         <w:tc>
           <w:tcPr>
-            <w:tcW w:w="2900" w:type="dxa"/>
+            <w:tcW w:w="3338" w:type="dxa"/>
           </w:tcPr>
           <w:p>
             <w:r>
@@ -1127,24 +942,11 @@
             </w:r>
           </w:p>
         </w:tc>
-        <w:tc>
-          <w:tcPr>
-            <w:tcW w:w="1238" w:type="dxa"/>
-          </w:tcPr>
-          <w:p>
-            <w:r>
-              <w:rPr>
-                <w:sz w:val="18"/>
-              </w:rPr>
-              <w:t xml:space="preserve">запас на первый год освоения</w:t>
-            </w:r>
-          </w:p>
-        </w:tc>
-      </w:tr>
-      <w:tr>
-        <w:tc>
-          <w:tcPr>
-            <w:tcW w:w="2600" w:type="dxa"/>
+      </w:tr>
+      <w:tr>
+        <w:tc>
+          <w:tcPr>
+            <w:tcW w:w="3000" w:type="dxa"/>
           </w:tcPr>
           <w:p>
             <w:r>
@@ -1158,7 +960,7 @@
         </w:tc>
         <w:tc>
           <w:tcPr>
-            <w:tcW w:w="2900" w:type="dxa"/>
+            <w:tcW w:w="3300" w:type="dxa"/>
           </w:tcPr>
           <w:p>
             <w:r>
@@ -1171,7 +973,7 @@
         </w:tc>
         <w:tc>
           <w:tcPr>
-            <w:tcW w:w="2900" w:type="dxa"/>
+            <w:tcW w:w="3338" w:type="dxa"/>
           </w:tcPr>
           <w:p>
             <w:r>
@@ -1184,24 +986,11 @@
             </w:r>
           </w:p>
         </w:tc>
-        <w:tc>
-          <w:tcPr>
-            <w:tcW w:w="1238" w:type="dxa"/>
-          </w:tcPr>
-          <w:p>
-            <w:r>
-              <w:rPr>
-                <w:sz w:val="18"/>
-              </w:rPr>
-              <w:t xml:space="preserve">F-EL1: воздуходувка/вакуум/аспирация не нормированы в ИД</w:t>
-            </w:r>
-          </w:p>
-        </w:tc>
-      </w:tr>
-      <w:tr>
-        <w:tc>
-          <w:tcPr>
-            <w:tcW w:w="2600" w:type="dxa"/>
+      </w:tr>
+      <w:tr>
+        <w:tc>
+          <w:tcPr>
+            <w:tcW w:w="3000" w:type="dxa"/>
           </w:tcPr>
           <w:p>
             <w:r>
@@ -1215,7 +1004,7 @@
         </w:tc>
         <w:tc>
           <w:tcPr>
-            <w:tcW w:w="2900" w:type="dxa"/>
+            <w:tcW w:w="3300" w:type="dxa"/>
           </w:tcPr>
           <w:p>
             <w:r>
@@ -1228,7 +1017,7 @@
         </w:tc>
         <w:tc>
           <w:tcPr>
-            <w:tcW w:w="2900" w:type="dxa"/>
+            <w:tcW w:w="3338" w:type="dxa"/>
           </w:tcPr>
           <w:p>
             <w:r>
@@ -1238,19 +1027,6 @@
                 <w:sz w:val="19"/>
               </w:rPr>
               <w:t xml:space="preserve">запас модулей в/в ≥30 %, резерв контроллеров ≥20 %</w:t>
-            </w:r>
-          </w:p>
-        </w:tc>
-        <w:tc>
-          <w:tcPr>
-            <w:tcW w:w="1238" w:type="dxa"/>
-          </w:tcPr>
-          <w:p>
-            <w:r>
-              <w:rPr>
-                <w:sz w:val="18"/>
-              </w:rPr>
-              <w:t xml:space="preserve">Прил. №5 и Методика ЕТТ — их же требования, фиксируем как гарантию</w:t>
             </w:r>
           </w:p>
         </w:tc>
@@ -1550,7 +1326,7 @@
               <w:rPr>
                 <w:sz w:val="18"/>
               </w:rPr>
-              <w:t xml:space="preserve">расчёт теплового эффекта Гипроникеля (F-HEAT)</w:t>
+              <w:t xml:space="preserve">расчёт теплового эффекта Гипроникеля (п.3 раздела 1)</w:t>
             </w:r>
           </w:p>
         </w:tc>
@@ -1714,7 +1490,7 @@
               <w:rPr>
                 <w:sz w:val="18"/>
               </w:rPr>
-              <w:t xml:space="preserve">опросные листы воздуходувки/вакуума (F-EL1)</w:t>
+              <w:t xml:space="preserve">опросные листы воздуходувки/вакуума (п.4 раздела 1)</w:t>
             </w:r>
           </w:p>
         </w:tc>
@@ -5015,7 +4791,7 @@
         <w:rPr>
           <w:sz w:val="19"/>
         </w:rPr>
-        <w:t xml:space="preserve">Производительность: 8 066,1 кг/ч; 75 000 т/год номинал [ИД ч.2 табл. 4.2] · Ванны и катоды: 180 ванн (2×90); 84 матрицы/ванну ≈ 1,0×1,0 м [ИД ч.2 п. 4.2.2, п. 1.3.9] · Удельный расход: 1 942 кВт·ч/т (134 484 тыс. кВт·ч/год) [ИД ч.2 табл. 8.5] · Выход по току: η = 89 % (из ИД: 49,49 кг/ч при 47,04 кА; U_в = 2,05 В при w = 1 942 кВт·ч/т) [ИД ч.2 табл. 3.1/4.2 (задан неявно) — см. F-ETA]</w:t>
+        <w:t xml:space="preserve">Производительность: 8 066,1 кг/ч; 75 000 т/год номинал [ИД ч.2 табл. 4.2] · Ванны и катоды: 180 ванн (2×90); 84 матрицы/ванну ≈ 1,0×1,0 м [ИД ч.2 п. 4.2.2, п. 1.3.9] · Удельный расход: 1 942 кВт·ч/т (134 484 тыс. кВт·ч/год) [ИД ч.2 табл. 8.5] · Выход по току: η = 89 % (из ИД: 49,49 кг/ч при 47,04 кА; U_в = 2,05 В при w = 1 942 кВт·ч/т) [ИД ч.2 табл. 3.1/4.2 (задан неявно) — см. п.6 раздела 1]</w:t>
       </w:r>
     </w:p>
     <w:p>
@@ -5421,7 +5197,7 @@
         <w:t xml:space="preserve">Вывод: </w:t>
       </w:r>
       <w:r>
-        <w:t xml:space="preserve">Электрохимия самосогласована при η = 89 %, заданном в ИД неявно (49,49 кг/ч при 47,04 кА; U_в = 2,05 В при w = 1 942 кВт·ч/т): ток ванны ≈42,45 кА (плотность 252,7 А/м²), напряжение 2,05 В, мощность выпрямления ≈15,7 МВт (ср.). Проверка при 280 А/м² и фонде 8 584,8 ч даёт 76,7 тыс. т/год — точное совпадение с ИД табл. 4.2. Подтверждение η запросить у Гипроникеля (F-ETA).</w:t>
+        <w:t xml:space="preserve">Электрохимия самосогласована при η = 89 %, заданном в ИД неявно (49,49 кг/ч при 47,04 кА; U_в = 2,05 В при w = 1 942 кВт·ч/т): ток ванны ≈42,45 кА (плотность 252,7 А/м²), напряжение 2,05 В, мощность выпрямления ≈15,7 МВт (ср.). Проверка при 280 А/м² и фонде 8 584,8 ч даёт 76,7 тыс. т/год — точное совпадение с ИД табл. 4.2. Подтверждение η запросить у Гипроникеля (см. п.6 раздела 1).</w:t>
       </w:r>
     </w:p>
     <w:p/>
@@ -6042,7 +5818,7 @@
           <w:b/>
           <w:sz w:val="26"/>
         </w:rPr>
-        <w:t xml:space="preserve">NB-EW · Новый корпус электроэкстракции: компоновка расчётом (сценарий «новое строительство») (Лот №3)</w:t>
+        <w:t xml:space="preserve">L3-NB · Новый корпус электроэкстракции: компоновка расчётом (сценарий «новое строительство») (Лот №3)</w:t>
       </w:r>
     </w:p>
     <w:p>
@@ -6056,7 +5832,7 @@
         <w:rPr>
           <w:sz w:val="19"/>
         </w:rPr>
-        <w:t xml:space="preserve">Базис размещения: новое строительство на свободной территории (вводная владельца 15.08.2026, подтверждена ТЗ v4.1 п.1.3 от 25.08.2026) [ТЗ v4.1 п.1.3; остаточное противоречие внутри v4.1 — см. F-BUILD] · Ванны: 180 шт. (2 серии × 90, ряды по 45); 84 катода/ванну, шаг 95 мм (прил. В ДЕЛЬТА) [ИД ч.2 п. 4.2.2, п. 1.3.9; прил. В] · Кран и отметки: мостовые краны над ваннами; подъём матрицы ≈1,3 м + траверса [практика tankhouse; ИД ч.2 (КСМ)]</w:t>
+        <w:t xml:space="preserve">Базис размещения: новое строительство на свободной территории (ТЗ v4.1 п.1.3 от 25.08.2026) [ТЗ v4.1 п.1.3; остаточное противоречие внутри v4.1 — см. п.7 раздела 1] · Ванны: 180 шт. (2 серии × 90, ряды по 45); 84 катода/ванну, шаг 95 мм (прил. В ДЕЛЬТА) [ИД ч.2 п. 4.2.2, п. 1.3.9; прил. В] · Кран и отметки: мостовые краны над ваннами; подъём матрицы ≈1,3 м + траверса [практика tankhouse; ИД ч.2 (КСМ)]</w:t>
       </w:r>
     </w:p>
     <w:p>
@@ -6376,7 +6152,7 @@
           <w:b/>
           <w:sz w:val="26"/>
         </w:rPr>
-        <w:t xml:space="preserve">NB-COST · Стоимость нового строительства (замена «реконструкции существующих») (Комплекс)</w:t>
+        <w:t xml:space="preserve">X-NB · Стоимость нового строительства (базис ТЗ v4.1 п.1.3) (Комплекс)</w:t>
       </w:r>
     </w:p>
     <w:p>
@@ -6390,7 +6166,7 @@
         <w:rPr>
           <w:sz w:val="19"/>
         </w:rPr>
-        <w:t xml:space="preserve">Объёмы NB-EW: ЭЭ+электролитное 128 тыс. м³; купорос 16; склад 32 [расчёт NB-EW] · Удельники: 45–65 тыс. ₽/м³ (промкаркас, V снеговой район, сети в здании); ЭЭ ×1,15 (кислотостойкие полы и фундаменты ванн); склад 40 [оценка КВАНТ Class 5 по аналогам 2025–2026]</w:t>
+        <w:t xml:space="preserve">Объёмы L3-NB: ЭЭ+электролитное 128 тыс. м³; купорос 16; склад 32 [расчёт L3-NB] · Удельники: 45–65 тыс. ₽/м³ (промкаркас, V снеговой район, сети в здании); ЭЭ ×1,15 (кислотостойкие полы и фундаменты ванн); склад 40 [оценка КВАНТ Class 5 по аналогам 2025–2026]</w:t>
       </w:r>
     </w:p>
     <w:p>
@@ -6435,7 +6211,7 @@
         <w:rPr>
           <w:sz w:val="20"/>
         </w:rPr>
-        <w:t xml:space="preserve">≈10,3 млрд ₽ (≈$114 млн при 90 ₽/$)</w:t>
+        <w:t xml:space="preserve">≈10,3 млрд ₽</w:t>
       </w:r>
     </w:p>
     <w:tbl>
@@ -6545,33 +6321,33 @@
               <w:rPr>
                 <w:sz w:val="19"/>
               </w:rPr>
-              <w:t xml:space="preserve">Дельта к прежней строке «реконструкция» ($18M base), млн $ — смена базиса добавляет к CAPEX ~$70–100 млн; базис подтверждён ТЗ v4.1 п.1.3, деньги в CAPEX заложены</w:t>
-            </w:r>
-          </w:p>
-        </w:tc>
-        <w:tc>
-          <w:tcPr>
-            <w:tcW w:w="1500" w:type="dxa"/>
-          </w:tcPr>
-          <w:p>
-            <w:r>
-              <w:rPr>
-                <w:sz w:val="19"/>
-              </w:rPr>
-              <w:t xml:space="preserve">114,3</w:t>
-            </w:r>
-          </w:p>
-        </w:tc>
-        <w:tc>
-          <w:tcPr>
-            <w:tcW w:w="1500" w:type="dxa"/>
-          </w:tcPr>
-          <w:p>
-            <w:r>
-              <w:rPr>
-                <w:sz w:val="19"/>
-              </w:rPr>
-              <w:t xml:space="preserve">18,0</w:t>
+              <w:t xml:space="preserve">Удельная стоимость новых зданий лотов 2–4 (Class 5), тыс. ₽/м³ — к середине диапазона аналогов 45–65 — средневзвешенный удельник (10,3 млрд ₽ / 176 тыс. м³) в границах диапазона аналогов; уточняется бюджетными ТКП и сметой на стадии БИ</w:t>
+            </w:r>
+          </w:p>
+        </w:tc>
+        <w:tc>
+          <w:tcPr>
+            <w:tcW w:w="1500" w:type="dxa"/>
+          </w:tcPr>
+          <w:p>
+            <w:r>
+              <w:rPr>
+                <w:sz w:val="19"/>
+              </w:rPr>
+              <w:t xml:space="preserve">58,5</w:t>
+            </w:r>
+          </w:p>
+        </w:tc>
+        <w:tc>
+          <w:tcPr>
+            <w:tcW w:w="1500" w:type="dxa"/>
+          </w:tcPr>
+          <w:p>
+            <w:r>
+              <w:rPr>
+                <w:sz w:val="19"/>
+              </w:rPr>
+              <w:t xml:space="preserve">55,0</w:t>
             </w:r>
           </w:p>
         </w:tc>
@@ -6584,7 +6360,7 @@
               <w:rPr>
                 <w:sz w:val="19"/>
               </w:rPr>
-              <w:t xml:space="preserve">+534,78</w:t>
+              <w:t xml:space="preserve">+6,4</w:t>
             </w:r>
           </w:p>
         </w:tc>
@@ -6596,10 +6372,10 @@
             <w:r>
               <w:rPr>
                 <w:b/>
-                <w:color w:val="B22222"/>
-                <w:sz w:val="19"/>
-              </w:rPr>
-              <w:t xml:space="preserve">ВОПРОС</w:t>
+                <w:color w:val="1F7A1F"/>
+                <w:sz w:val="19"/>
+              </w:rPr>
+              <w:t xml:space="preserve">сходится</w:t>
             </w:r>
           </w:p>
         </w:tc>
@@ -6613,7 +6389,7 @@
         <w:t xml:space="preserve">Вывод: </w:t>
       </w:r>
       <w:r>
-        <w:t xml:space="preserve">Новое строительство вместо приспособления существующих зданий добавляет к CAPEX ≈10,3 млрд ₽ (сверх корпуса обжига, который и в ТЗ был новым) и ~18–24 месяца строительного цикла. Строка CAPEX «реконструкция ЦЭМ/ГМУ» заменена на три строки нового строительства — см. вкладку «Стройка · CAPEX».</w:t>
+        <w:t xml:space="preserve">Базис нового строительства (ТЗ v4.1 п.1.3) учтён в CAPEX: новые здания лотов 2–4 ≈10,3 млрд ₽ (сверх корпуса обжига, который и в ТЗ был новым), строительный цикл ~18–24 месяца. Строка CAPEX «реконструкция ЦЭМ/ГМУ» заменена на три строки нового строительства.</w:t>
       </w:r>
     </w:p>
     <w:p/>
@@ -6848,7 +6624,7 @@
         <w:t xml:space="preserve">Вывод: </w:t>
       </w:r>
       <w:r>
-        <w:t xml:space="preserve">Для запроса ТУ: средняя нагрузка ≈17.3 МВт, установленная ≈21 МВт, доминанта — выпрямители электроэкстракции (I категория надёжности; окно отключений ≤ 2 ч из-за пассивации анодов). Разбивку по категориям ПУЭ выдаём в составе БИ (D-ТУ, позиция E-04).</w:t>
+        <w:t xml:space="preserve">Для запроса ТУ: средняя нагрузка ≈17.3 МВт, установленная ≈21 МВт, доминанта — выпрямители электроэкстракции (I категория надёжности; окно отключений ≤ 2 ч из-за пассивации анодов). Разбивку по категориям ПУЭ выдаём в составе БИ.</w:t>
       </w:r>
     </w:p>
     <w:p/>
@@ -7083,7 +6859,7 @@
         <w:t xml:space="preserve">Вывод: </w:t>
       </w:r>
       <w:r>
-        <w:t xml:space="preserve">Порядок 1,7–2,4 тыс. сигналов задаёт состав КТС (контроллеры, станции в/в, серверы SCADA) и бюджет АСУ в Class 3 оценке. Детальный I/O list — этап ДИ (позиция A-10 вкладки «Состав БИ»).</w:t>
+        <w:t xml:space="preserve">Порядок 1,7–2,4 тыс. сигналов задаёт состав КТС (контроллеры, станции в/в, серверы SCADA) и бюджет АСУ в Class 3 оценке. Детальный I/O list — этап детального инжиниринга.</w:t>
       </w:r>
     </w:p>
     <w:p/>
@@ -7956,7 +7732,7 @@
         <w:t xml:space="preserve">Вывод: </w:t>
       </w:r>
       <w:r>
-        <w:t xml:space="preserve">Фактическая геометрия печи HATCH проходит независимую проверку: слой ~2 м, зеркало Ø7,5 м, напряжённость 7,3 т/(м²·сут) — в мировом диапазоне. Конус 21° одновременно решает сепарацию (скорость газа падает к газоходу) — see L1-FLUID. Геометрия передана в CFD-кейс взамен нашей цилиндрической оценки.</w:t>
+        <w:t xml:space="preserve">Фактическая геометрия печи HATCH проходит независимую проверку: слой ~2 м, зеркало Ø7,5 м, напряжённость 7,3 т/(м²·сут) — в мировом диапазоне. Конус 21° одновременно решает сепарацию (скорость газа падает к газоходу) — см. L1-FLUID. Геометрия передана в CFD-кейс взамен нашей цилиндрической оценки.</w:t>
       </w:r>
     </w:p>
     <w:p/>

--- a/ove/public/docs/ove75-raschet.docx
+++ b/ove/public/docs/ove75-raschet.docx
@@ -37,7 +37,7 @@
           <w:b/>
           <w:sz w:val="21"/>
         </w:rPr>
-        <w:t xml:space="preserve">Итого: блоков 21, сверок 40 (сходится 34, в допуске 1, вопросов 5), вопросов к разработчику ИД (Гипроникель) — 11.</w:t>
+        <w:t xml:space="preserve">Итого: блоков 21, сверок 40 (сходится 33, в допуске 2, вопросов 5), вопросов к разработчику ИД (Гипроникель) — 11.</w:t>
       </w:r>
     </w:p>
     <w:p/>
@@ -110,7 +110,7 @@
           <w:b/>
           <w:sz w:val="21"/>
         </w:rPr>
-        <w:t xml:space="preserve">4. [ВАЖНО] Электропотребление лота 1: потребители, не нормированные в ИД табл. 26, дают ≈ +50 % к учтённому</w:t>
+        <w:t xml:space="preserve">4. [ВАЖНО] Электропотребление лота 1: потребители, не нормированные в ИД табл. 26, дают ≈ +56 % к учтённому</w:t>
       </w:r>
     </w:p>
     <w:p>
@@ -195,7 +195,7 @@
           <w:b/>
           <w:sz w:val="21"/>
         </w:rPr>
-        <w:t xml:space="preserve">9. [ВАЖНО] Кислотная точка росы газов ≈221/209 °C — заложить требования к стенкам тракта (≥240 °C) и продувке при остановках</w:t>
+        <w:t xml:space="preserve">9. [ВАЖНО] Кислотная точка росы газов ≈218/210 °C — заложить требования к стенкам тракта (≥240 °C) и продувке при остановках</w:t>
       </w:r>
     </w:p>
     <w:p>
@@ -212,15 +212,15 @@
           <w:b/>
           <w:sz w:val="21"/>
         </w:rPr>
-        <w:t xml:space="preserve">10. [к сведению] Габарит печи КС найден в ИД ч.1 (стр. 417): конус Ø6000→8390, 583 сопла — модель и CFD-кейс обновлены</w:t>
-      </w:r>
-    </w:p>
-    <w:p>
-      <w:r>
-        <w:rPr>
-          <w:sz w:val="20"/>
-        </w:rPr>
-        <w:t xml:space="preserve">Ранее запрашивали табл. 24/25 — не требуется: геометрия есть в тексте разд. 2.3. Наша проверка: слой ~2 м, напряжённость по зеркалу ~7 т/(м²·сут) — конструкция консистентна. Для CFD остаётся запросить: живое сечение решётки (диаметр отверстий сопел) и отметку ввода шнекового забрасывателя.</w:t>
+        <w:t xml:space="preserve">10. [к сведению] Габарит печи КС найден в ИД ч.1 (стр. 417): конус Ø6000→8390 (полный угол 21°), 583 сопла — модель и CFD-кейс обновлены</w:t>
+      </w:r>
+    </w:p>
+    <w:p>
+      <w:r>
+        <w:rPr>
+          <w:sz w:val="20"/>
+        </w:rPr>
+        <w:t xml:space="preserve">Ранее запрашивали табл. 24/25 — не требуется: геометрия есть в тексте разд. 2.3. Наша проверка с уклоном 0,18527 на сторону: слой ~2,2 м, напряжённость по зеркалу ≈8,9 т/(м²·сут) — выше диапазона мировой практики 4–8; запас площади пода — вопрос Гипроникелю (см. L1-BED). Для CFD остаётся запросить: живое сечение решётки (диаметр отверстий сопел) и отметку ввода шнекового забрасывателя.</w:t>
       </w:r>
     </w:p>
     <w:p>
@@ -586,7 +586,7 @@
                 <w:color w:val="8B0000"/>
                 <w:sz w:val="19"/>
               </w:rPr>
-              <w:t xml:space="preserve">≤0,1 г/нм³ при гарантии изготовителя ЭФ ≥96 %</w:t>
+              <w:t xml:space="preserve">≤0,1 г/нм³ при η_ЭФ 99,69 % по vendor data (паспортный порог изготовителя ≥96 % сам по себе даёт лишь 0,8–1,4 г/нм³ — до закрытия D-09 значение 0,1 обусловлено расчётной η)</w:t>
             </w:r>
           </w:p>
         </w:tc>
@@ -630,7 +630,7 @@
                 <w:color w:val="8B0000"/>
                 <w:sz w:val="19"/>
               </w:rPr>
-              <w:t xml:space="preserve">диапазон 9–16 % по режимам; стабильность ±1,5 % абс. за 15 мин — контуром АСУ</w:t>
+              <w:t xml:space="preserve">диапазон 9–17 % по режимам (верх накрывает P90 = 16,6 % собственного Монте-Карло; драйвер — подсосы тракта); стабильность ±1,5 % абс. за 15 мин — контуром АСУ</w:t>
             </w:r>
           </w:p>
         </w:tc>
@@ -791,7 +791,7 @@
               <w:rPr>
                 <w:sz w:val="19"/>
               </w:rPr>
-              <w:t xml:space="preserve">точка росы 221/209 °C</w:t>
+              <w:t xml:space="preserve">точка росы 218/210 °C</w:t>
             </w:r>
           </w:p>
         </w:tc>
@@ -967,7 +967,7 @@
               <w:rPr>
                 <w:sz w:val="19"/>
               </w:rPr>
-              <w:t xml:space="preserve">7,6 млн кВт·ч/год с досчётом (ИД: 4,95)</w:t>
+              <w:t xml:space="preserve">7,7 млн кВт·ч/год с досчётом (ИД: 4,95)</w:t>
             </w:r>
           </w:p>
         </w:tc>
@@ -982,7 +982,7 @@
                 <w:color w:val="8B0000"/>
                 <w:sz w:val="19"/>
               </w:rPr>
-              <w:t xml:space="preserve">закладывать в ТЭП 7,6 млн кВт·ч/год; в ТУ — среднюю 1,0 МВт</w:t>
+              <w:t xml:space="preserve">закладывать в ТЭП 7,7 млн кВт·ч/год; в ТУ — среднюю 1,0 МВт</w:t>
             </w:r>
           </w:p>
         </w:tc>
@@ -2996,6 +2996,36 @@
         <w:t xml:space="preserve">91,3 млн нм³ × 16,33 % = 14,91 млн нм³</w:t>
       </w:r>
     </w:p>
+    <w:p>
+      <w:r>
+        <w:rPr>
+          <w:b/>
+          <w:sz w:val="20"/>
+        </w:rPr>
+        <w:t xml:space="preserve">O₂ воздуха подсосов (вычитается: поступает в тракт, а не с дутьём печи):  </w:t>
+      </w:r>
+      <w:r>
+        <w:rPr>
+          <w:sz w:val="20"/>
+        </w:rPr>
+        <w:t xml:space="preserve">(13 262 − 12 129)/1,15 × 7 920 × 0,2095 = 1,63 млн нм³</w:t>
+      </w:r>
+    </w:p>
+    <w:p>
+      <w:r>
+        <w:rPr>
+          <w:b/>
+          <w:sz w:val="20"/>
+        </w:rPr>
+        <w:t xml:space="preserve">Балансовая потребность за вычетом O₂ подсосов:  </w:t>
+      </w:r>
+      <w:r>
+        <w:rPr>
+          <w:sz w:val="20"/>
+        </w:rPr>
+        <w:t xml:space="preserve">26,80 + 14,91 − 1,63 = 40,08 млн нм³</w:t>
+      </w:r>
+    </w:p>
     <w:tbl>
       <w:tblPr>
         <w:tblW w:w="9638" w:type="dxa"/>
@@ -3172,7 +3202,7 @@
               <w:rPr>
                 <w:sz w:val="19"/>
               </w:rPr>
-              <w:t xml:space="preserve">Подача O₂ vs сведение баланса (SO₂ + твёрдые + газ), млн нм³/год — норма подачи превышает балансовую потребность ~ на 16 %</w:t>
+              <w:t xml:space="preserve">Подача O₂ vs сведение баланса (SO₂ + твёрдые + газ, за вычетом O₂ подсосов), млн нм³/год — норма подачи превышает балансовую потребность ~ на 16 %</w:t>
             </w:r>
           </w:p>
         </w:tc>
@@ -3240,7 +3270,7 @@
         <w:t xml:space="preserve">Вывод: </w:t>
       </w:r>
       <w:r>
-        <w:t xml:space="preserve">Связанный в твёрдых кислород (15,9 % прироста массы) подтверждает примечание ИД. Однако сведение всего кислородного баланса даёт: потребность (SO₂ + оксиды + кислород в газе на СКЦ) ≈ 40,1 млн нм³/год против подачи 46,7 млн нм³ по нормам табл. 26 — запас ~16 %. Вероятно, табл. 26 — норма расхода с запасом, а не баланс.</w:t>
+        <w:t xml:space="preserve">Связанный в твёрдых кислород (15,9 % прироста массы) подтверждает примечание ИД. Однако сведение всего кислородного баланса даёт: потребность (SO₂ + оксиды + кислород в газе на СКЦ, за вычетом O₂ подсосов ≈1,63 млн нм³) ≈ 40,1 млн нм³/год против подачи 46,7 млн нм³ по нормам табл. 26 — запас ~16 %. Вероятно, табл. 26 — норма расхода с запасом, а не баланс.</w:t>
       </w:r>
     </w:p>
     <w:p/>
@@ -3532,7 +3562,7 @@
         <w:rPr>
           <w:sz w:val="20"/>
         </w:rPr>
-        <w:t xml:space="preserve">11 300 ГДж/ч ÷ (3 190 − 440) = 4,109 т/ч</w:t>
+        <w:t xml:space="preserve">11 300 МДж/ч ÷ (3 190 − 440) = 4,109 т/ч</w:t>
       </w:r>
     </w:p>
     <w:tbl>
@@ -3975,7 +4005,7 @@
         <w:t xml:space="preserve">Вывод: </w:t>
       </w:r>
       <w:r>
-        <w:t xml:space="preserve">Неучтённые в табл. 26 потребители (воздуходувка ≈216 кВт, вакуум, аспирация) добавляют ≈351 кВт средней нагрузки — годовое электропотребление лота 1 растёт с 4,95 до ≈7,6 млн кВт·ч (+54 %). Для ТУ и ТЭП это надо заложить сразу; установленная мощность лота 1 с резервом — ориентировочно 1,6–1,9 МВт.</w:t>
+        <w:t xml:space="preserve">Неучтённые в табл. 26 потребители (воздуходувка ≈216 кВт, вакуум, аспирация) добавляют ≈351 кВт средней нагрузки — годовое электропотребление лота 1 растёт с 4,95 до ≈7,7 млн кВт·ч (976 кВт × 7 920 ч; +56 %). Для ТУ и ТЭП это надо заложить сразу; установленная мощность лота 1 с резервом — ориентировочно 1,6–1,9 МВт.</w:t>
       </w:r>
     </w:p>
     <w:p/>
@@ -4172,7 +4202,7 @@
               <w:rPr>
                 <w:sz w:val="19"/>
               </w:rPr>
-              <w:t xml:space="preserve">Баланс меди: вход − купорос − маточник, т/год — невязка 0,1 % от входа — сходится</w:t>
+              <w:t xml:space="preserve">Баланс меди: вход − купорос − маточник, т/год — невязка 0,1 т/год (≈0,001 % входа) — сходится</w:t>
             </w:r>
           </w:p>
         </w:tc>
@@ -7026,7 +7056,7 @@
               <w:rPr>
                 <w:sz w:val="19"/>
               </w:rPr>
-              <w:t xml:space="preserve">Доступная медь vs расчётная катодная ИД ч.2, т/год — остаток 1,45 % — потери ГМЦ 0,10 % и оборотная незавершёнка</w:t>
+              <w:t xml:space="preserve">Доступная медь vs расчётная катодная ИД ч.2, т/год — остаток 1,45 % — оборотная незавершёнка и неучтённые эффекты (потери ГМЦ 0,10 % уже входят в вычтенные 0,47 % и второй раз не считаются)</w:t>
             </w:r>
           </w:p>
         </w:tc>
@@ -7205,7 +7235,7 @@
         <w:rPr>
           <w:sz w:val="20"/>
         </w:rPr>
-        <w:t xml:space="preserve">221 °C</w:t>
+        <w:t xml:space="preserve">218 °C</w:t>
       </w:r>
     </w:p>
     <w:p>
@@ -7220,7 +7250,7 @@
         <w:rPr>
           <w:sz w:val="20"/>
         </w:rPr>
-        <w:t xml:space="preserve">209 °C</w:t>
+        <w:t xml:space="preserve">210 °C</w:t>
       </w:r>
     </w:p>
     <w:p>
@@ -7235,7 +7265,7 @@
         <w:rPr>
           <w:sz w:val="20"/>
         </w:rPr>
-        <w:t xml:space="preserve">166 °C</w:t>
+        <w:t xml:space="preserve">169 °C</w:t>
       </w:r>
     </w:p>
     <w:tbl>
@@ -7358,7 +7388,7 @@
               <w:rPr>
                 <w:sz w:val="19"/>
               </w:rPr>
-              <w:t xml:space="preserve">166,4</w:t>
+              <w:t xml:space="preserve">169,1</w:t>
             </w:r>
           </w:p>
         </w:tc>
@@ -7384,7 +7414,7 @@
               <w:rPr>
                 <w:sz w:val="19"/>
               </w:rPr>
-              <w:t xml:space="preserve">+10,92</w:t>
+              <w:t xml:space="preserve">+12,7</w:t>
             </w:r>
           </w:p>
         </w:tc>
@@ -7413,7 +7443,7 @@
         <w:t xml:space="preserve">Вывод: </w:t>
       </w:r>
       <w:r>
-        <w:t xml:space="preserve">Точка росы H₂SO₄ ≈ 221 °C (осн.) — в номинале тракт сухой, но конденсация начнётся на любой стенке холоднее ≈221 °C: требования БИ — минимальная температура стенок газоходов/бункеров ЭФ ≥ 240 °C (изоляция, обогрев холодных мостов), продувка тракта при остановках, кислотостойкое исполнение узлов подсосов. За коррозию тракта спросят на межремонтном пробеге.</w:t>
+        <w:t xml:space="preserve">Точка росы H₂SO₄ ≈ 218 °C (осн.) — в номинале тракт сухой, но конденсация начнётся на любой стенке холоднее ≈218 °C: требования БИ — минимальная температура стенок газоходов/бункеров ЭФ ≥ 240 °C (изоляция, обогрев холодных мостов), продувка тракта при остановках, кислотостойкое исполнение узлов подсосов. За коррозию тракта спросят на межремонтном пробеге.</w:t>
       </w:r>
     </w:p>
     <w:p/>
@@ -7440,7 +7470,7 @@
         <w:rPr>
           <w:sz w:val="19"/>
         </w:rPr>
-        <w:t xml:space="preserve">Геометрия печи (ИД ч.1, стр. 417–418): конус 21°: Ø6000 подина → Ø8390 газоход; высота конуса 6 450; решётка 583 сопла [ИД ч.1 разд. 2.3 (конструкция HATCH)] · Время пребывания / огарок: 9 ч при 930 °C; 10,34 т/ч номинал [ИД разд. 2.3; табл. 22/23] · Плотность псевдоожиженного слоя: ≈1,3 т/м³ (вспученное состояние) [оценка КВАНТ]</w:t>
+        <w:t xml:space="preserve">Геометрия печи (ИД ч.1, стр. 417–418): конус 21° (полный угол; уклон 0,18527 на сторону): Ø6000 подина → Ø8390 газоход; высота конуса 6 450; решётка 583 сопла [ИД ч.1 разд. 2.3 (конструкция HATCH)] · Время пребывания / огарок: 9 ч при 930 °C; 10,34 т/ч номинал [ИД разд. 2.3; табл. 22/23] · Плотность псевдоожиженного слоя: ≈1,3 т/м³ (вспученное состояние) [оценка КВАНТ]</w:t>
       </w:r>
     </w:p>
     <w:p>
@@ -7464,13 +7494,13 @@
           <w:b/>
           <w:sz w:val="20"/>
         </w:rPr>
-        <w:t xml:space="preserve">Высота слоя в конусе (решение V(h)):  </w:t>
-      </w:r>
-      <w:r>
-        <w:rPr>
-          <w:sz w:val="20"/>
-        </w:rPr>
-        <w:t xml:space="preserve">h ≈ 1,98 м; зеркало слоя Ø 7,5 м (44 м²)</w:t>
+        <w:t xml:space="preserve">Высота слоя в конусе (решение V(h), уклон 0,18527 на сторону):  </w:t>
+      </w:r>
+      <w:r>
+        <w:rPr>
+          <w:sz w:val="20"/>
+        </w:rPr>
+        <w:t xml:space="preserve">h ≈ 2,21 м; зеркало слоя Ø 6,82 м (36,5 м²)</w:t>
       </w:r>
     </w:p>
     <w:p>
@@ -7485,7 +7515,7 @@
         <w:rPr>
           <w:sz w:val="20"/>
         </w:rPr>
-        <w:t xml:space="preserve">324 т/сут ÷ 44 м² = 7,3 т/(м²·сут)</w:t>
+        <w:t xml:space="preserve">323,9 т/сут ÷ 36,5 м² = 8,86 т/(м²·сут)</w:t>
       </w:r>
     </w:p>
     <w:tbl>
@@ -7595,20 +7625,20 @@
               <w:rPr>
                 <w:sz w:val="19"/>
               </w:rPr>
-              <w:t xml:space="preserve">Высота слоя, м — 9-часовое пребывание в конусной печи даёт слой ~2 м — реалистично</w:t>
-            </w:r>
-          </w:p>
-        </w:tc>
-        <w:tc>
-          <w:tcPr>
-            <w:tcW w:w="1500" w:type="dxa"/>
-          </w:tcPr>
-          <w:p>
-            <w:r>
-              <w:rPr>
-                <w:sz w:val="19"/>
-              </w:rPr>
-              <w:t xml:space="preserve">1,98</w:t>
+              <w:t xml:space="preserve">Высота слоя, м — 9-часовое пребывание в конусной печи даёт слой ~2,2 м — в типовом диапазоне</w:t>
+            </w:r>
+          </w:p>
+        </w:tc>
+        <w:tc>
+          <w:tcPr>
+            <w:tcW w:w="1500" w:type="dxa"/>
+          </w:tcPr>
+          <w:p>
+            <w:r>
+              <w:rPr>
+                <w:sz w:val="19"/>
+              </w:rPr>
+              <w:t xml:space="preserve">2,21</w:t>
             </w:r>
           </w:p>
         </w:tc>
@@ -7634,7 +7664,7 @@
               <w:rPr>
                 <w:sz w:val="19"/>
               </w:rPr>
-              <w:t xml:space="preserve">-0,75</w:t>
+              <w:t xml:space="preserve">+10,75</w:t>
             </w:r>
           </w:p>
         </w:tc>
@@ -7664,20 +7694,20 @@
               <w:rPr>
                 <w:sz w:val="19"/>
               </w:rPr>
-              <w:t xml:space="preserve">Напряжённость по зеркалу слоя, т/(м²·сут) — конусная форма (Ø6→8,39 м) выводит напряжённость в норму — по подине была бы 11,5</w:t>
-            </w:r>
-          </w:p>
-        </w:tc>
-        <w:tc>
-          <w:tcPr>
-            <w:tcW w:w="1500" w:type="dxa"/>
-          </w:tcPr>
-          <w:p>
-            <w:r>
-              <w:rPr>
-                <w:sz w:val="19"/>
-              </w:rPr>
-              <w:t xml:space="preserve">7,29</w:t>
+              <w:t xml:space="preserve">Напряжённость по зеркалу слоя, т/(м²·сут) — ВЫШЕ диапазона 4–8 (по подине была бы 11,5; конус смягчает, но не выводит в норму) — запас площади пода вынесен вопросом Гипроникелю</w:t>
+            </w:r>
+          </w:p>
+        </w:tc>
+        <w:tc>
+          <w:tcPr>
+            <w:tcW w:w="1500" w:type="dxa"/>
+          </w:tcPr>
+          <w:p>
+            <w:r>
+              <w:rPr>
+                <w:sz w:val="19"/>
+              </w:rPr>
+              <w:t xml:space="preserve">8,86</w:t>
             </w:r>
           </w:p>
         </w:tc>
@@ -7703,7 +7733,7 @@
               <w:rPr>
                 <w:sz w:val="19"/>
               </w:rPr>
-              <w:t xml:space="preserve">+4,08</w:t>
+              <w:t xml:space="preserve">+26,64</w:t>
             </w:r>
           </w:p>
         </w:tc>
@@ -7715,10 +7745,10 @@
             <w:r>
               <w:rPr>
                 <w:b/>
-                <w:color w:val="1F7A1F"/>
-                <w:sz w:val="19"/>
-              </w:rPr>
-              <w:t xml:space="preserve">сходится</w:t>
+                <w:color w:val="B8860B"/>
+                <w:sz w:val="19"/>
+              </w:rPr>
+              <w:t xml:space="preserve">в допуске</w:t>
             </w:r>
           </w:p>
         </w:tc>
@@ -7732,7 +7762,7 @@
         <w:t xml:space="preserve">Вывод: </w:t>
       </w:r>
       <w:r>
-        <w:t xml:space="preserve">Фактическая геометрия печи HATCH проходит независимую проверку: слой ~2 м, зеркало Ø7,5 м, напряжённость 7,3 т/(м²·сут) — в мировом диапазоне. Конус 21° одновременно решает сепарацию (скорость газа падает к газоходу) — см. L1-FLUID. Геометрия передана в CFD-кейс взамен нашей цилиндрической оценки.</w:t>
+        <w:t xml:space="preserve">Пересчёт на фактической геометрии HATCH с корректным уклоном 0,18527 на сторону (21° по ИД — полный угол конуса Ø6000→Ø8390/6450): слой ~2,2 м, зеркало Ø6,8 м (36,5 м²), напряжённость 8,86 т/(м²·сут) — ВЫШЕ диапазона мировой практики 4–8: запас площади пода/зеркала требует подтверждения Гипроникелем (базис HATCH). Конус по-прежнему решает сепарацию (скорость газа падает к газоходу) — см. L1-FLUID. Геометрия передана в CFD-кейс взамен нашей цилиндрической оценки.</w:t>
       </w:r>
     </w:p>
     <w:p/>
@@ -7759,7 +7789,7 @@
         <w:rPr>
           <w:sz w:val="19"/>
         </w:rPr>
-        <w:t xml:space="preserve">Частицы: огарок 449 мкм (слой), концентрат 25,5 мкм (свежая шихта); ρ ≈ 5 300 кг/м³ (оценка) [ИД табл. 23 (крупности); оценка КВАНТ] · Газ в слое: 930 °C; ρ = 0,304 кг/м³; μ = 4,6·10⁻⁵ Па·с [справочные свойства] · Сечения конусной печи: подина 28 м² → зеркало слоя 44 м² → газоход 55 м² [ИД ч.1 стр. 417 (геометрия HATCH)]</w:t>
+        <w:t xml:space="preserve">Частицы: огарок 449 мкм (слой), концентрат 25,5 мкм (свежая шихта); ρ ≈ 5 300 кг/м³ (оценка) [ИД табл. 23 (крупности); оценка КВАНТ] · Газ в слое: 930 °C; ρ = 0,304 кг/м³; μ = 4,6·10⁻⁵ Па·с [справочные свойства] · Сечения конусной печи: подина 28 м² → зеркало слоя 36,5 м² → газоход 55 м² [подина и газоход — ИД ч.1 стр. 417 (геометрия HATCH); зеркало слоя — расчёт КВАНТ (L1-BED)]</w:t>
       </w:r>
     </w:p>
     <w:p>
@@ -7804,7 +7834,7 @@
         <w:rPr>
           <w:sz w:val="20"/>
         </w:rPr>
-        <w:t xml:space="preserve">подина 0,46 → зеркало 0,29 → газоход 0,23 м/с</w:t>
+        <w:t xml:space="preserve">подина 0,46 → зеркало 0,35 → газоход 0,23 м/с</w:t>
       </w:r>
     </w:p>
     <w:p>
@@ -7929,20 +7959,20 @@
               <w:rPr>
                 <w:sz w:val="19"/>
               </w:rPr>
-              <w:t xml:space="preserve">Число псевдоожижения на зеркале слоя u/u_mf — у подины 3,3 (энергичное кипение), к зеркалу 2,1 — конус гасит скорость</w:t>
-            </w:r>
-          </w:p>
-        </w:tc>
-        <w:tc>
-          <w:tcPr>
-            <w:tcW w:w="1500" w:type="dxa"/>
-          </w:tcPr>
-          <w:p>
-            <w:r>
-              <w:rPr>
-                <w:sz w:val="19"/>
-              </w:rPr>
-              <w:t xml:space="preserve">2,12</w:t>
+              <w:t xml:space="preserve">Число псевдоожижения на зеркале слоя u/u_mf — у подины 3,3 (энергичное кипение), к зеркалу 2,6 — конус гасит скорость</w:t>
+            </w:r>
+          </w:p>
+        </w:tc>
+        <w:tc>
+          <w:tcPr>
+            <w:tcW w:w="1500" w:type="dxa"/>
+          </w:tcPr>
+          <w:p>
+            <w:r>
+              <w:rPr>
+                <w:sz w:val="19"/>
+              </w:rPr>
+              <w:t xml:space="preserve">2,58</w:t>
             </w:r>
           </w:p>
         </w:tc>
@@ -7968,7 +7998,7 @@
               <w:rPr>
                 <w:sz w:val="19"/>
               </w:rPr>
-              <w:t xml:space="preserve">+5,85</w:t>
+              <w:t xml:space="preserve">+28,8</w:t>
             </w:r>
           </w:p>
         </w:tc>
@@ -8011,7 +8041,7 @@
               <w:rPr>
                 <w:sz w:val="19"/>
               </w:rPr>
-              <w:t xml:space="preserve">7,14</w:t>
+              <w:t xml:space="preserve">8,69</w:t>
             </w:r>
           </w:p>
         </w:tc>
@@ -8037,7 +8067,7 @@
               <w:rPr>
                 <w:sz w:val="19"/>
               </w:rPr>
-              <w:t xml:space="preserve">+42,87</w:t>
+              <w:t xml:space="preserve">+73,85</w:t>
             </w:r>
           </w:p>
         </w:tc>

--- a/ove/public/docs/ove75-raschet.docx
+++ b/ove/public/docs/ove75-raschet.docx
@@ -19,7 +19,7 @@
         <w:rPr>
           <w:sz w:val="20"/>
         </w:rPr>
-        <w:t xml:space="preserve">АО «Кольская ГМК», комплекс «обжиг–выщелачивание–электроэкстракция» 75 000 т/год. Сборка 2026-08-27. К ТЗ на БИ v4.1 от 25.08.2026 (историческая база сверок — ИД ч.1/ч.2).</w:t>
+        <w:t xml:space="preserve">АО «Кольская ГМК», комплекс «обжиг–выщелачивание–электроэкстракция» 75 000 т/год. Сборка 2026-08-28. К ТЗ на БИ v4.1 от 25.08.2026 (историческая база сверок — ИД ч.1/ч.2).</w:t>
       </w:r>
     </w:p>
     <w:p>

--- a/ove/public/docs/ove75-raschet.docx
+++ b/ove/public/docs/ove75-raschet.docx
@@ -19,7 +19,7 @@
         <w:rPr>
           <w:sz w:val="20"/>
         </w:rPr>
-        <w:t xml:space="preserve">АО «Кольская ГМК», комплекс «обжиг–выщелачивание–электроэкстракция» 75 000 т/год. Сборка 2026-08-28. К ТЗ на БИ v4.1 от 25.08.2026 (историческая база сверок — ИД ч.1/ч.2).</w:t>
+        <w:t xml:space="preserve">АО «Кольская ГМК», комплекс «обжиг–выщелачивание–электроэкстракция» 75 000 т/год. Сборка 2026-09-01. К ТЗ на БИ v4.1 от 25.08.2026 (историческая база сверок — ИД ч.1/ч.2).</w:t>
       </w:r>
     </w:p>
     <w:p>
